--- a/public/assets/tds/NSC.docx
+++ b/public/assets/tds/NSC.docx
@@ -8,23 +8,22 @@
       </w:pPr>
       <w:r>
         <w:rPr>
-          <w:noProof/>
           <w:sz w:val="20"/>
           <w:szCs w:val="20"/>
         </w:rPr>
         <w:drawing>
-          <wp:anchor distT="0" distB="0" distL="114300" distR="114300" simplePos="0" relativeHeight="251659264" behindDoc="0" locked="0" layoutInCell="1" allowOverlap="1" wp14:anchorId="52A38EF2" wp14:editId="67AFB327">
+          <wp:anchor distT="0" distB="0" distL="114300" distR="114300" simplePos="0" relativeHeight="251658240" behindDoc="0" locked="0" layoutInCell="1" allowOverlap="1" wp14:anchorId="7201D486" wp14:editId="1034ACE1">
             <wp:simplePos x="0" y="0"/>
-            <wp:positionH relativeFrom="margin">
-              <wp:posOffset>3660775</wp:posOffset>
+            <wp:positionH relativeFrom="page">
+              <wp:posOffset>3526790</wp:posOffset>
             </wp:positionH>
             <wp:positionV relativeFrom="margin">
-              <wp:posOffset>331470</wp:posOffset>
+              <wp:posOffset>536575</wp:posOffset>
             </wp:positionV>
-            <wp:extent cx="3252470" cy="1538605"/>
-            <wp:effectExtent l="0" t="0" r="5080" b="4445"/>
+            <wp:extent cx="3850005" cy="1440180"/>
+            <wp:effectExtent l="0" t="0" r="0" b="7620"/>
             <wp:wrapSquare wrapText="bothSides"/>
-            <wp:docPr id="1271774375" name="Picture 1"/>
+            <wp:docPr id="1384965690" name="Picture 1"/>
             <wp:cNvGraphicFramePr>
               <a:graphicFrameLocks xmlns:a="http://schemas.openxmlformats.org/drawingml/2006/main" noChangeAspect="1"/>
             </wp:cNvGraphicFramePr>
@@ -32,11 +31,17 @@
               <a:graphicData uri="http://schemas.openxmlformats.org/drawingml/2006/picture">
                 <pic:pic xmlns:pic="http://schemas.openxmlformats.org/drawingml/2006/picture">
                   <pic:nvPicPr>
-                    <pic:cNvPr id="1271774375" name=""/>
+                    <pic:cNvPr id="1384965690" name=""/>
                     <pic:cNvPicPr/>
                   </pic:nvPicPr>
                   <pic:blipFill>
-                    <a:blip r:embed="rId7"/>
+                    <a:blip r:embed="rId7" cstate="print">
+                      <a:extLst>
+                        <a:ext uri="{28A0092B-C50C-407E-A947-70E740481C1C}">
+                          <a14:useLocalDpi xmlns:a14="http://schemas.microsoft.com/office/drawing/2010/main" val="0"/>
+                        </a:ext>
+                      </a:extLst>
+                    </a:blip>
                     <a:stretch>
                       <a:fillRect/>
                     </a:stretch>
@@ -44,7 +49,7 @@
                   <pic:spPr>
                     <a:xfrm>
                       <a:off x="0" y="0"/>
-                      <a:ext cx="3252470" cy="1538605"/>
+                      <a:ext cx="3850005" cy="1440180"/>
                     </a:xfrm>
                     <a:prstGeom prst="rect">
                       <a:avLst/>
@@ -69,7 +74,25 @@
           <w:color w:val="101820"/>
           <w:sz w:val="62"/>
         </w:rPr>
-        <w:t>NLV</w:t>
+        <w:t>N</w:t>
+      </w:r>
+      <w:r>
+        <w:rPr>
+          <w:rFonts w:ascii="Aptos Display" w:hAnsi="Aptos Display"/>
+          <w:b/>
+          <w:color w:val="101820"/>
+          <w:sz w:val="62"/>
+        </w:rPr>
+        <w:t>S</w:t>
+      </w:r>
+      <w:r>
+        <w:rPr>
+          <w:rFonts w:ascii="Aptos Display" w:hAnsi="Aptos Display"/>
+          <w:b/>
+          <w:color w:val="101820"/>
+          <w:sz w:val="62"/>
+        </w:rPr>
+        <w:t>C</w:t>
       </w:r>
       <w:r>
         <w:t xml:space="preserve"> </w:t>
@@ -78,59 +101,32 @@
         <w:tab/>
       </w:r>
       <w:r>
-        <w:rPr>
-          <w:b/>
-          <w:color w:val="F2A51A"/>
-          <w:sz w:val="26"/>
-        </w:rPr>
-        <w:t>LABEL VOIDED FILM</w:t>
-      </w:r>
-    </w:p>
-    <w:p>
-      <w:pPr>
-        <w:spacing w:before="120" w:after="60"/>
-        <w:rPr>
-          <w:sz w:val="20"/>
-          <w:szCs w:val="20"/>
-        </w:rPr>
-      </w:pPr>
-      <w:r>
-        <w:rPr>
-          <w:b/>
-          <w:color w:val="F2A51A"/>
-          <w:sz w:val="20"/>
-          <w:szCs w:val="20"/>
-        </w:rPr>
-        <w:t>PRODUCT OVERVIEW</w:t>
+        <w:t xml:space="preserve">    </w:t>
       </w:r>
       <w:r>
         <w:rPr>
           <w:b/>
-          <w:color w:val="F2A51A"/>
-          <w:sz w:val="20"/>
-          <w:szCs w:val="20"/>
+          <w:color w:val="FC6B00"/>
+          <w:sz w:val="26"/>
         </w:rPr>
-        <w:br/>
+        <w:t>Transparent</w:t>
       </w:r>
       <w:r>
         <w:rPr>
-          <w:sz w:val="20"/>
-          <w:szCs w:val="20"/>
+          <w:b/>
+          <w:color w:val="FC6B00"/>
+          <w:sz w:val="26"/>
         </w:rPr>
-        <w:t>NLV is a coextruded BOPP film with a micro-voided core structure, developed as a lightweight substrate for label and packaging applications. The film combines a multilayer construction with a controlled surface structure to provide consistent performance during converting.</w:t>
+        <w:t xml:space="preserve"> </w:t>
       </w:r>
-    </w:p>
-    <w:p>
-      <w:pPr>
-        <w:spacing w:before="120" w:after="60"/>
+      <w:r>
         <w:rPr>
-          <w:rFonts w:ascii="Aptos Display" w:hAnsi="Aptos Display"/>
           <w:b/>
-          <w:color w:val="F2A51A"/>
-          <w:sz w:val="20"/>
-          <w:szCs w:val="20"/>
+          <w:color w:val="FC6B00"/>
+          <w:sz w:val="26"/>
         </w:rPr>
-      </w:pPr>
+        <w:t>Film</w:t>
+      </w:r>
     </w:p>
     <w:p>
       <w:pPr>
@@ -151,23 +147,51 @@
           <w:docGrid w:linePitch="360"/>
         </w:sectPr>
       </w:pPr>
-    </w:p>
-    <w:p>
-      <w:pPr>
-        <w:spacing w:before="120" w:after="60"/>
+      <w:r>
         <w:rPr>
-          <w:rFonts w:ascii="Aptos Display" w:hAnsi="Aptos Display"/>
+          <w:b/>
+          <w:color w:val="FC6B00"/>
+          <w:sz w:val="20"/>
+          <w:szCs w:val="20"/>
+        </w:rPr>
+        <w:t>PRODUCT OVERVIEW</w:t>
+      </w:r>
+      <w:r>
+        <w:t xml:space="preserve"> </w:t>
+      </w:r>
+      <w:r>
+        <w:rPr>
           <w:b/>
           <w:color w:val="F2A51A"/>
           <w:sz w:val="20"/>
           <w:szCs w:val="20"/>
         </w:rPr>
+        <w:br/>
+      </w:r>
+      <w:r>
+        <w:rPr>
+          <w:sz w:val="20"/>
+          <w:szCs w:val="20"/>
+        </w:rPr>
+        <w:t>NSC is a coextruded, heat-sealable BOPP film designed for food and general-purpose packaging. It offers excellent transparency, gloss, sealing performance, and printability, making it suitable for rotogravure, flexographic printing, and lamination.</w:t>
+      </w:r>
+    </w:p>
+    <w:p>
+      <w:pPr>
+        <w:spacing w:before="120" w:after="60"/>
+        <w:rPr>
+          <w:rFonts w:ascii="Aptos Display" w:hAnsi="Aptos Display"/>
+          <w:b/>
+          <w:color w:val="FC6B00"/>
+          <w:sz w:val="20"/>
+          <w:szCs w:val="20"/>
+        </w:rPr>
       </w:pPr>
       <w:r>
         <w:rPr>
           <w:rFonts w:ascii="Aptos Display" w:hAnsi="Aptos Display"/>
           <w:b/>
-          <w:color w:val="F2A51A"/>
+          <w:color w:val="FC6B00"/>
           <w:sz w:val="20"/>
           <w:szCs w:val="20"/>
         </w:rPr>
@@ -179,13 +203,16 @@
         <w:pStyle w:val="ListParagraph"/>
         <w:numPr>
           <w:ilvl w:val="0"/>
-          <w:numId w:val="1"/>
+          <w:numId w:val="17"/>
         </w:numPr>
-        <w:spacing w:after="0"/>
+        <w:spacing w:before="120" w:after="60"/>
         <w:rPr>
+          <w:rFonts w:ascii="Aptos" w:hAnsi="Aptos"/>
           <w:bCs/>
+          <w:color w:val="101820"/>
           <w:sz w:val="20"/>
           <w:szCs w:val="20"/>
+          <w:lang/>
         </w:rPr>
       </w:pPr>
       <w:r>
@@ -195,8 +222,9 @@
           <w:color w:val="101820"/>
           <w:sz w:val="20"/>
           <w:szCs w:val="20"/>
+          <w:lang/>
         </w:rPr>
-        <w:t>High opacity and whiteness</w:t>
+        <w:t xml:space="preserve">Excellent transparency &amp; gloss </w:t>
       </w:r>
     </w:p>
     <w:p>
@@ -204,9 +232,125 @@
         <w:pStyle w:val="ListParagraph"/>
         <w:numPr>
           <w:ilvl w:val="0"/>
-          <w:numId w:val="1"/>
+          <w:numId w:val="17"/>
         </w:numPr>
-        <w:spacing w:after="0"/>
+        <w:spacing w:before="120" w:after="60"/>
+        <w:rPr>
+          <w:rFonts w:ascii="Aptos" w:hAnsi="Aptos"/>
+          <w:bCs/>
+          <w:color w:val="101820"/>
+          <w:sz w:val="20"/>
+          <w:szCs w:val="20"/>
+          <w:lang/>
+        </w:rPr>
+      </w:pPr>
+      <w:r>
+        <w:rPr>
+          <w:rFonts w:ascii="Aptos" w:hAnsi="Aptos"/>
+          <w:bCs/>
+          <w:color w:val="101820"/>
+          <w:sz w:val="20"/>
+          <w:szCs w:val="20"/>
+          <w:lang/>
+        </w:rPr>
+        <w:t xml:space="preserve">Wide sealing range </w:t>
+      </w:r>
+    </w:p>
+    <w:p>
+      <w:pPr>
+        <w:pStyle w:val="ListParagraph"/>
+        <w:numPr>
+          <w:ilvl w:val="0"/>
+          <w:numId w:val="17"/>
+        </w:numPr>
+        <w:spacing w:before="120" w:after="60"/>
+        <w:rPr>
+          <w:rFonts w:ascii="Aptos" w:hAnsi="Aptos"/>
+          <w:bCs/>
+          <w:color w:val="101820"/>
+          <w:sz w:val="20"/>
+          <w:szCs w:val="20"/>
+          <w:lang/>
+        </w:rPr>
+      </w:pPr>
+      <w:r>
+        <w:rPr>
+          <w:rFonts w:ascii="Aptos" w:hAnsi="Aptos"/>
+          <w:bCs/>
+          <w:color w:val="101820"/>
+          <w:sz w:val="20"/>
+          <w:szCs w:val="20"/>
+          <w:lang/>
+        </w:rPr>
+        <w:t xml:space="preserve">Good seal strength </w:t>
+      </w:r>
+    </w:p>
+    <w:p>
+      <w:pPr>
+        <w:pStyle w:val="ListParagraph"/>
+        <w:numPr>
+          <w:ilvl w:val="0"/>
+          <w:numId w:val="17"/>
+        </w:numPr>
+        <w:spacing w:before="120" w:after="60"/>
+        <w:rPr>
+          <w:rFonts w:ascii="Aptos" w:hAnsi="Aptos"/>
+          <w:bCs/>
+          <w:color w:val="101820"/>
+          <w:sz w:val="20"/>
+          <w:szCs w:val="20"/>
+          <w:lang/>
+        </w:rPr>
+      </w:pPr>
+      <w:r>
+        <w:rPr>
+          <w:rFonts w:ascii="Aptos" w:hAnsi="Aptos"/>
+          <w:bCs/>
+          <w:color w:val="101820"/>
+          <w:sz w:val="20"/>
+          <w:szCs w:val="20"/>
+          <w:lang/>
+        </w:rPr>
+        <w:t xml:space="preserve">Excellent hot tack </w:t>
+      </w:r>
+    </w:p>
+    <w:p>
+      <w:pPr>
+        <w:pStyle w:val="ListParagraph"/>
+        <w:numPr>
+          <w:ilvl w:val="0"/>
+          <w:numId w:val="17"/>
+        </w:numPr>
+        <w:spacing w:before="120" w:after="60"/>
+        <w:rPr>
+          <w:rFonts w:ascii="Aptos" w:hAnsi="Aptos"/>
+          <w:bCs/>
+          <w:color w:val="101820"/>
+          <w:sz w:val="20"/>
+          <w:szCs w:val="20"/>
+          <w:lang/>
+        </w:rPr>
+      </w:pPr>
+      <w:r>
+        <w:rPr>
+          <w:rFonts w:ascii="Aptos" w:hAnsi="Aptos"/>
+          <w:bCs/>
+          <w:color w:val="101820"/>
+          <w:sz w:val="20"/>
+          <w:szCs w:val="20"/>
+          <w:lang/>
+        </w:rPr>
+        <w:t xml:space="preserve">High mechanical properties &amp; stiffness </w:t>
+      </w:r>
+    </w:p>
+    <w:p>
+      <w:pPr>
+        <w:pStyle w:val="ListParagraph"/>
+        <w:numPr>
+          <w:ilvl w:val="0"/>
+          <w:numId w:val="17"/>
+        </w:numPr>
+        <w:spacing w:before="120" w:after="60"/>
         <w:rPr>
           <w:rFonts w:ascii="Aptos" w:hAnsi="Aptos"/>
           <w:bCs/>
@@ -222,18 +366,14 @@
           <w:color w:val="101820"/>
           <w:sz w:val="20"/>
           <w:szCs w:val="20"/>
+          <w:lang/>
         </w:rPr>
         <w:t>Excellent web flatness</w:t>
       </w:r>
     </w:p>
     <w:p>
       <w:pPr>
-        <w:pStyle w:val="ListParagraph"/>
-        <w:numPr>
-          <w:ilvl w:val="0"/>
-          <w:numId w:val="1"/>
-        </w:numPr>
-        <w:spacing w:after="0"/>
+        <w:spacing w:before="120" w:after="60"/>
         <w:rPr>
           <w:rFonts w:ascii="Aptos" w:hAnsi="Aptos"/>
           <w:bCs/>
@@ -242,7 +382,12 @@
           <w:szCs w:val="20"/>
         </w:rPr>
       </w:pPr>
-      <w:r>
+    </w:p>
+    <w:p>
+      <w:pPr>
+        <w:pStyle w:val="ListParagraph"/>
+        <w:spacing w:before="120" w:after="60"/>
+        <w:ind w:left="0"/>
         <w:rPr>
           <w:rFonts w:ascii="Aptos" w:hAnsi="Aptos"/>
           <w:bCs/>
@@ -250,104 +395,12 @@
           <w:sz w:val="20"/>
           <w:szCs w:val="20"/>
         </w:rPr>
-        <w:t>High gloss on treated surface</w:t>
-      </w:r>
-    </w:p>
-    <w:p>
-      <w:pPr>
-        <w:pStyle w:val="ListParagraph"/>
-        <w:numPr>
-          <w:ilvl w:val="0"/>
-          <w:numId w:val="1"/>
-        </w:numPr>
-        <w:spacing w:after="0"/>
-        <w:rPr>
-          <w:rFonts w:ascii="Aptos" w:hAnsi="Aptos"/>
-          <w:bCs/>
-          <w:color w:val="101820"/>
-          <w:sz w:val="20"/>
-          <w:szCs w:val="20"/>
-        </w:rPr>
-      </w:pPr>
-      <w:r>
-        <w:rPr>
-          <w:rFonts w:ascii="Aptos" w:hAnsi="Aptos"/>
-          <w:bCs/>
-          <w:color w:val="101820"/>
-          <w:sz w:val="20"/>
-          <w:szCs w:val="20"/>
-        </w:rPr>
-        <w:t>Rotogravure &amp; flexographic printing</w:t>
-      </w:r>
-    </w:p>
-    <w:p>
-      <w:pPr>
-        <w:pStyle w:val="ListParagraph"/>
-        <w:numPr>
-          <w:ilvl w:val="0"/>
-          <w:numId w:val="1"/>
-        </w:numPr>
-        <w:spacing w:after="0"/>
-        <w:rPr>
-          <w:rFonts w:ascii="Aptos" w:hAnsi="Aptos"/>
-          <w:bCs/>
-          <w:color w:val="101820"/>
-          <w:sz w:val="20"/>
-          <w:szCs w:val="20"/>
-        </w:rPr>
-      </w:pPr>
-      <w:r>
-        <w:rPr>
-          <w:rFonts w:ascii="Aptos" w:hAnsi="Aptos"/>
-          <w:bCs/>
-          <w:color w:val="101820"/>
-          <w:sz w:val="20"/>
-          <w:szCs w:val="20"/>
-        </w:rPr>
-        <w:t>High mechanical properties</w:t>
-      </w:r>
-    </w:p>
-    <w:p>
-      <w:pPr>
-        <w:pStyle w:val="ListParagraph"/>
-        <w:numPr>
-          <w:ilvl w:val="0"/>
-          <w:numId w:val="1"/>
-        </w:numPr>
-        <w:spacing w:before="120" w:after="60"/>
-        <w:rPr>
-          <w:bCs/>
-          <w:sz w:val="20"/>
-          <w:szCs w:val="20"/>
-        </w:rPr>
-      </w:pPr>
-      <w:r>
-        <w:rPr>
-          <w:rFonts w:ascii="Aptos" w:hAnsi="Aptos"/>
-          <w:bCs/>
-          <w:color w:val="101820"/>
-          <w:sz w:val="20"/>
-          <w:szCs w:val="20"/>
-        </w:rPr>
-        <w:t>High stiffness</w:t>
-      </w:r>
-    </w:p>
-    <w:p>
-      <w:pPr>
-        <w:spacing w:before="120" w:after="60"/>
-        <w:rPr>
-          <w:rFonts w:ascii="Aptos Display" w:hAnsi="Aptos Display"/>
-          <w:b/>
-          <w:color w:val="F2A51A"/>
-          <w:sz w:val="20"/>
-          <w:szCs w:val="20"/>
-        </w:rPr>
       </w:pPr>
       <w:r>
         <w:rPr>
           <w:rFonts w:ascii="Aptos Display" w:hAnsi="Aptos Display"/>
           <w:b/>
-          <w:color w:val="F2A51A"/>
+          <w:color w:val="FC6B00"/>
           <w:sz w:val="20"/>
           <w:szCs w:val="20"/>
         </w:rPr>
@@ -359,7 +412,7 @@
         <w:pStyle w:val="ListParagraph"/>
         <w:numPr>
           <w:ilvl w:val="0"/>
-          <w:numId w:val="2"/>
+          <w:numId w:val="17"/>
         </w:numPr>
         <w:spacing w:before="120" w:after="60"/>
         <w:rPr>
@@ -367,6 +420,7 @@
           <w:bCs/>
           <w:sz w:val="20"/>
           <w:szCs w:val="20"/>
+          <w:lang/>
         </w:rPr>
       </w:pPr>
       <w:r>
@@ -375,8 +429,9 @@
           <w:bCs/>
           <w:sz w:val="20"/>
           <w:szCs w:val="20"/>
+          <w:lang/>
         </w:rPr>
-        <w:t>Wrap-Around Labels</w:t>
+        <w:t xml:space="preserve">Food &amp; general packaging </w:t>
       </w:r>
     </w:p>
     <w:p>
@@ -384,7 +439,7 @@
         <w:pStyle w:val="ListParagraph"/>
         <w:numPr>
           <w:ilvl w:val="0"/>
-          <w:numId w:val="2"/>
+          <w:numId w:val="17"/>
         </w:numPr>
         <w:spacing w:before="120" w:after="60"/>
         <w:rPr>
@@ -392,6 +447,7 @@
           <w:bCs/>
           <w:sz w:val="20"/>
           <w:szCs w:val="20"/>
+          <w:lang/>
         </w:rPr>
       </w:pPr>
       <w:r>
@@ -400,8 +456,9 @@
           <w:bCs/>
           <w:sz w:val="20"/>
           <w:szCs w:val="20"/>
+          <w:lang/>
         </w:rPr>
-        <w:t>Over-Wrap</w:t>
+        <w:t xml:space="preserve">Lamination </w:t>
       </w:r>
     </w:p>
     <w:p>
@@ -409,7 +466,7 @@
         <w:pStyle w:val="ListParagraph"/>
         <w:numPr>
           <w:ilvl w:val="0"/>
-          <w:numId w:val="2"/>
+          <w:numId w:val="17"/>
         </w:numPr>
         <w:spacing w:before="120" w:after="60"/>
         <w:rPr>
@@ -417,6 +474,7 @@
           <w:bCs/>
           <w:sz w:val="20"/>
           <w:szCs w:val="20"/>
+          <w:lang/>
         </w:rPr>
       </w:pPr>
       <w:r>
@@ -425,8 +483,9 @@
           <w:bCs/>
           <w:sz w:val="20"/>
           <w:szCs w:val="20"/>
+          <w:lang/>
         </w:rPr>
-        <w:t>Bottle &amp; Container Labels</w:t>
+        <w:t xml:space="preserve">Rotogravure printing </w:t>
       </w:r>
     </w:p>
     <w:p>
@@ -434,7 +493,7 @@
         <w:pStyle w:val="ListParagraph"/>
         <w:numPr>
           <w:ilvl w:val="0"/>
-          <w:numId w:val="2"/>
+          <w:numId w:val="17"/>
         </w:numPr>
         <w:spacing w:before="120" w:after="60"/>
         <w:rPr>
@@ -442,6 +501,7 @@
           <w:bCs/>
           <w:sz w:val="20"/>
           <w:szCs w:val="20"/>
+          <w:lang w:val="fr-FR"/>
         </w:rPr>
       </w:pPr>
       <w:r>
@@ -450,62 +510,21 @@
           <w:bCs/>
           <w:sz w:val="20"/>
           <w:szCs w:val="20"/>
+          <w:lang/>
         </w:rPr>
-        <w:t>Food &amp; Beverage Labels</w:t>
+        <w:t>Flexographic printing</w:t>
       </w:r>
     </w:p>
     <w:p>
       <w:pPr>
-        <w:pStyle w:val="ListParagraph"/>
-        <w:numPr>
-          <w:ilvl w:val="0"/>
-          <w:numId w:val="2"/>
-        </w:numPr>
         <w:spacing w:before="120" w:after="60"/>
         <w:rPr>
           <w:rFonts w:ascii="Aptos Display" w:hAnsi="Aptos Display"/>
-          <w:bCs/>
+          <w:b/>
+          <w:color w:val="FC6B00"/>
           <w:sz w:val="20"/>
           <w:szCs w:val="20"/>
         </w:rPr>
-      </w:pPr>
-      <w:r>
-        <w:rPr>
-          <w:rFonts w:ascii="Aptos Display" w:hAnsi="Aptos Display"/>
-          <w:bCs/>
-          <w:sz w:val="20"/>
-          <w:szCs w:val="20"/>
-        </w:rPr>
-        <w:t>Household Product Labels</w:t>
-      </w:r>
-    </w:p>
-    <w:p>
-      <w:pPr>
-        <w:pStyle w:val="ListParagraph"/>
-        <w:numPr>
-          <w:ilvl w:val="0"/>
-          <w:numId w:val="2"/>
-        </w:numPr>
-        <w:spacing w:before="120" w:after="60"/>
-        <w:rPr>
-          <w:rFonts w:ascii="Aptos Display" w:hAnsi="Aptos Display"/>
-          <w:bCs/>
-          <w:sz w:val="20"/>
-          <w:szCs w:val="20"/>
-        </w:rPr>
-      </w:pPr>
-      <w:r>
-        <w:rPr>
-          <w:rFonts w:ascii="Aptos Display" w:hAnsi="Aptos Display"/>
-          <w:bCs/>
-          <w:sz w:val="20"/>
-          <w:szCs w:val="20"/>
-        </w:rPr>
-        <w:t>Personal Care Labels</w:t>
-      </w:r>
-    </w:p>
-    <w:p>
-      <w:pPr>
         <w:sectPr>
           <w:type w:val="continuous"/>
           <w:pgSz w:w="11906" w:h="16838"/>
@@ -521,7 +540,7 @@
         <w:rPr>
           <w:rFonts w:ascii="Aptos Display" w:hAnsi="Aptos Display"/>
           <w:b/>
-          <w:color w:val="F2A51A"/>
+          <w:color w:val="FC6B00"/>
           <w:sz w:val="20"/>
           <w:szCs w:val="20"/>
         </w:rPr>
@@ -530,7 +549,7 @@
         <w:rPr>
           <w:rFonts w:ascii="Aptos Display" w:hAnsi="Aptos Display"/>
           <w:b/>
-          <w:color w:val="F2A51A"/>
+          <w:color w:val="FC6B00"/>
           <w:sz w:val="20"/>
           <w:szCs w:val="20"/>
         </w:rPr>
@@ -539,7 +558,7 @@
     </w:p>
     <w:tbl>
       <w:tblPr>
-        <w:tblW w:w="0" w:type="auto"/>
+        <w:tblW w:w="10457" w:type="dxa"/>
         <w:jc w:val="center"/>
         <w:tblBorders>
           <w:top w:val="single" w:sz="4" w:space="0" w:color="auto"/>
@@ -552,12 +571,17 @@
         <w:tblLook w:val="04A0" w:firstRow="1" w:lastRow="0" w:firstColumn="1" w:lastColumn="0" w:noHBand="0" w:noVBand="1"/>
       </w:tblPr>
       <w:tblGrid>
-        <w:gridCol w:w="2673"/>
-        <w:gridCol w:w="993"/>
-        <w:gridCol w:w="850"/>
-        <w:gridCol w:w="1985"/>
-        <w:gridCol w:w="1984"/>
-        <w:gridCol w:w="1846"/>
+        <w:gridCol w:w="2631"/>
+        <w:gridCol w:w="980"/>
+        <w:gridCol w:w="1100"/>
+        <w:gridCol w:w="982"/>
+        <w:gridCol w:w="29"/>
+        <w:gridCol w:w="952"/>
+        <w:gridCol w:w="30"/>
+        <w:gridCol w:w="951"/>
+        <w:gridCol w:w="15"/>
+        <w:gridCol w:w="967"/>
+        <w:gridCol w:w="1820"/>
       </w:tblGrid>
       <w:tr>
         <w:trPr>
@@ -566,7 +590,7 @@
         </w:trPr>
         <w:tc>
           <w:tcPr>
-            <w:tcW w:w="3666" w:type="dxa"/>
+            <w:tcW w:w="3611" w:type="dxa"/>
             <w:gridSpan w:val="2"/>
             <w:shd w:val="clear" w:color="auto" w:fill="101820"/>
             <w:vAlign w:val="center"/>
@@ -593,7 +617,7 @@
         </w:tc>
         <w:tc>
           <w:tcPr>
-            <w:tcW w:w="850" w:type="dxa"/>
+            <w:tcW w:w="1100" w:type="dxa"/>
             <w:shd w:val="clear" w:color="auto" w:fill="101820"/>
             <w:vAlign w:val="center"/>
           </w:tcPr>
@@ -620,8 +644,8 @@
         </w:tc>
         <w:tc>
           <w:tcPr>
-            <w:tcW w:w="3969" w:type="dxa"/>
-            <w:gridSpan w:val="2"/>
+            <w:tcW w:w="3926" w:type="dxa"/>
+            <w:gridSpan w:val="7"/>
             <w:shd w:val="clear" w:color="auto" w:fill="101820"/>
             <w:vAlign w:val="center"/>
           </w:tcPr>
@@ -648,7 +672,7 @@
         </w:tc>
         <w:tc>
           <w:tcPr>
-            <w:tcW w:w="1846" w:type="dxa"/>
+            <w:tcW w:w="1820" w:type="dxa"/>
             <w:shd w:val="clear" w:color="auto" w:fill="101820"/>
             <w:vAlign w:val="center"/>
           </w:tcPr>
@@ -681,7 +705,7 @@
         </w:trPr>
         <w:tc>
           <w:tcPr>
-            <w:tcW w:w="3666" w:type="dxa"/>
+            <w:tcW w:w="3611" w:type="dxa"/>
             <w:gridSpan w:val="2"/>
             <w:vAlign w:val="center"/>
           </w:tcPr>
@@ -707,12 +731,13 @@
         </w:tc>
         <w:tc>
           <w:tcPr>
-            <w:tcW w:w="850" w:type="dxa"/>
-            <w:vAlign w:val="center"/>
-          </w:tcPr>
-          <w:p>
-            <w:pPr>
-              <w:spacing w:after="0" w:line="360" w:lineRule="auto"/>
+            <w:tcW w:w="1100" w:type="dxa"/>
+            <w:vAlign w:val="center"/>
+          </w:tcPr>
+          <w:p>
+            <w:pPr>
+              <w:spacing w:after="0" w:line="360" w:lineRule="auto"/>
+              <w:jc w:val="center"/>
               <w:rPr>
                 <w:sz w:val="20"/>
                 <w:szCs w:val="20"/>
@@ -731,7 +756,7 @@
         </w:tc>
         <w:tc>
           <w:tcPr>
-            <w:tcW w:w="1985" w:type="dxa"/>
+            <w:tcW w:w="982" w:type="dxa"/>
             <w:vAlign w:val="center"/>
           </w:tcPr>
           <w:p>
@@ -750,13 +775,14 @@
                 <w:sz w:val="20"/>
                 <w:szCs w:val="20"/>
               </w:rPr>
-              <w:t>38</w:t>
-            </w:r>
-          </w:p>
-        </w:tc>
-        <w:tc>
-          <w:tcPr>
-            <w:tcW w:w="1984" w:type="dxa"/>
+              <w:t>20</w:t>
+            </w:r>
+          </w:p>
+        </w:tc>
+        <w:tc>
+          <w:tcPr>
+            <w:tcW w:w="981" w:type="dxa"/>
+            <w:gridSpan w:val="2"/>
             <w:vAlign w:val="center"/>
           </w:tcPr>
           <w:p>
@@ -775,13 +801,63 @@
                 <w:sz w:val="20"/>
                 <w:szCs w:val="20"/>
               </w:rPr>
-              <w:t>47</w:t>
-            </w:r>
-          </w:p>
-        </w:tc>
-        <w:tc>
-          <w:tcPr>
-            <w:tcW w:w="1846" w:type="dxa"/>
+              <w:t>25</w:t>
+            </w:r>
+          </w:p>
+        </w:tc>
+        <w:tc>
+          <w:tcPr>
+            <w:tcW w:w="981" w:type="dxa"/>
+            <w:gridSpan w:val="2"/>
+            <w:vAlign w:val="center"/>
+          </w:tcPr>
+          <w:p>
+            <w:pPr>
+              <w:spacing w:after="0" w:line="360" w:lineRule="auto"/>
+              <w:jc w:val="center"/>
+              <w:rPr>
+                <w:sz w:val="20"/>
+                <w:szCs w:val="20"/>
+              </w:rPr>
+            </w:pPr>
+            <w:r>
+              <w:rPr>
+                <w:rFonts w:ascii="Aptos" w:hAnsi="Aptos"/>
+                <w:color w:val="101820"/>
+                <w:sz w:val="20"/>
+                <w:szCs w:val="20"/>
+              </w:rPr>
+              <w:t>30</w:t>
+            </w:r>
+          </w:p>
+        </w:tc>
+        <w:tc>
+          <w:tcPr>
+            <w:tcW w:w="982" w:type="dxa"/>
+            <w:gridSpan w:val="2"/>
+            <w:vAlign w:val="center"/>
+          </w:tcPr>
+          <w:p>
+            <w:pPr>
+              <w:spacing w:after="0" w:line="360" w:lineRule="auto"/>
+              <w:jc w:val="center"/>
+              <w:rPr>
+                <w:sz w:val="20"/>
+                <w:szCs w:val="20"/>
+              </w:rPr>
+            </w:pPr>
+            <w:r>
+              <w:rPr>
+                <w:sz w:val="20"/>
+                <w:szCs w:val="20"/>
+              </w:rPr>
+              <w:t>40</w:t>
+            </w:r>
+          </w:p>
+        </w:tc>
+        <w:tc>
+          <w:tcPr>
+            <w:tcW w:w="1820" w:type="dxa"/>
             <w:vAlign w:val="center"/>
           </w:tcPr>
           <w:p>
@@ -811,7 +887,7 @@
         </w:trPr>
         <w:tc>
           <w:tcPr>
-            <w:tcW w:w="3666" w:type="dxa"/>
+            <w:tcW w:w="3611" w:type="dxa"/>
             <w:gridSpan w:val="2"/>
             <w:vAlign w:val="center"/>
           </w:tcPr>
@@ -837,12 +913,13 @@
         </w:tc>
         <w:tc>
           <w:tcPr>
-            <w:tcW w:w="850" w:type="dxa"/>
-            <w:vAlign w:val="center"/>
-          </w:tcPr>
-          <w:p>
-            <w:pPr>
-              <w:spacing w:after="0" w:line="360" w:lineRule="auto"/>
+            <w:tcW w:w="1100" w:type="dxa"/>
+            <w:vAlign w:val="center"/>
+          </w:tcPr>
+          <w:p>
+            <w:pPr>
+              <w:spacing w:after="0" w:line="360" w:lineRule="auto"/>
+              <w:jc w:val="center"/>
               <w:rPr>
                 <w:sz w:val="20"/>
                 <w:szCs w:val="20"/>
@@ -861,7 +938,7 @@
         </w:tc>
         <w:tc>
           <w:tcPr>
-            <w:tcW w:w="1985" w:type="dxa"/>
+            <w:tcW w:w="982" w:type="dxa"/>
             <w:vAlign w:val="center"/>
           </w:tcPr>
           <w:p>
@@ -875,18 +952,17 @@
             </w:pPr>
             <w:r>
               <w:rPr>
-                <w:rFonts w:ascii="Aptos" w:hAnsi="Aptos"/>
-                <w:color w:val="101820"/>
-                <w:sz w:val="20"/>
-                <w:szCs w:val="20"/>
-              </w:rPr>
-              <w:t>23.6</w:t>
-            </w:r>
-          </w:p>
-        </w:tc>
-        <w:tc>
-          <w:tcPr>
-            <w:tcW w:w="1984" w:type="dxa"/>
+                <w:sz w:val="20"/>
+                <w:szCs w:val="20"/>
+              </w:rPr>
+              <w:t>18.2</w:t>
+            </w:r>
+          </w:p>
+        </w:tc>
+        <w:tc>
+          <w:tcPr>
+            <w:tcW w:w="981" w:type="dxa"/>
+            <w:gridSpan w:val="2"/>
             <w:vAlign w:val="center"/>
           </w:tcPr>
           <w:p>
@@ -900,18 +976,64 @@
             </w:pPr>
             <w:r>
               <w:rPr>
-                <w:rFonts w:ascii="Aptos" w:hAnsi="Aptos"/>
-                <w:color w:val="101820"/>
-                <w:sz w:val="20"/>
-                <w:szCs w:val="20"/>
-              </w:rPr>
-              <w:t>32</w:t>
-            </w:r>
-          </w:p>
-        </w:tc>
-        <w:tc>
-          <w:tcPr>
-            <w:tcW w:w="1846" w:type="dxa"/>
+                <w:sz w:val="20"/>
+                <w:szCs w:val="20"/>
+              </w:rPr>
+              <w:t>22.7</w:t>
+            </w:r>
+          </w:p>
+        </w:tc>
+        <w:tc>
+          <w:tcPr>
+            <w:tcW w:w="981" w:type="dxa"/>
+            <w:gridSpan w:val="2"/>
+            <w:vAlign w:val="center"/>
+          </w:tcPr>
+          <w:p>
+            <w:pPr>
+              <w:spacing w:after="0" w:line="360" w:lineRule="auto"/>
+              <w:jc w:val="center"/>
+              <w:rPr>
+                <w:sz w:val="20"/>
+                <w:szCs w:val="20"/>
+              </w:rPr>
+            </w:pPr>
+            <w:r>
+              <w:rPr>
+                <w:sz w:val="20"/>
+                <w:szCs w:val="20"/>
+              </w:rPr>
+              <w:t>27.3</w:t>
+            </w:r>
+          </w:p>
+        </w:tc>
+        <w:tc>
+          <w:tcPr>
+            <w:tcW w:w="982" w:type="dxa"/>
+            <w:gridSpan w:val="2"/>
+            <w:vAlign w:val="center"/>
+          </w:tcPr>
+          <w:p>
+            <w:pPr>
+              <w:spacing w:after="0" w:line="360" w:lineRule="auto"/>
+              <w:jc w:val="center"/>
+              <w:rPr>
+                <w:sz w:val="20"/>
+                <w:szCs w:val="20"/>
+              </w:rPr>
+            </w:pPr>
+            <w:r>
+              <w:rPr>
+                <w:sz w:val="20"/>
+                <w:szCs w:val="20"/>
+              </w:rPr>
+              <w:t>36.5</w:t>
+            </w:r>
+          </w:p>
+        </w:tc>
+        <w:tc>
+          <w:tcPr>
+            <w:tcW w:w="1820" w:type="dxa"/>
             <w:vAlign w:val="center"/>
           </w:tcPr>
           <w:p>
@@ -941,7 +1063,7 @@
         </w:trPr>
         <w:tc>
           <w:tcPr>
-            <w:tcW w:w="3666" w:type="dxa"/>
+            <w:tcW w:w="3611" w:type="dxa"/>
             <w:gridSpan w:val="2"/>
             <w:vAlign w:val="center"/>
           </w:tcPr>
@@ -967,12 +1089,13 @@
         </w:tc>
         <w:tc>
           <w:tcPr>
-            <w:tcW w:w="850" w:type="dxa"/>
-            <w:vAlign w:val="center"/>
-          </w:tcPr>
-          <w:p>
-            <w:pPr>
-              <w:spacing w:after="0" w:line="360" w:lineRule="auto"/>
+            <w:tcW w:w="1100" w:type="dxa"/>
+            <w:vAlign w:val="center"/>
+          </w:tcPr>
+          <w:p>
+            <w:pPr>
+              <w:spacing w:after="0" w:line="360" w:lineRule="auto"/>
+              <w:jc w:val="center"/>
               <w:rPr>
                 <w:sz w:val="20"/>
                 <w:szCs w:val="20"/>
@@ -991,7 +1114,7 @@
         </w:tc>
         <w:tc>
           <w:tcPr>
-            <w:tcW w:w="1985" w:type="dxa"/>
+            <w:tcW w:w="982" w:type="dxa"/>
             <w:vAlign w:val="center"/>
           </w:tcPr>
           <w:p>
@@ -1005,18 +1128,17 @@
             </w:pPr>
             <w:r>
               <w:rPr>
-                <w:rFonts w:ascii="Aptos" w:hAnsi="Aptos"/>
-                <w:color w:val="101820"/>
-                <w:sz w:val="20"/>
-                <w:szCs w:val="20"/>
-              </w:rPr>
-              <w:t>42.4</w:t>
-            </w:r>
-          </w:p>
-        </w:tc>
-        <w:tc>
-          <w:tcPr>
-            <w:tcW w:w="1984" w:type="dxa"/>
+                <w:sz w:val="20"/>
+                <w:szCs w:val="20"/>
+              </w:rPr>
+              <w:t>55</w:t>
+            </w:r>
+          </w:p>
+        </w:tc>
+        <w:tc>
+          <w:tcPr>
+            <w:tcW w:w="981" w:type="dxa"/>
+            <w:gridSpan w:val="2"/>
             <w:vAlign w:val="center"/>
           </w:tcPr>
           <w:p>
@@ -1030,18 +1152,64 @@
             </w:pPr>
             <w:r>
               <w:rPr>
-                <w:rFonts w:ascii="Aptos" w:hAnsi="Aptos"/>
-                <w:color w:val="101820"/>
-                <w:sz w:val="20"/>
-                <w:szCs w:val="20"/>
-              </w:rPr>
-              <w:t>31.25</w:t>
-            </w:r>
-          </w:p>
-        </w:tc>
-        <w:tc>
-          <w:tcPr>
-            <w:tcW w:w="1846" w:type="dxa"/>
+                <w:sz w:val="20"/>
+                <w:szCs w:val="20"/>
+              </w:rPr>
+              <w:t>44</w:t>
+            </w:r>
+          </w:p>
+        </w:tc>
+        <w:tc>
+          <w:tcPr>
+            <w:tcW w:w="981" w:type="dxa"/>
+            <w:gridSpan w:val="2"/>
+            <w:vAlign w:val="center"/>
+          </w:tcPr>
+          <w:p>
+            <w:pPr>
+              <w:spacing w:after="0" w:line="360" w:lineRule="auto"/>
+              <w:jc w:val="center"/>
+              <w:rPr>
+                <w:sz w:val="20"/>
+                <w:szCs w:val="20"/>
+              </w:rPr>
+            </w:pPr>
+            <w:r>
+              <w:rPr>
+                <w:sz w:val="20"/>
+                <w:szCs w:val="20"/>
+              </w:rPr>
+              <w:t>36.6</w:t>
+            </w:r>
+          </w:p>
+        </w:tc>
+        <w:tc>
+          <w:tcPr>
+            <w:tcW w:w="982" w:type="dxa"/>
+            <w:gridSpan w:val="2"/>
+            <w:vAlign w:val="center"/>
+          </w:tcPr>
+          <w:p>
+            <w:pPr>
+              <w:spacing w:after="0" w:line="360" w:lineRule="auto"/>
+              <w:jc w:val="center"/>
+              <w:rPr>
+                <w:sz w:val="20"/>
+                <w:szCs w:val="20"/>
+              </w:rPr>
+            </w:pPr>
+            <w:r>
+              <w:rPr>
+                <w:sz w:val="20"/>
+                <w:szCs w:val="20"/>
+              </w:rPr>
+              <w:t>27.4</w:t>
+            </w:r>
+          </w:p>
+        </w:tc>
+        <w:tc>
+          <w:tcPr>
+            <w:tcW w:w="1820" w:type="dxa"/>
             <w:vAlign w:val="center"/>
           </w:tcPr>
           <w:p>
@@ -1071,7 +1239,7 @@
         </w:trPr>
         <w:tc>
           <w:tcPr>
-            <w:tcW w:w="3666" w:type="dxa"/>
+            <w:tcW w:w="3611" w:type="dxa"/>
             <w:gridSpan w:val="2"/>
             <w:vAlign w:val="center"/>
           </w:tcPr>
@@ -1079,50 +1247,28 @@
             <w:pPr>
               <w:spacing w:after="0" w:line="360" w:lineRule="auto"/>
               <w:rPr>
-                <w:sz w:val="20"/>
-                <w:szCs w:val="20"/>
-              </w:rPr>
-            </w:pPr>
-            <w:r>
-              <w:rPr>
                 <w:rFonts w:ascii="Aptos" w:hAnsi="Aptos"/>
                 <w:b/>
                 <w:color w:val="101820"/>
                 <w:sz w:val="20"/>
                 <w:szCs w:val="20"/>
               </w:rPr>
-              <w:t>Density</w:t>
-            </w:r>
-          </w:p>
-        </w:tc>
-        <w:tc>
-          <w:tcPr>
-            <w:tcW w:w="850" w:type="dxa"/>
-            <w:vAlign w:val="center"/>
-          </w:tcPr>
-          <w:p>
-            <w:pPr>
-              <w:spacing w:after="0" w:line="360" w:lineRule="auto"/>
-              <w:rPr>
-                <w:sz w:val="20"/>
-                <w:szCs w:val="20"/>
-              </w:rPr>
-            </w:pPr>
-            <w:r>
-              <w:rPr>
-                <w:rFonts w:ascii="Aptos" w:hAnsi="Aptos"/>
-                <w:color w:val="101820"/>
-                <w:sz w:val="20"/>
-                <w:szCs w:val="20"/>
-              </w:rPr>
-              <w:t>g/cm³</w:t>
-            </w:r>
-          </w:p>
-        </w:tc>
-        <w:tc>
-          <w:tcPr>
-            <w:tcW w:w="3969" w:type="dxa"/>
-            <w:gridSpan w:val="2"/>
+            </w:pPr>
+            <w:r>
+              <w:rPr>
+                <w:rFonts w:ascii="Aptos" w:hAnsi="Aptos"/>
+                <w:b/>
+                <w:color w:val="101820"/>
+                <w:sz w:val="20"/>
+                <w:szCs w:val="20"/>
+              </w:rPr>
+              <w:t>Wetting Tension</w:t>
+            </w:r>
+          </w:p>
+        </w:tc>
+        <w:tc>
+          <w:tcPr>
+            <w:tcW w:w="1100" w:type="dxa"/>
             <w:vAlign w:val="center"/>
           </w:tcPr>
           <w:p>
@@ -1130,24 +1276,45 @@
               <w:spacing w:after="0" w:line="360" w:lineRule="auto"/>
               <w:jc w:val="center"/>
               <w:rPr>
-                <w:sz w:val="20"/>
-                <w:szCs w:val="20"/>
-              </w:rPr>
-            </w:pPr>
-            <w:r>
-              <w:rPr>
-                <w:rFonts w:ascii="Aptos" w:hAnsi="Aptos"/>
-                <w:color w:val="101820"/>
-                <w:sz w:val="20"/>
-                <w:szCs w:val="20"/>
-              </w:rPr>
-              <w:t>0.68</w:t>
-            </w:r>
-          </w:p>
-        </w:tc>
-        <w:tc>
-          <w:tcPr>
-            <w:tcW w:w="1846" w:type="dxa"/>
+                <w:rFonts w:ascii="Aptos" w:hAnsi="Aptos"/>
+                <w:color w:val="101820"/>
+                <w:sz w:val="20"/>
+                <w:szCs w:val="20"/>
+              </w:rPr>
+            </w:pPr>
+            <w:r>
+              <w:rPr>
+                <w:rFonts w:ascii="Aptos" w:hAnsi="Aptos"/>
+                <w:color w:val="101820"/>
+                <w:sz w:val="20"/>
+                <w:szCs w:val="20"/>
+              </w:rPr>
+              <w:t>D</w:t>
+            </w:r>
+            <w:r>
+              <w:rPr>
+                <w:rFonts w:ascii="Aptos" w:hAnsi="Aptos"/>
+                <w:color w:val="101820"/>
+                <w:sz w:val="20"/>
+                <w:szCs w:val="20"/>
+              </w:rPr>
+              <w:t>ynes</w:t>
+            </w:r>
+            <w:r>
+              <w:rPr>
+                <w:rFonts w:ascii="Aptos" w:hAnsi="Aptos"/>
+                <w:color w:val="101820"/>
+                <w:sz w:val="20"/>
+                <w:szCs w:val="20"/>
+              </w:rPr>
+              <w:t>/cm</w:t>
+            </w:r>
+          </w:p>
+        </w:tc>
+        <w:tc>
+          <w:tcPr>
+            <w:tcW w:w="3926" w:type="dxa"/>
+            <w:gridSpan w:val="7"/>
             <w:vAlign w:val="center"/>
           </w:tcPr>
           <w:p>
@@ -1155,18 +1322,46 @@
               <w:spacing w:after="0" w:line="360" w:lineRule="auto"/>
               <w:jc w:val="center"/>
               <w:rPr>
-                <w:sz w:val="20"/>
-                <w:szCs w:val="20"/>
-              </w:rPr>
-            </w:pPr>
-            <w:r>
-              <w:rPr>
-                <w:rFonts w:ascii="Aptos" w:hAnsi="Aptos"/>
-                <w:color w:val="101820"/>
-                <w:sz w:val="20"/>
-                <w:szCs w:val="20"/>
-              </w:rPr>
-              <w:t>—</w:t>
+                <w:rFonts w:ascii="Aptos" w:hAnsi="Aptos"/>
+                <w:color w:val="101820"/>
+                <w:sz w:val="20"/>
+                <w:szCs w:val="20"/>
+              </w:rPr>
+            </w:pPr>
+            <w:r>
+              <w:rPr>
+                <w:rFonts w:ascii="Aptos" w:hAnsi="Aptos"/>
+                <w:color w:val="101820"/>
+                <w:sz w:val="20"/>
+                <w:szCs w:val="20"/>
+              </w:rPr>
+              <w:t>≥ 38</w:t>
+            </w:r>
+          </w:p>
+        </w:tc>
+        <w:tc>
+          <w:tcPr>
+            <w:tcW w:w="1820" w:type="dxa"/>
+            <w:vAlign w:val="center"/>
+          </w:tcPr>
+          <w:p>
+            <w:pPr>
+              <w:spacing w:after="0" w:line="360" w:lineRule="auto"/>
+              <w:rPr>
+                <w:rFonts w:ascii="Aptos" w:hAnsi="Aptos"/>
+                <w:color w:val="101820"/>
+                <w:sz w:val="20"/>
+                <w:szCs w:val="20"/>
+              </w:rPr>
+            </w:pPr>
+            <w:r>
+              <w:rPr>
+                <w:rFonts w:ascii="Aptos" w:hAnsi="Aptos"/>
+                <w:color w:val="101820"/>
+                <w:sz w:val="20"/>
+                <w:szCs w:val="20"/>
+              </w:rPr>
+              <w:t>ASTM D2578</w:t>
             </w:r>
           </w:p>
         </w:tc>
@@ -1178,7 +1373,7 @@
         </w:trPr>
         <w:tc>
           <w:tcPr>
-            <w:tcW w:w="3666" w:type="dxa"/>
+            <w:tcW w:w="3611" w:type="dxa"/>
             <w:gridSpan w:val="2"/>
             <w:vAlign w:val="center"/>
           </w:tcPr>
@@ -1195,58 +1390,44 @@
             </w:pPr>
             <w:r>
               <w:rPr>
-                <w:rFonts w:ascii="Aptos" w:hAnsi="Aptos"/>
                 <w:b/>
-                <w:color w:val="101820"/>
-                <w:sz w:val="20"/>
-                <w:szCs w:val="20"/>
-              </w:rPr>
-              <w:t>Wetting Tension</w:t>
-            </w:r>
-          </w:p>
-        </w:tc>
-        <w:tc>
-          <w:tcPr>
-            <w:tcW w:w="850" w:type="dxa"/>
-            <w:vAlign w:val="center"/>
-          </w:tcPr>
-          <w:p>
-            <w:pPr>
-              <w:spacing w:after="0" w:line="360" w:lineRule="auto"/>
-              <w:rPr>
-                <w:rFonts w:ascii="Aptos" w:hAnsi="Aptos"/>
-                <w:color w:val="101820"/>
-                <w:sz w:val="20"/>
-                <w:szCs w:val="20"/>
-              </w:rPr>
-            </w:pPr>
-            <w:proofErr w:type="spellStart"/>
-            <w:r>
-              <w:rPr>
-                <w:rFonts w:ascii="Aptos" w:hAnsi="Aptos"/>
-                <w:color w:val="101820"/>
-                <w:sz w:val="20"/>
-                <w:szCs w:val="20"/>
-              </w:rPr>
-              <w:t>mN</w:t>
-            </w:r>
-            <w:proofErr w:type="spellEnd"/>
-            <w:r>
-              <w:rPr>
-                <w:rFonts w:ascii="Aptos" w:hAnsi="Aptos"/>
-                <w:color w:val="101820"/>
-                <w:sz w:val="20"/>
-                <w:szCs w:val="20"/>
-              </w:rPr>
-              <w:t>/m</w:t>
-            </w:r>
-          </w:p>
-        </w:tc>
-        <w:tc>
-          <w:tcPr>
-            <w:tcW w:w="3969" w:type="dxa"/>
+                <w:bCs/>
+                <w:sz w:val="20"/>
+                <w:szCs w:val="20"/>
+              </w:rPr>
+              <w:t>Haze</w:t>
+            </w:r>
+          </w:p>
+        </w:tc>
+        <w:tc>
+          <w:tcPr>
+            <w:tcW w:w="1100" w:type="dxa"/>
+            <w:vAlign w:val="center"/>
+          </w:tcPr>
+          <w:p>
+            <w:pPr>
+              <w:spacing w:after="0" w:line="360" w:lineRule="auto"/>
+              <w:jc w:val="center"/>
+              <w:rPr>
+                <w:rFonts w:ascii="Aptos" w:hAnsi="Aptos"/>
+                <w:color w:val="101820"/>
+                <w:sz w:val="20"/>
+                <w:szCs w:val="20"/>
+              </w:rPr>
+            </w:pPr>
+            <w:r>
+              <w:rPr>
+                <w:sz w:val="20"/>
+                <w:szCs w:val="20"/>
+              </w:rPr>
+              <w:t>%</w:t>
+            </w:r>
+          </w:p>
+        </w:tc>
+        <w:tc>
+          <w:tcPr>
+            <w:tcW w:w="1011" w:type="dxa"/>
             <w:gridSpan w:val="2"/>
-            <w:vAlign w:val="center"/>
           </w:tcPr>
           <w:p>
             <w:pPr>
@@ -1266,33 +1447,122 @@
                 <w:sz w:val="20"/>
                 <w:szCs w:val="20"/>
               </w:rPr>
-              <w:t>≥ 38</w:t>
-            </w:r>
-          </w:p>
-        </w:tc>
-        <w:tc>
-          <w:tcPr>
-            <w:tcW w:w="1846" w:type="dxa"/>
-            <w:vAlign w:val="center"/>
-          </w:tcPr>
-          <w:p>
-            <w:pPr>
-              <w:spacing w:after="0" w:line="360" w:lineRule="auto"/>
-              <w:rPr>
-                <w:rFonts w:ascii="Aptos" w:hAnsi="Aptos"/>
-                <w:color w:val="101820"/>
-                <w:sz w:val="20"/>
-                <w:szCs w:val="20"/>
-              </w:rPr>
-            </w:pPr>
-            <w:r>
-              <w:rPr>
-                <w:rFonts w:ascii="Aptos" w:hAnsi="Aptos"/>
-                <w:color w:val="101820"/>
-                <w:sz w:val="20"/>
-                <w:szCs w:val="20"/>
-              </w:rPr>
-              <w:t>ASTM D2578</w:t>
+              <w:t>≤ 3.5</w:t>
+            </w:r>
+          </w:p>
+        </w:tc>
+        <w:tc>
+          <w:tcPr>
+            <w:tcW w:w="982" w:type="dxa"/>
+            <w:gridSpan w:val="2"/>
+          </w:tcPr>
+          <w:p>
+            <w:pPr>
+              <w:spacing w:after="0" w:line="360" w:lineRule="auto"/>
+              <w:jc w:val="center"/>
+              <w:rPr>
+                <w:rFonts w:ascii="Aptos" w:hAnsi="Aptos"/>
+                <w:color w:val="101820"/>
+                <w:sz w:val="20"/>
+                <w:szCs w:val="20"/>
+              </w:rPr>
+            </w:pPr>
+            <w:r>
+              <w:rPr>
+                <w:rFonts w:ascii="Aptos" w:hAnsi="Aptos"/>
+                <w:color w:val="101820"/>
+                <w:sz w:val="20"/>
+                <w:szCs w:val="20"/>
+              </w:rPr>
+              <w:t>≤ 3.5</w:t>
+            </w:r>
+          </w:p>
+        </w:tc>
+        <w:tc>
+          <w:tcPr>
+            <w:tcW w:w="966" w:type="dxa"/>
+            <w:gridSpan w:val="2"/>
+          </w:tcPr>
+          <w:p>
+            <w:pPr>
+              <w:spacing w:after="0" w:line="360" w:lineRule="auto"/>
+              <w:jc w:val="center"/>
+              <w:rPr>
+                <w:rFonts w:ascii="Aptos" w:hAnsi="Aptos"/>
+                <w:color w:val="101820"/>
+                <w:sz w:val="20"/>
+                <w:szCs w:val="20"/>
+              </w:rPr>
+            </w:pPr>
+            <w:r>
+              <w:rPr>
+                <w:rFonts w:ascii="Aptos" w:hAnsi="Aptos"/>
+                <w:color w:val="101820"/>
+                <w:sz w:val="20"/>
+                <w:szCs w:val="20"/>
+              </w:rPr>
+              <w:t>≤ 3.5</w:t>
+            </w:r>
+          </w:p>
+        </w:tc>
+        <w:tc>
+          <w:tcPr>
+            <w:tcW w:w="967" w:type="dxa"/>
+          </w:tcPr>
+          <w:p>
+            <w:pPr>
+              <w:spacing w:after="0" w:line="360" w:lineRule="auto"/>
+              <w:jc w:val="center"/>
+              <w:rPr>
+                <w:rFonts w:ascii="Aptos" w:hAnsi="Aptos"/>
+                <w:color w:val="101820"/>
+                <w:sz w:val="20"/>
+                <w:szCs w:val="20"/>
+              </w:rPr>
+            </w:pPr>
+            <w:r>
+              <w:rPr>
+                <w:rFonts w:ascii="Aptos" w:hAnsi="Aptos"/>
+                <w:color w:val="101820"/>
+                <w:sz w:val="20"/>
+                <w:szCs w:val="20"/>
+              </w:rPr>
+              <w:t>≤ 3.5</w:t>
+            </w:r>
+          </w:p>
+        </w:tc>
+        <w:tc>
+          <w:tcPr>
+            <w:tcW w:w="1820" w:type="dxa"/>
+            <w:vAlign w:val="center"/>
+          </w:tcPr>
+          <w:p>
+            <w:pPr>
+              <w:spacing w:after="0" w:line="360" w:lineRule="auto"/>
+              <w:rPr>
+                <w:rFonts w:ascii="Aptos" w:hAnsi="Aptos"/>
+                <w:color w:val="101820"/>
+                <w:sz w:val="20"/>
+                <w:szCs w:val="20"/>
+              </w:rPr>
+            </w:pPr>
+            <w:r>
+              <w:rPr>
+                <w:rFonts w:ascii="Aptos" w:hAnsi="Aptos"/>
+                <w:color w:val="101820"/>
+                <w:sz w:val="20"/>
+                <w:szCs w:val="20"/>
+              </w:rPr>
+              <w:t>ASTM D</w:t>
+            </w:r>
+            <w:r>
+              <w:rPr>
+                <w:rFonts w:ascii="Aptos" w:hAnsi="Aptos"/>
+                <w:color w:val="101820"/>
+                <w:sz w:val="20"/>
+                <w:szCs w:val="20"/>
+              </w:rPr>
+              <w:t>1003</w:t>
             </w:r>
           </w:p>
         </w:tc>
@@ -1304,7 +1574,7 @@
         </w:trPr>
         <w:tc>
           <w:tcPr>
-            <w:tcW w:w="3666" w:type="dxa"/>
+            <w:tcW w:w="3611" w:type="dxa"/>
             <w:gridSpan w:val="2"/>
             <w:vAlign w:val="center"/>
           </w:tcPr>
@@ -1324,13 +1594,23 @@
                 <w:sz w:val="20"/>
                 <w:szCs w:val="20"/>
               </w:rPr>
-              <w:t>Whiteness Index</w:t>
-            </w:r>
-          </w:p>
-        </w:tc>
-        <w:tc>
-          <w:tcPr>
-            <w:tcW w:w="850" w:type="dxa"/>
+              <w:t>Gloss</w:t>
+            </w:r>
+            <w:r>
+              <w:rPr>
+                <w:rFonts w:ascii="Aptos" w:hAnsi="Aptos"/>
+                <w:b/>
+                <w:color w:val="101820"/>
+                <w:sz w:val="20"/>
+                <w:szCs w:val="20"/>
+              </w:rPr>
+              <w:t xml:space="preserve"> 45°</w:t>
+            </w:r>
+          </w:p>
+        </w:tc>
+        <w:tc>
+          <w:tcPr>
+            <w:tcW w:w="1100" w:type="dxa"/>
             <w:vAlign w:val="center"/>
           </w:tcPr>
           <w:p>
@@ -1349,14 +1629,14 @@
                 <w:sz w:val="20"/>
                 <w:szCs w:val="20"/>
               </w:rPr>
-              <w:t>—</w:t>
-            </w:r>
-          </w:p>
-        </w:tc>
-        <w:tc>
-          <w:tcPr>
-            <w:tcW w:w="1985" w:type="dxa"/>
-            <w:vAlign w:val="center"/>
+              <w:t>%</w:t>
+            </w:r>
+          </w:p>
+        </w:tc>
+        <w:tc>
+          <w:tcPr>
+            <w:tcW w:w="1011" w:type="dxa"/>
+            <w:gridSpan w:val="2"/>
           </w:tcPr>
           <w:p>
             <w:pPr>
@@ -1369,19 +1649,17 @@
             </w:pPr>
             <w:r>
               <w:rPr>
-                <w:rFonts w:ascii="Aptos" w:hAnsi="Aptos"/>
-                <w:color w:val="101820"/>
-                <w:sz w:val="20"/>
-                <w:szCs w:val="20"/>
-              </w:rPr>
-              <w:t>90</w:t>
-            </w:r>
-          </w:p>
-        </w:tc>
-        <w:tc>
-          <w:tcPr>
-            <w:tcW w:w="1984" w:type="dxa"/>
-            <w:vAlign w:val="center"/>
+                <w:sz w:val="20"/>
+                <w:szCs w:val="20"/>
+              </w:rPr>
+              <w:t>82</w:t>
+            </w:r>
+          </w:p>
+        </w:tc>
+        <w:tc>
+          <w:tcPr>
+            <w:tcW w:w="982" w:type="dxa"/>
+            <w:gridSpan w:val="2"/>
           </w:tcPr>
           <w:p>
             <w:pPr>
@@ -1394,19 +1672,17 @@
             </w:pPr>
             <w:r>
               <w:rPr>
-                <w:rFonts w:ascii="Aptos" w:hAnsi="Aptos"/>
-                <w:color w:val="101820"/>
-                <w:sz w:val="20"/>
-                <w:szCs w:val="20"/>
-              </w:rPr>
-              <w:t>92</w:t>
-            </w:r>
-          </w:p>
-        </w:tc>
-        <w:tc>
-          <w:tcPr>
-            <w:tcW w:w="1846" w:type="dxa"/>
-            <w:vAlign w:val="center"/>
+                <w:sz w:val="20"/>
+                <w:szCs w:val="20"/>
+              </w:rPr>
+              <w:t>82</w:t>
+            </w:r>
+          </w:p>
+        </w:tc>
+        <w:tc>
+          <w:tcPr>
+            <w:tcW w:w="966" w:type="dxa"/>
+            <w:gridSpan w:val="2"/>
           </w:tcPr>
           <w:p>
             <w:pPr>
@@ -1419,12 +1695,56 @@
             </w:pPr>
             <w:r>
               <w:rPr>
-                <w:rFonts w:ascii="Aptos" w:hAnsi="Aptos"/>
-                <w:color w:val="101820"/>
-                <w:sz w:val="20"/>
-                <w:szCs w:val="20"/>
-              </w:rPr>
-              <w:t>—</w:t>
+                <w:sz w:val="20"/>
+                <w:szCs w:val="20"/>
+              </w:rPr>
+              <w:t>82</w:t>
+            </w:r>
+          </w:p>
+        </w:tc>
+        <w:tc>
+          <w:tcPr>
+            <w:tcW w:w="967" w:type="dxa"/>
+          </w:tcPr>
+          <w:p>
+            <w:pPr>
+              <w:spacing w:after="0" w:line="360" w:lineRule="auto"/>
+              <w:jc w:val="center"/>
+              <w:rPr>
+                <w:sz w:val="20"/>
+                <w:szCs w:val="20"/>
+              </w:rPr>
+            </w:pPr>
+            <w:r>
+              <w:rPr>
+                <w:sz w:val="20"/>
+                <w:szCs w:val="20"/>
+              </w:rPr>
+              <w:t>82</w:t>
+            </w:r>
+          </w:p>
+        </w:tc>
+        <w:tc>
+          <w:tcPr>
+            <w:tcW w:w="1820" w:type="dxa"/>
+            <w:vAlign w:val="center"/>
+          </w:tcPr>
+          <w:p>
+            <w:pPr>
+              <w:spacing w:after="0" w:line="360" w:lineRule="auto"/>
+              <w:rPr>
+                <w:sz w:val="20"/>
+                <w:szCs w:val="20"/>
+              </w:rPr>
+            </w:pPr>
+            <w:r>
+              <w:rPr>
+                <w:rFonts w:ascii="Aptos" w:hAnsi="Aptos"/>
+                <w:color w:val="101820"/>
+                <w:sz w:val="20"/>
+                <w:szCs w:val="20"/>
+              </w:rPr>
+              <w:t>ASTM D2457</w:t>
             </w:r>
           </w:p>
         </w:tc>
@@ -1436,7 +1756,7 @@
         </w:trPr>
         <w:tc>
           <w:tcPr>
-            <w:tcW w:w="3666" w:type="dxa"/>
+            <w:tcW w:w="3611" w:type="dxa"/>
             <w:gridSpan w:val="2"/>
             <w:vAlign w:val="center"/>
           </w:tcPr>
@@ -1456,37 +1776,13 @@
                 <w:sz w:val="20"/>
                 <w:szCs w:val="20"/>
               </w:rPr>
-              <w:t>Opacity</w:t>
-            </w:r>
-          </w:p>
-        </w:tc>
-        <w:tc>
-          <w:tcPr>
-            <w:tcW w:w="850" w:type="dxa"/>
-            <w:vAlign w:val="center"/>
-          </w:tcPr>
-          <w:p>
-            <w:pPr>
-              <w:spacing w:after="0" w:line="360" w:lineRule="auto"/>
-              <w:rPr>
-                <w:sz w:val="20"/>
-                <w:szCs w:val="20"/>
-              </w:rPr>
-            </w:pPr>
-            <w:r>
-              <w:rPr>
-                <w:rFonts w:ascii="Aptos" w:hAnsi="Aptos"/>
-                <w:color w:val="101820"/>
-                <w:sz w:val="20"/>
-                <w:szCs w:val="20"/>
-              </w:rPr>
-              <w:t>%</w:t>
-            </w:r>
-          </w:p>
-        </w:tc>
-        <w:tc>
-          <w:tcPr>
-            <w:tcW w:w="1985" w:type="dxa"/>
+              <w:t>COF Dynamic F-F (U-U)</w:t>
+            </w:r>
+          </w:p>
+        </w:tc>
+        <w:tc>
+          <w:tcPr>
+            <w:tcW w:w="1100" w:type="dxa"/>
             <w:vAlign w:val="center"/>
           </w:tcPr>
           <w:p>
@@ -1505,13 +1801,14 @@
                 <w:sz w:val="20"/>
                 <w:szCs w:val="20"/>
               </w:rPr>
-              <w:t>81</w:t>
-            </w:r>
-          </w:p>
-        </w:tc>
-        <w:tc>
-          <w:tcPr>
-            <w:tcW w:w="1984" w:type="dxa"/>
+              <w:t>—</w:t>
+            </w:r>
+          </w:p>
+        </w:tc>
+        <w:tc>
+          <w:tcPr>
+            <w:tcW w:w="3926" w:type="dxa"/>
+            <w:gridSpan w:val="7"/>
             <w:vAlign w:val="center"/>
           </w:tcPr>
           <w:p>
@@ -1530,31 +1827,31 @@
                 <w:sz w:val="20"/>
                 <w:szCs w:val="20"/>
               </w:rPr>
-              <w:t>83</w:t>
-            </w:r>
-          </w:p>
-        </w:tc>
-        <w:tc>
-          <w:tcPr>
-            <w:tcW w:w="1846" w:type="dxa"/>
-            <w:vAlign w:val="center"/>
-          </w:tcPr>
-          <w:p>
-            <w:pPr>
-              <w:spacing w:after="0" w:line="360" w:lineRule="auto"/>
-              <w:rPr>
-                <w:sz w:val="20"/>
-                <w:szCs w:val="20"/>
-              </w:rPr>
-            </w:pPr>
-            <w:r>
-              <w:rPr>
-                <w:rFonts w:ascii="Aptos" w:hAnsi="Aptos"/>
-                <w:color w:val="101820"/>
-                <w:sz w:val="20"/>
-                <w:szCs w:val="20"/>
-              </w:rPr>
-              <w:t>DIN 53146</w:t>
+              <w:t>≤ 0.30</w:t>
+            </w:r>
+          </w:p>
+        </w:tc>
+        <w:tc>
+          <w:tcPr>
+            <w:tcW w:w="1820" w:type="dxa"/>
+            <w:vAlign w:val="center"/>
+          </w:tcPr>
+          <w:p>
+            <w:pPr>
+              <w:spacing w:after="0" w:line="360" w:lineRule="auto"/>
+              <w:rPr>
+                <w:sz w:val="20"/>
+                <w:szCs w:val="20"/>
+              </w:rPr>
+            </w:pPr>
+            <w:r>
+              <w:rPr>
+                <w:rFonts w:ascii="Aptos" w:hAnsi="Aptos"/>
+                <w:color w:val="101820"/>
+                <w:sz w:val="20"/>
+                <w:szCs w:val="20"/>
+              </w:rPr>
+              <w:t>DIN EN ISO 8295</w:t>
             </w:r>
           </w:p>
         </w:tc>
@@ -1566,38 +1863,116 @@
         </w:trPr>
         <w:tc>
           <w:tcPr>
-            <w:tcW w:w="3666" w:type="dxa"/>
+            <w:tcW w:w="2631" w:type="dxa"/>
+            <w:vMerge w:val="restart"/>
+            <w:vAlign w:val="center"/>
+          </w:tcPr>
+          <w:p>
+            <w:pPr>
+              <w:spacing w:after="0" w:line="360" w:lineRule="auto"/>
+              <w:rPr>
+                <w:sz w:val="20"/>
+                <w:szCs w:val="20"/>
+              </w:rPr>
+            </w:pPr>
+            <w:r>
+              <w:rPr>
+                <w:rFonts w:ascii="Aptos" w:hAnsi="Aptos"/>
+                <w:b/>
+                <w:color w:val="101820"/>
+                <w:sz w:val="20"/>
+                <w:szCs w:val="20"/>
+              </w:rPr>
+              <w:t>Tensile Strength</w:t>
+            </w:r>
+          </w:p>
+        </w:tc>
+        <w:tc>
+          <w:tcPr>
+            <w:tcW w:w="980" w:type="dxa"/>
+            <w:vAlign w:val="center"/>
+          </w:tcPr>
+          <w:p>
+            <w:pPr>
+              <w:spacing w:after="0" w:line="360" w:lineRule="auto"/>
+              <w:jc w:val="center"/>
+              <w:rPr>
+                <w:sz w:val="20"/>
+                <w:szCs w:val="20"/>
+              </w:rPr>
+            </w:pPr>
+            <w:r>
+              <w:rPr>
+                <w:rFonts w:ascii="Aptos" w:hAnsi="Aptos"/>
+                <w:b/>
+                <w:color w:val="101820"/>
+                <w:sz w:val="20"/>
+                <w:szCs w:val="20"/>
+              </w:rPr>
+              <w:t>MD</w:t>
+            </w:r>
+          </w:p>
+        </w:tc>
+        <w:tc>
+          <w:tcPr>
+            <w:tcW w:w="1100" w:type="dxa"/>
+            <w:vMerge w:val="restart"/>
+            <w:vAlign w:val="center"/>
+          </w:tcPr>
+          <w:p>
+            <w:pPr>
+              <w:spacing w:after="0" w:line="360" w:lineRule="auto"/>
+              <w:jc w:val="center"/>
+              <w:rPr>
+                <w:sz w:val="20"/>
+                <w:szCs w:val="20"/>
+              </w:rPr>
+            </w:pPr>
+            <w:r>
+              <w:rPr>
+                <w:rFonts w:ascii="Aptos" w:hAnsi="Aptos"/>
+                <w:color w:val="101820"/>
+                <w:sz w:val="20"/>
+                <w:szCs w:val="20"/>
+              </w:rPr>
+              <w:t>MPa</w:t>
+            </w:r>
+          </w:p>
+        </w:tc>
+        <w:tc>
+          <w:tcPr>
+            <w:tcW w:w="982" w:type="dxa"/>
+            <w:vAlign w:val="center"/>
+          </w:tcPr>
+          <w:p>
+            <w:pPr>
+              <w:spacing w:after="0" w:line="360" w:lineRule="auto"/>
+              <w:jc w:val="center"/>
+              <w:rPr>
+                <w:sz w:val="20"/>
+                <w:szCs w:val="20"/>
+              </w:rPr>
+            </w:pPr>
+            <w:r>
+              <w:rPr>
+                <w:rFonts w:ascii="Aptos" w:hAnsi="Aptos"/>
+                <w:color w:val="101820"/>
+                <w:sz w:val="20"/>
+                <w:szCs w:val="20"/>
+              </w:rPr>
+              <w:t>150</w:t>
+            </w:r>
+          </w:p>
+        </w:tc>
+        <w:tc>
+          <w:tcPr>
+            <w:tcW w:w="981" w:type="dxa"/>
             <w:gridSpan w:val="2"/>
             <w:vAlign w:val="center"/>
           </w:tcPr>
           <w:p>
             <w:pPr>
               <w:spacing w:after="0" w:line="360" w:lineRule="auto"/>
-              <w:rPr>
-                <w:sz w:val="20"/>
-                <w:szCs w:val="20"/>
-              </w:rPr>
-            </w:pPr>
-            <w:r>
-              <w:rPr>
-                <w:rFonts w:ascii="Aptos" w:hAnsi="Aptos"/>
-                <w:b/>
-                <w:color w:val="101820"/>
-                <w:sz w:val="20"/>
-                <w:szCs w:val="20"/>
-              </w:rPr>
-              <w:t>Gloss</w:t>
-            </w:r>
-          </w:p>
-        </w:tc>
-        <w:tc>
-          <w:tcPr>
-            <w:tcW w:w="850" w:type="dxa"/>
-            <w:vAlign w:val="center"/>
-          </w:tcPr>
-          <w:p>
-            <w:pPr>
-              <w:spacing w:after="0" w:line="360" w:lineRule="auto"/>
               <w:jc w:val="center"/>
               <w:rPr>
                 <w:sz w:val="20"/>
@@ -1611,13 +1986,32 @@
                 <w:sz w:val="20"/>
                 <w:szCs w:val="20"/>
               </w:rPr>
-              <w:t>—</w:t>
-            </w:r>
-          </w:p>
-        </w:tc>
-        <w:tc>
-          <w:tcPr>
-            <w:tcW w:w="1985" w:type="dxa"/>
+              <w:t>1</w:t>
+            </w:r>
+            <w:r>
+              <w:rPr>
+                <w:rFonts w:ascii="Aptos" w:hAnsi="Aptos"/>
+                <w:color w:val="101820"/>
+                <w:sz w:val="20"/>
+                <w:szCs w:val="20"/>
+              </w:rPr>
+              <w:t>4</w:t>
+            </w:r>
+            <w:r>
+              <w:rPr>
+                <w:rFonts w:ascii="Aptos" w:hAnsi="Aptos"/>
+                <w:color w:val="101820"/>
+                <w:sz w:val="20"/>
+                <w:szCs w:val="20"/>
+              </w:rPr>
+              <w:t>0</w:t>
+            </w:r>
+          </w:p>
+        </w:tc>
+        <w:tc>
+          <w:tcPr>
+            <w:tcW w:w="981" w:type="dxa"/>
+            <w:gridSpan w:val="2"/>
             <w:vAlign w:val="center"/>
           </w:tcPr>
           <w:p>
@@ -1636,13 +2030,32 @@
                 <w:sz w:val="20"/>
                 <w:szCs w:val="20"/>
               </w:rPr>
-              <w:t>90</w:t>
-            </w:r>
-          </w:p>
-        </w:tc>
-        <w:tc>
-          <w:tcPr>
-            <w:tcW w:w="1984" w:type="dxa"/>
+              <w:t>1</w:t>
+            </w:r>
+            <w:r>
+              <w:rPr>
+                <w:rFonts w:ascii="Aptos" w:hAnsi="Aptos"/>
+                <w:color w:val="101820"/>
+                <w:sz w:val="20"/>
+                <w:szCs w:val="20"/>
+              </w:rPr>
+              <w:t>4</w:t>
+            </w:r>
+            <w:r>
+              <w:rPr>
+                <w:rFonts w:ascii="Aptos" w:hAnsi="Aptos"/>
+                <w:color w:val="101820"/>
+                <w:sz w:val="20"/>
+                <w:szCs w:val="20"/>
+              </w:rPr>
+              <w:t>0</w:t>
+            </w:r>
+          </w:p>
+        </w:tc>
+        <w:tc>
+          <w:tcPr>
+            <w:tcW w:w="982" w:type="dxa"/>
+            <w:gridSpan w:val="2"/>
             <w:vAlign w:val="center"/>
           </w:tcPr>
           <w:p>
@@ -1661,31 +2074,49 @@
                 <w:sz w:val="20"/>
                 <w:szCs w:val="20"/>
               </w:rPr>
-              <w:t>90</w:t>
-            </w:r>
-          </w:p>
-        </w:tc>
-        <w:tc>
-          <w:tcPr>
-            <w:tcW w:w="1846" w:type="dxa"/>
-            <w:vAlign w:val="center"/>
-          </w:tcPr>
-          <w:p>
-            <w:pPr>
-              <w:spacing w:after="0" w:line="360" w:lineRule="auto"/>
-              <w:rPr>
-                <w:sz w:val="20"/>
-                <w:szCs w:val="20"/>
-              </w:rPr>
-            </w:pPr>
-            <w:r>
-              <w:rPr>
-                <w:rFonts w:ascii="Aptos" w:hAnsi="Aptos"/>
-                <w:color w:val="101820"/>
-                <w:sz w:val="20"/>
-                <w:szCs w:val="20"/>
-              </w:rPr>
-              <w:t>ASTM D2457</w:t>
+              <w:t>1</w:t>
+            </w:r>
+            <w:r>
+              <w:rPr>
+                <w:rFonts w:ascii="Aptos" w:hAnsi="Aptos"/>
+                <w:color w:val="101820"/>
+                <w:sz w:val="20"/>
+                <w:szCs w:val="20"/>
+              </w:rPr>
+              <w:t>4</w:t>
+            </w:r>
+            <w:r>
+              <w:rPr>
+                <w:rFonts w:ascii="Aptos" w:hAnsi="Aptos"/>
+                <w:color w:val="101820"/>
+                <w:sz w:val="20"/>
+                <w:szCs w:val="20"/>
+              </w:rPr>
+              <w:t>0</w:t>
+            </w:r>
+          </w:p>
+        </w:tc>
+        <w:tc>
+          <w:tcPr>
+            <w:tcW w:w="1820" w:type="dxa"/>
+            <w:vAlign w:val="center"/>
+          </w:tcPr>
+          <w:p>
+            <w:pPr>
+              <w:spacing w:after="0" w:line="360" w:lineRule="auto"/>
+              <w:rPr>
+                <w:sz w:val="20"/>
+                <w:szCs w:val="20"/>
+              </w:rPr>
+            </w:pPr>
+            <w:r>
+              <w:rPr>
+                <w:rFonts w:ascii="Aptos" w:hAnsi="Aptos"/>
+                <w:color w:val="101820"/>
+                <w:sz w:val="20"/>
+                <w:szCs w:val="20"/>
+              </w:rPr>
+              <w:t>ASTM D882</w:t>
             </w:r>
           </w:p>
         </w:tc>
@@ -1697,38 +2128,97 @@
         </w:trPr>
         <w:tc>
           <w:tcPr>
-            <w:tcW w:w="3666" w:type="dxa"/>
+            <w:tcW w:w="2631" w:type="dxa"/>
+            <w:vMerge/>
+            <w:vAlign w:val="center"/>
+          </w:tcPr>
+          <w:p>
+            <w:pPr>
+              <w:spacing w:after="0" w:line="360" w:lineRule="auto"/>
+              <w:rPr>
+                <w:sz w:val="20"/>
+                <w:szCs w:val="20"/>
+              </w:rPr>
+            </w:pPr>
+          </w:p>
+        </w:tc>
+        <w:tc>
+          <w:tcPr>
+            <w:tcW w:w="980" w:type="dxa"/>
+            <w:vAlign w:val="center"/>
+          </w:tcPr>
+          <w:p>
+            <w:pPr>
+              <w:spacing w:after="0" w:line="360" w:lineRule="auto"/>
+              <w:jc w:val="center"/>
+              <w:rPr>
+                <w:sz w:val="20"/>
+                <w:szCs w:val="20"/>
+              </w:rPr>
+            </w:pPr>
+            <w:r>
+              <w:rPr>
+                <w:rFonts w:ascii="Aptos" w:hAnsi="Aptos"/>
+                <w:b/>
+                <w:color w:val="101820"/>
+                <w:sz w:val="20"/>
+                <w:szCs w:val="20"/>
+              </w:rPr>
+              <w:t>TD</w:t>
+            </w:r>
+          </w:p>
+        </w:tc>
+        <w:tc>
+          <w:tcPr>
+            <w:tcW w:w="1100" w:type="dxa"/>
+            <w:vMerge/>
+            <w:vAlign w:val="center"/>
+          </w:tcPr>
+          <w:p>
+            <w:pPr>
+              <w:spacing w:after="0" w:line="360" w:lineRule="auto"/>
+              <w:jc w:val="center"/>
+              <w:rPr>
+                <w:sz w:val="20"/>
+                <w:szCs w:val="20"/>
+              </w:rPr>
+            </w:pPr>
+          </w:p>
+        </w:tc>
+        <w:tc>
+          <w:tcPr>
+            <w:tcW w:w="982" w:type="dxa"/>
+            <w:vAlign w:val="center"/>
+          </w:tcPr>
+          <w:p>
+            <w:pPr>
+              <w:spacing w:after="0" w:line="360" w:lineRule="auto"/>
+              <w:jc w:val="center"/>
+              <w:rPr>
+                <w:sz w:val="20"/>
+                <w:szCs w:val="20"/>
+              </w:rPr>
+            </w:pPr>
+            <w:r>
+              <w:rPr>
+                <w:rFonts w:ascii="Aptos" w:hAnsi="Aptos"/>
+                <w:color w:val="101820"/>
+                <w:sz w:val="20"/>
+                <w:szCs w:val="20"/>
+              </w:rPr>
+              <w:t>290</w:t>
+            </w:r>
+          </w:p>
+        </w:tc>
+        <w:tc>
+          <w:tcPr>
+            <w:tcW w:w="981" w:type="dxa"/>
             <w:gridSpan w:val="2"/>
             <w:vAlign w:val="center"/>
           </w:tcPr>
           <w:p>
             <w:pPr>
               <w:spacing w:after="0" w:line="360" w:lineRule="auto"/>
-              <w:rPr>
-                <w:sz w:val="20"/>
-                <w:szCs w:val="20"/>
-              </w:rPr>
-            </w:pPr>
-            <w:r>
-              <w:rPr>
-                <w:rFonts w:ascii="Aptos" w:hAnsi="Aptos"/>
-                <w:b/>
-                <w:color w:val="101820"/>
-                <w:sz w:val="20"/>
-                <w:szCs w:val="20"/>
-              </w:rPr>
-              <w:t>COF Dynamic F-F (U-U)</w:t>
-            </w:r>
-          </w:p>
-        </w:tc>
-        <w:tc>
-          <w:tcPr>
-            <w:tcW w:w="850" w:type="dxa"/>
-            <w:vAlign w:val="center"/>
-          </w:tcPr>
-          <w:p>
-            <w:pPr>
-              <w:spacing w:after="0" w:line="360" w:lineRule="auto"/>
               <w:jc w:val="center"/>
               <w:rPr>
                 <w:sz w:val="20"/>
@@ -1742,13 +2232,13 @@
                 <w:sz w:val="20"/>
                 <w:szCs w:val="20"/>
               </w:rPr>
-              <w:t>—</w:t>
-            </w:r>
-          </w:p>
-        </w:tc>
-        <w:tc>
-          <w:tcPr>
-            <w:tcW w:w="3969" w:type="dxa"/>
+              <w:t>290</w:t>
+            </w:r>
+          </w:p>
+        </w:tc>
+        <w:tc>
+          <w:tcPr>
+            <w:tcW w:w="981" w:type="dxa"/>
             <w:gridSpan w:val="2"/>
             <w:vAlign w:val="center"/>
           </w:tcPr>
@@ -1768,31 +2258,57 @@
                 <w:sz w:val="20"/>
                 <w:szCs w:val="20"/>
               </w:rPr>
-              <w:t>≤ 0.30</w:t>
-            </w:r>
-          </w:p>
-        </w:tc>
-        <w:tc>
-          <w:tcPr>
-            <w:tcW w:w="1846" w:type="dxa"/>
-            <w:vAlign w:val="center"/>
-          </w:tcPr>
-          <w:p>
-            <w:pPr>
-              <w:spacing w:after="0" w:line="360" w:lineRule="auto"/>
-              <w:rPr>
-                <w:sz w:val="20"/>
-                <w:szCs w:val="20"/>
-              </w:rPr>
-            </w:pPr>
-            <w:r>
-              <w:rPr>
-                <w:rFonts w:ascii="Aptos" w:hAnsi="Aptos"/>
-                <w:color w:val="101820"/>
-                <w:sz w:val="20"/>
-                <w:szCs w:val="20"/>
-              </w:rPr>
-              <w:t>DIN EN ISO 8295</w:t>
+              <w:t>290</w:t>
+            </w:r>
+          </w:p>
+        </w:tc>
+        <w:tc>
+          <w:tcPr>
+            <w:tcW w:w="982" w:type="dxa"/>
+            <w:gridSpan w:val="2"/>
+            <w:vAlign w:val="center"/>
+          </w:tcPr>
+          <w:p>
+            <w:pPr>
+              <w:spacing w:after="0" w:line="360" w:lineRule="auto"/>
+              <w:jc w:val="center"/>
+              <w:rPr>
+                <w:sz w:val="20"/>
+                <w:szCs w:val="20"/>
+              </w:rPr>
+            </w:pPr>
+            <w:r>
+              <w:rPr>
+                <w:rFonts w:ascii="Aptos" w:hAnsi="Aptos"/>
+                <w:color w:val="101820"/>
+                <w:sz w:val="20"/>
+                <w:szCs w:val="20"/>
+              </w:rPr>
+              <w:t>290</w:t>
+            </w:r>
+          </w:p>
+        </w:tc>
+        <w:tc>
+          <w:tcPr>
+            <w:tcW w:w="1820" w:type="dxa"/>
+            <w:vAlign w:val="center"/>
+          </w:tcPr>
+          <w:p>
+            <w:pPr>
+              <w:spacing w:after="0" w:line="360" w:lineRule="auto"/>
+              <w:rPr>
+                <w:sz w:val="20"/>
+                <w:szCs w:val="20"/>
+              </w:rPr>
+            </w:pPr>
+            <w:r>
+              <w:rPr>
+                <w:rFonts w:ascii="Aptos" w:hAnsi="Aptos"/>
+                <w:color w:val="101820"/>
+                <w:sz w:val="20"/>
+                <w:szCs w:val="20"/>
+              </w:rPr>
+              <w:t>ASTM D882</w:t>
             </w:r>
           </w:p>
         </w:tc>
@@ -1804,7 +2320,7 @@
         </w:trPr>
         <w:tc>
           <w:tcPr>
-            <w:tcW w:w="2673" w:type="dxa"/>
+            <w:tcW w:w="2631" w:type="dxa"/>
             <w:vMerge w:val="restart"/>
             <w:vAlign w:val="center"/>
           </w:tcPr>
@@ -1824,13 +2340,13 @@
                 <w:sz w:val="20"/>
                 <w:szCs w:val="20"/>
               </w:rPr>
-              <w:t>Tensile Strength</w:t>
-            </w:r>
-          </w:p>
-        </w:tc>
-        <w:tc>
-          <w:tcPr>
-            <w:tcW w:w="993" w:type="dxa"/>
+              <w:t>Elongation at Break</w:t>
+            </w:r>
+          </w:p>
+        </w:tc>
+        <w:tc>
+          <w:tcPr>
+            <w:tcW w:w="980" w:type="dxa"/>
             <w:vAlign w:val="center"/>
           </w:tcPr>
           <w:p>
@@ -1856,32 +2372,8 @@
         </w:tc>
         <w:tc>
           <w:tcPr>
-            <w:tcW w:w="850" w:type="dxa"/>
-            <w:vAlign w:val="center"/>
-          </w:tcPr>
-          <w:p>
-            <w:pPr>
-              <w:spacing w:after="0" w:line="360" w:lineRule="auto"/>
-              <w:rPr>
-                <w:sz w:val="20"/>
-                <w:szCs w:val="20"/>
-              </w:rPr>
-            </w:pPr>
-            <w:r>
-              <w:rPr>
-                <w:rFonts w:ascii="Aptos" w:hAnsi="Aptos"/>
-                <w:color w:val="101820"/>
-                <w:sz w:val="20"/>
-                <w:szCs w:val="20"/>
-              </w:rPr>
-              <w:t>MPa</w:t>
-            </w:r>
-          </w:p>
-        </w:tc>
-        <w:tc>
-          <w:tcPr>
-            <w:tcW w:w="3969" w:type="dxa"/>
-            <w:gridSpan w:val="2"/>
+            <w:tcW w:w="1100" w:type="dxa"/>
+            <w:vMerge w:val="restart"/>
             <w:vAlign w:val="center"/>
           </w:tcPr>
           <w:p>
@@ -1900,13 +2392,48 @@
                 <w:sz w:val="20"/>
                 <w:szCs w:val="20"/>
               </w:rPr>
-              <w:t>103</w:t>
-            </w:r>
-          </w:p>
-        </w:tc>
-        <w:tc>
-          <w:tcPr>
-            <w:tcW w:w="1846" w:type="dxa"/>
+              <w:t>%</w:t>
+            </w:r>
+          </w:p>
+        </w:tc>
+        <w:tc>
+          <w:tcPr>
+            <w:tcW w:w="3926" w:type="dxa"/>
+            <w:gridSpan w:val="7"/>
+            <w:vAlign w:val="center"/>
+          </w:tcPr>
+          <w:p>
+            <w:pPr>
+              <w:spacing w:after="0" w:line="360" w:lineRule="auto"/>
+              <w:jc w:val="center"/>
+              <w:rPr>
+                <w:sz w:val="20"/>
+                <w:szCs w:val="20"/>
+              </w:rPr>
+            </w:pPr>
+            <w:r>
+              <w:rPr>
+                <w:rFonts w:ascii="Aptos" w:hAnsi="Aptos"/>
+                <w:color w:val="101820"/>
+                <w:sz w:val="20"/>
+                <w:szCs w:val="20"/>
+              </w:rPr>
+              <w:t>20</w:t>
+            </w:r>
+            <w:r>
+              <w:rPr>
+                <w:rFonts w:ascii="Aptos" w:hAnsi="Aptos"/>
+                <w:color w:val="101820"/>
+                <w:sz w:val="20"/>
+                <w:szCs w:val="20"/>
+              </w:rPr>
+              <w:t>0</w:t>
+            </w:r>
+          </w:p>
+        </w:tc>
+        <w:tc>
+          <w:tcPr>
+            <w:tcW w:w="1820" w:type="dxa"/>
             <w:vAlign w:val="center"/>
           </w:tcPr>
           <w:p>
@@ -1936,7 +2463,7 @@
         </w:trPr>
         <w:tc>
           <w:tcPr>
-            <w:tcW w:w="2673" w:type="dxa"/>
+            <w:tcW w:w="2631" w:type="dxa"/>
             <w:vMerge/>
             <w:vAlign w:val="center"/>
           </w:tcPr>
@@ -1952,7 +2479,7 @@
         </w:tc>
         <w:tc>
           <w:tcPr>
-            <w:tcW w:w="993" w:type="dxa"/>
+            <w:tcW w:w="980" w:type="dxa"/>
             <w:vAlign w:val="center"/>
           </w:tcPr>
           <w:p>
@@ -1978,32 +2505,8 @@
         </w:tc>
         <w:tc>
           <w:tcPr>
-            <w:tcW w:w="850" w:type="dxa"/>
-            <w:vAlign w:val="center"/>
-          </w:tcPr>
-          <w:p>
-            <w:pPr>
-              <w:spacing w:after="0" w:line="360" w:lineRule="auto"/>
-              <w:rPr>
-                <w:sz w:val="20"/>
-                <w:szCs w:val="20"/>
-              </w:rPr>
-            </w:pPr>
-            <w:r>
-              <w:rPr>
-                <w:rFonts w:ascii="Aptos" w:hAnsi="Aptos"/>
-                <w:color w:val="101820"/>
-                <w:sz w:val="20"/>
-                <w:szCs w:val="20"/>
-              </w:rPr>
-              <w:t>MPa</w:t>
-            </w:r>
-          </w:p>
-        </w:tc>
-        <w:tc>
-          <w:tcPr>
-            <w:tcW w:w="3969" w:type="dxa"/>
-            <w:gridSpan w:val="2"/>
+            <w:tcW w:w="1100" w:type="dxa"/>
+            <w:vMerge/>
             <w:vAlign w:val="center"/>
           </w:tcPr>
           <w:p>
@@ -2015,20 +2518,46 @@
                 <w:szCs w:val="20"/>
               </w:rPr>
             </w:pPr>
-            <w:r>
-              <w:rPr>
-                <w:rFonts w:ascii="Aptos" w:hAnsi="Aptos"/>
-                <w:color w:val="101820"/>
-                <w:sz w:val="20"/>
-                <w:szCs w:val="20"/>
-              </w:rPr>
-              <w:t>141</w:t>
-            </w:r>
-          </w:p>
-        </w:tc>
-        <w:tc>
-          <w:tcPr>
-            <w:tcW w:w="1846" w:type="dxa"/>
+          </w:p>
+        </w:tc>
+        <w:tc>
+          <w:tcPr>
+            <w:tcW w:w="3926" w:type="dxa"/>
+            <w:gridSpan w:val="7"/>
+            <w:vAlign w:val="center"/>
+          </w:tcPr>
+          <w:p>
+            <w:pPr>
+              <w:spacing w:after="0" w:line="360" w:lineRule="auto"/>
+              <w:jc w:val="center"/>
+              <w:rPr>
+                <w:sz w:val="20"/>
+                <w:szCs w:val="20"/>
+              </w:rPr>
+            </w:pPr>
+            <w:r>
+              <w:rPr>
+                <w:rFonts w:ascii="Aptos" w:hAnsi="Aptos"/>
+                <w:color w:val="101820"/>
+                <w:sz w:val="20"/>
+                <w:szCs w:val="20"/>
+              </w:rPr>
+              <w:t>5</w:t>
+            </w:r>
+            <w:r>
+              <w:rPr>
+                <w:rFonts w:ascii="Aptos" w:hAnsi="Aptos"/>
+                <w:color w:val="101820"/>
+                <w:sz w:val="20"/>
+                <w:szCs w:val="20"/>
+              </w:rPr>
+              <w:t>0</w:t>
+            </w:r>
+          </w:p>
+        </w:tc>
+        <w:tc>
+          <w:tcPr>
+            <w:tcW w:w="1820" w:type="dxa"/>
             <w:vAlign w:val="center"/>
           </w:tcPr>
           <w:p>
@@ -2058,7 +2587,7 @@
         </w:trPr>
         <w:tc>
           <w:tcPr>
-            <w:tcW w:w="2673" w:type="dxa"/>
+            <w:tcW w:w="2631" w:type="dxa"/>
             <w:vMerge w:val="restart"/>
             <w:vAlign w:val="center"/>
           </w:tcPr>
@@ -2066,25 +2595,75 @@
             <w:pPr>
               <w:spacing w:after="0" w:line="360" w:lineRule="auto"/>
               <w:rPr>
-                <w:sz w:val="20"/>
-                <w:szCs w:val="20"/>
-              </w:rPr>
-            </w:pPr>
-            <w:r>
-              <w:rPr>
-                <w:rFonts w:ascii="Aptos" w:hAnsi="Aptos"/>
                 <w:b/>
-                <w:color w:val="101820"/>
-                <w:sz w:val="20"/>
-                <w:szCs w:val="20"/>
-              </w:rPr>
-              <w:t>Elongation at Break</w:t>
-            </w:r>
-          </w:p>
-        </w:tc>
-        <w:tc>
-          <w:tcPr>
-            <w:tcW w:w="993" w:type="dxa"/>
+                <w:bCs/>
+                <w:sz w:val="20"/>
+                <w:szCs w:val="20"/>
+              </w:rPr>
+            </w:pPr>
+            <w:r>
+              <w:rPr>
+                <w:b/>
+                <w:bCs/>
+                <w:sz w:val="20"/>
+                <w:szCs w:val="20"/>
+              </w:rPr>
+              <w:t>Thermal Shrinkage</w:t>
+            </w:r>
+            <w:r>
+              <w:rPr>
+                <w:b/>
+                <w:bCs/>
+                <w:sz w:val="20"/>
+                <w:szCs w:val="20"/>
+              </w:rPr>
+              <w:t xml:space="preserve"> </w:t>
+            </w:r>
+          </w:p>
+          <w:p>
+            <w:pPr>
+              <w:spacing w:after="0" w:line="360" w:lineRule="auto"/>
+              <w:rPr>
+                <w:b/>
+                <w:bCs/>
+                <w:sz w:val="20"/>
+                <w:szCs w:val="20"/>
+              </w:rPr>
+            </w:pPr>
+            <w:r>
+              <w:rPr>
+                <w:b/>
+                <w:bCs/>
+                <w:sz w:val="20"/>
+                <w:szCs w:val="20"/>
+              </w:rPr>
+              <w:t>@ 120 °</w:t>
+            </w:r>
+            <w:proofErr w:type="gramStart"/>
+            <w:r>
+              <w:rPr>
+                <w:b/>
+                <w:bCs/>
+                <w:sz w:val="20"/>
+                <w:szCs w:val="20"/>
+              </w:rPr>
+              <w:t>C ,</w:t>
+            </w:r>
+            <w:proofErr w:type="gramEnd"/>
+            <w:r>
+              <w:rPr>
+                <w:b/>
+                <w:bCs/>
+                <w:sz w:val="20"/>
+                <w:szCs w:val="20"/>
+              </w:rPr>
+              <w:t xml:space="preserve"> 5 min</w:t>
+            </w:r>
+          </w:p>
+        </w:tc>
+        <w:tc>
+          <w:tcPr>
+            <w:tcW w:w="980" w:type="dxa"/>
             <w:vAlign w:val="center"/>
           </w:tcPr>
           <w:p>
@@ -2092,31 +2671,38 @@
               <w:spacing w:after="0" w:line="360" w:lineRule="auto"/>
               <w:jc w:val="center"/>
               <w:rPr>
-                <w:sz w:val="20"/>
-                <w:szCs w:val="20"/>
-              </w:rPr>
-            </w:pPr>
-            <w:r>
-              <w:rPr>
                 <w:rFonts w:ascii="Aptos" w:hAnsi="Aptos"/>
                 <w:b/>
                 <w:color w:val="101820"/>
                 <w:sz w:val="20"/>
                 <w:szCs w:val="20"/>
               </w:rPr>
+            </w:pPr>
+            <w:r>
+              <w:rPr>
+                <w:rFonts w:ascii="Aptos" w:hAnsi="Aptos"/>
+                <w:b/>
+                <w:color w:val="101820"/>
+                <w:sz w:val="20"/>
+                <w:szCs w:val="20"/>
+              </w:rPr>
               <w:t>MD</w:t>
             </w:r>
           </w:p>
         </w:tc>
         <w:tc>
           <w:tcPr>
-            <w:tcW w:w="850" w:type="dxa"/>
-            <w:vAlign w:val="center"/>
-          </w:tcPr>
-          <w:p>
-            <w:pPr>
-              <w:spacing w:after="0" w:line="360" w:lineRule="auto"/>
-              <w:rPr>
+            <w:tcW w:w="1100" w:type="dxa"/>
+            <w:vMerge w:val="restart"/>
+            <w:vAlign w:val="center"/>
+          </w:tcPr>
+          <w:p>
+            <w:pPr>
+              <w:spacing w:after="0" w:line="360" w:lineRule="auto"/>
+              <w:jc w:val="center"/>
+              <w:rPr>
+                <w:rFonts w:ascii="Aptos" w:hAnsi="Aptos"/>
+                <w:color w:val="101820"/>
                 <w:sz w:val="20"/>
                 <w:szCs w:val="20"/>
               </w:rPr>
@@ -2134,8 +2720,8 @@
         </w:tc>
         <w:tc>
           <w:tcPr>
-            <w:tcW w:w="3969" w:type="dxa"/>
-            <w:gridSpan w:val="2"/>
+            <w:tcW w:w="3926" w:type="dxa"/>
+            <w:gridSpan w:val="7"/>
             <w:vAlign w:val="center"/>
           </w:tcPr>
           <w:p>
@@ -2143,42 +2729,55 @@
               <w:spacing w:after="0" w:line="360" w:lineRule="auto"/>
               <w:jc w:val="center"/>
               <w:rPr>
-                <w:sz w:val="20"/>
-                <w:szCs w:val="20"/>
-              </w:rPr>
-            </w:pPr>
-            <w:r>
-              <w:rPr>
-                <w:rFonts w:ascii="Aptos" w:hAnsi="Aptos"/>
-                <w:color w:val="101820"/>
-                <w:sz w:val="20"/>
-                <w:szCs w:val="20"/>
-              </w:rPr>
-              <w:t>140</w:t>
-            </w:r>
-          </w:p>
-        </w:tc>
-        <w:tc>
-          <w:tcPr>
-            <w:tcW w:w="1846" w:type="dxa"/>
-            <w:vAlign w:val="center"/>
-          </w:tcPr>
-          <w:p>
-            <w:pPr>
-              <w:spacing w:after="0" w:line="360" w:lineRule="auto"/>
-              <w:rPr>
-                <w:sz w:val="20"/>
-                <w:szCs w:val="20"/>
-              </w:rPr>
-            </w:pPr>
-            <w:r>
-              <w:rPr>
-                <w:rFonts w:ascii="Aptos" w:hAnsi="Aptos"/>
-                <w:color w:val="101820"/>
-                <w:sz w:val="20"/>
-                <w:szCs w:val="20"/>
-              </w:rPr>
-              <w:t>ASTM D882</w:t>
+                <w:rFonts w:ascii="Aptos" w:hAnsi="Aptos"/>
+                <w:color w:val="101820"/>
+                <w:sz w:val="20"/>
+                <w:szCs w:val="20"/>
+              </w:rPr>
+            </w:pPr>
+            <w:r>
+              <w:rPr>
+                <w:rFonts w:ascii="Aptos" w:hAnsi="Aptos"/>
+                <w:color w:val="101820"/>
+                <w:sz w:val="20"/>
+                <w:szCs w:val="20"/>
+              </w:rPr>
+              <w:t>≤</w:t>
+            </w:r>
+            <w:r>
+              <w:rPr>
+                <w:rFonts w:ascii="Aptos" w:hAnsi="Aptos"/>
+                <w:color w:val="101820"/>
+                <w:sz w:val="20"/>
+                <w:szCs w:val="20"/>
+              </w:rPr>
+              <w:t xml:space="preserve"> 5</w:t>
+            </w:r>
+          </w:p>
+        </w:tc>
+        <w:tc>
+          <w:tcPr>
+            <w:tcW w:w="1820" w:type="dxa"/>
+            <w:vAlign w:val="center"/>
+          </w:tcPr>
+          <w:p>
+            <w:pPr>
+              <w:spacing w:after="0" w:line="360" w:lineRule="auto"/>
+              <w:rPr>
+                <w:rFonts w:ascii="Aptos" w:hAnsi="Aptos"/>
+                <w:color w:val="101820"/>
+                <w:sz w:val="20"/>
+                <w:szCs w:val="20"/>
+              </w:rPr>
+            </w:pPr>
+            <w:r>
+              <w:rPr>
+                <w:rFonts w:ascii="Aptos" w:hAnsi="Aptos"/>
+                <w:color w:val="101820"/>
+                <w:sz w:val="20"/>
+                <w:szCs w:val="20"/>
+              </w:rPr>
+              <w:t>NODA PLAST Lab</w:t>
             </w:r>
           </w:p>
         </w:tc>
@@ -2190,7 +2789,7 @@
         </w:trPr>
         <w:tc>
           <w:tcPr>
-            <w:tcW w:w="2673" w:type="dxa"/>
+            <w:tcW w:w="2631" w:type="dxa"/>
             <w:vMerge/>
             <w:vAlign w:val="center"/>
           </w:tcPr>
@@ -2206,7 +2805,7 @@
         </w:tc>
         <w:tc>
           <w:tcPr>
-            <w:tcW w:w="993" w:type="dxa"/>
+            <w:tcW w:w="980" w:type="dxa"/>
             <w:vAlign w:val="center"/>
           </w:tcPr>
           <w:p>
@@ -2214,50 +2813,29 @@
               <w:spacing w:after="0" w:line="360" w:lineRule="auto"/>
               <w:jc w:val="center"/>
               <w:rPr>
-                <w:sz w:val="20"/>
-                <w:szCs w:val="20"/>
-              </w:rPr>
-            </w:pPr>
-            <w:r>
-              <w:rPr>
                 <w:rFonts w:ascii="Aptos" w:hAnsi="Aptos"/>
                 <w:b/>
                 <w:color w:val="101820"/>
                 <w:sz w:val="20"/>
                 <w:szCs w:val="20"/>
               </w:rPr>
+            </w:pPr>
+            <w:r>
+              <w:rPr>
+                <w:rFonts w:ascii="Aptos" w:hAnsi="Aptos"/>
+                <w:b/>
+                <w:color w:val="101820"/>
+                <w:sz w:val="20"/>
+                <w:szCs w:val="20"/>
+              </w:rPr>
               <w:t>TD</w:t>
             </w:r>
           </w:p>
         </w:tc>
         <w:tc>
           <w:tcPr>
-            <w:tcW w:w="850" w:type="dxa"/>
-            <w:vAlign w:val="center"/>
-          </w:tcPr>
-          <w:p>
-            <w:pPr>
-              <w:spacing w:after="0" w:line="360" w:lineRule="auto"/>
-              <w:rPr>
-                <w:sz w:val="20"/>
-                <w:szCs w:val="20"/>
-              </w:rPr>
-            </w:pPr>
-            <w:r>
-              <w:rPr>
-                <w:rFonts w:ascii="Aptos" w:hAnsi="Aptos"/>
-                <w:color w:val="101820"/>
-                <w:sz w:val="20"/>
-                <w:szCs w:val="20"/>
-              </w:rPr>
-              <w:t>%</w:t>
-            </w:r>
-          </w:p>
-        </w:tc>
-        <w:tc>
-          <w:tcPr>
-            <w:tcW w:w="3969" w:type="dxa"/>
-            <w:gridSpan w:val="2"/>
+            <w:tcW w:w="1100" w:type="dxa"/>
+            <w:vMerge/>
             <w:vAlign w:val="center"/>
           </w:tcPr>
           <w:p>
@@ -2265,42 +2843,74 @@
               <w:spacing w:after="0" w:line="360" w:lineRule="auto"/>
               <w:jc w:val="center"/>
               <w:rPr>
-                <w:sz w:val="20"/>
-                <w:szCs w:val="20"/>
-              </w:rPr>
-            </w:pPr>
-            <w:r>
-              <w:rPr>
-                <w:rFonts w:ascii="Aptos" w:hAnsi="Aptos"/>
-                <w:color w:val="101820"/>
-                <w:sz w:val="20"/>
-                <w:szCs w:val="20"/>
-              </w:rPr>
-              <w:t>32</w:t>
-            </w:r>
-          </w:p>
-        </w:tc>
-        <w:tc>
-          <w:tcPr>
-            <w:tcW w:w="1846" w:type="dxa"/>
-            <w:vAlign w:val="center"/>
-          </w:tcPr>
-          <w:p>
-            <w:pPr>
-              <w:spacing w:after="0" w:line="360" w:lineRule="auto"/>
-              <w:rPr>
-                <w:sz w:val="20"/>
-                <w:szCs w:val="20"/>
-              </w:rPr>
-            </w:pPr>
-            <w:r>
-              <w:rPr>
-                <w:rFonts w:ascii="Aptos" w:hAnsi="Aptos"/>
-                <w:color w:val="101820"/>
-                <w:sz w:val="20"/>
-                <w:szCs w:val="20"/>
-              </w:rPr>
-              <w:t>ASTM D882</w:t>
+                <w:rFonts w:ascii="Aptos" w:hAnsi="Aptos"/>
+                <w:color w:val="101820"/>
+                <w:sz w:val="20"/>
+                <w:szCs w:val="20"/>
+              </w:rPr>
+            </w:pPr>
+          </w:p>
+        </w:tc>
+        <w:tc>
+          <w:tcPr>
+            <w:tcW w:w="3926" w:type="dxa"/>
+            <w:gridSpan w:val="7"/>
+            <w:vAlign w:val="center"/>
+          </w:tcPr>
+          <w:p>
+            <w:pPr>
+              <w:spacing w:after="0" w:line="360" w:lineRule="auto"/>
+              <w:jc w:val="center"/>
+              <w:rPr>
+                <w:rFonts w:ascii="Aptos" w:hAnsi="Aptos"/>
+                <w:color w:val="101820"/>
+                <w:sz w:val="20"/>
+                <w:szCs w:val="20"/>
+              </w:rPr>
+            </w:pPr>
+            <w:r>
+              <w:rPr>
+                <w:rFonts w:ascii="Aptos" w:hAnsi="Aptos"/>
+                <w:color w:val="101820"/>
+                <w:sz w:val="20"/>
+                <w:szCs w:val="20"/>
+              </w:rPr>
+              <w:t>≤</w:t>
+            </w:r>
+            <w:r>
+              <w:rPr>
+                <w:rFonts w:ascii="Aptos" w:hAnsi="Aptos"/>
+                <w:color w:val="101820"/>
+                <w:sz w:val="20"/>
+                <w:szCs w:val="20"/>
+              </w:rPr>
+              <w:t xml:space="preserve"> 3</w:t>
+            </w:r>
+          </w:p>
+        </w:tc>
+        <w:tc>
+          <w:tcPr>
+            <w:tcW w:w="1820" w:type="dxa"/>
+            <w:vAlign w:val="center"/>
+          </w:tcPr>
+          <w:p>
+            <w:pPr>
+              <w:spacing w:after="0" w:line="360" w:lineRule="auto"/>
+              <w:rPr>
+                <w:rFonts w:ascii="Aptos" w:hAnsi="Aptos"/>
+                <w:color w:val="101820"/>
+                <w:sz w:val="20"/>
+                <w:szCs w:val="20"/>
+              </w:rPr>
+            </w:pPr>
+            <w:r>
+              <w:rPr>
+                <w:rFonts w:ascii="Aptos" w:hAnsi="Aptos"/>
+                <w:color w:val="101820"/>
+                <w:sz w:val="20"/>
+                <w:szCs w:val="20"/>
+              </w:rPr>
+              <w:t>NODA PLAST Lab</w:t>
             </w:r>
           </w:p>
         </w:tc>
@@ -2312,33 +2922,36 @@
         </w:trPr>
         <w:tc>
           <w:tcPr>
-            <w:tcW w:w="2673" w:type="dxa"/>
-            <w:vMerge w:val="restart"/>
-            <w:vAlign w:val="center"/>
-          </w:tcPr>
-          <w:p>
-            <w:pPr>
-              <w:spacing w:after="0" w:line="360" w:lineRule="auto"/>
-              <w:rPr>
-                <w:sz w:val="20"/>
-                <w:szCs w:val="20"/>
-              </w:rPr>
-            </w:pPr>
-            <w:r>
+            <w:tcW w:w="3611" w:type="dxa"/>
+            <w:gridSpan w:val="2"/>
+            <w:vAlign w:val="center"/>
+          </w:tcPr>
+          <w:p>
+            <w:pPr>
+              <w:spacing w:after="0" w:line="360" w:lineRule="auto"/>
               <w:rPr>
                 <w:rFonts w:ascii="Aptos" w:hAnsi="Aptos"/>
                 <w:b/>
-                <w:color w:val="101820"/>
-                <w:sz w:val="20"/>
-                <w:szCs w:val="20"/>
-              </w:rPr>
-              <w:t>Modulus of Elasticity</w:t>
-            </w:r>
-          </w:p>
-        </w:tc>
-        <w:tc>
-          <w:tcPr>
-            <w:tcW w:w="993" w:type="dxa"/>
+                <w:bCs/>
+                <w:color w:val="101820"/>
+                <w:sz w:val="20"/>
+                <w:szCs w:val="20"/>
+              </w:rPr>
+            </w:pPr>
+            <w:r>
+              <w:rPr>
+                <w:b/>
+                <w:bCs/>
+                <w:sz w:val="20"/>
+                <w:szCs w:val="20"/>
+              </w:rPr>
+              <w:t>Heat Seal Range (U-U)</w:t>
+            </w:r>
+          </w:p>
+        </w:tc>
+        <w:tc>
+          <w:tcPr>
+            <w:tcW w:w="1100" w:type="dxa"/>
             <w:vAlign w:val="center"/>
           </w:tcPr>
           <w:p>
@@ -2346,50 +2959,27 @@
               <w:spacing w:after="0" w:line="360" w:lineRule="auto"/>
               <w:jc w:val="center"/>
               <w:rPr>
-                <w:sz w:val="20"/>
-                <w:szCs w:val="20"/>
-              </w:rPr>
-            </w:pPr>
-            <w:r>
-              <w:rPr>
-                <w:rFonts w:ascii="Aptos" w:hAnsi="Aptos"/>
-                <w:b/>
-                <w:color w:val="101820"/>
-                <w:sz w:val="20"/>
-                <w:szCs w:val="20"/>
-              </w:rPr>
-              <w:t>MD</w:t>
-            </w:r>
-          </w:p>
-        </w:tc>
-        <w:tc>
-          <w:tcPr>
-            <w:tcW w:w="850" w:type="dxa"/>
-            <w:vAlign w:val="center"/>
-          </w:tcPr>
-          <w:p>
-            <w:pPr>
-              <w:spacing w:after="0" w:line="360" w:lineRule="auto"/>
-              <w:rPr>
-                <w:sz w:val="20"/>
-                <w:szCs w:val="20"/>
-              </w:rPr>
-            </w:pPr>
-            <w:r>
-              <w:rPr>
-                <w:rFonts w:ascii="Aptos" w:hAnsi="Aptos"/>
-                <w:color w:val="101820"/>
-                <w:sz w:val="20"/>
-                <w:szCs w:val="20"/>
-              </w:rPr>
-              <w:t>MPa</w:t>
-            </w:r>
-          </w:p>
-        </w:tc>
-        <w:tc>
-          <w:tcPr>
-            <w:tcW w:w="3969" w:type="dxa"/>
-            <w:gridSpan w:val="2"/>
+                <w:rFonts w:ascii="Aptos" w:hAnsi="Aptos"/>
+                <w:color w:val="101820"/>
+                <w:sz w:val="20"/>
+                <w:szCs w:val="20"/>
+              </w:rPr>
+            </w:pPr>
+            <w:r>
+              <w:rPr>
+                <w:rFonts w:ascii="Aptos" w:hAnsi="Aptos"/>
+                <w:color w:val="101820"/>
+                <w:sz w:val="20"/>
+                <w:szCs w:val="20"/>
+              </w:rPr>
+              <w:t>°C</w:t>
+            </w:r>
+          </w:p>
+        </w:tc>
+        <w:tc>
+          <w:tcPr>
+            <w:tcW w:w="3926" w:type="dxa"/>
+            <w:gridSpan w:val="7"/>
             <w:vAlign w:val="center"/>
           </w:tcPr>
           <w:p>
@@ -2397,164 +2987,46 @@
               <w:spacing w:after="0" w:line="360" w:lineRule="auto"/>
               <w:jc w:val="center"/>
               <w:rPr>
-                <w:sz w:val="20"/>
-                <w:szCs w:val="20"/>
-              </w:rPr>
-            </w:pPr>
-            <w:r>
-              <w:rPr>
-                <w:rFonts w:ascii="Aptos" w:hAnsi="Aptos"/>
-                <w:color w:val="101820"/>
-                <w:sz w:val="20"/>
-                <w:szCs w:val="20"/>
-              </w:rPr>
-              <w:t>1080</w:t>
-            </w:r>
-          </w:p>
-        </w:tc>
-        <w:tc>
-          <w:tcPr>
-            <w:tcW w:w="1846" w:type="dxa"/>
-            <w:vAlign w:val="center"/>
-          </w:tcPr>
-          <w:p>
-            <w:pPr>
-              <w:spacing w:after="0" w:line="360" w:lineRule="auto"/>
-              <w:rPr>
-                <w:sz w:val="20"/>
-                <w:szCs w:val="20"/>
-              </w:rPr>
-            </w:pPr>
-            <w:r>
-              <w:rPr>
-                <w:rFonts w:ascii="Aptos" w:hAnsi="Aptos"/>
-                <w:color w:val="101820"/>
-                <w:sz w:val="20"/>
-                <w:szCs w:val="20"/>
-              </w:rPr>
-              <w:t>ASTM D882</w:t>
-            </w:r>
-          </w:p>
-        </w:tc>
-      </w:tr>
-      <w:tr>
-        <w:trPr>
-          <w:trHeight w:val="340"/>
-          <w:jc w:val="center"/>
-        </w:trPr>
-        <w:tc>
-          <w:tcPr>
-            <w:tcW w:w="2673" w:type="dxa"/>
-            <w:vMerge/>
-            <w:vAlign w:val="center"/>
-          </w:tcPr>
-          <w:p>
-            <w:pPr>
-              <w:spacing w:after="0" w:line="360" w:lineRule="auto"/>
-              <w:rPr>
-                <w:sz w:val="20"/>
-                <w:szCs w:val="20"/>
-              </w:rPr>
-            </w:pPr>
-          </w:p>
-        </w:tc>
-        <w:tc>
-          <w:tcPr>
-            <w:tcW w:w="993" w:type="dxa"/>
-            <w:vAlign w:val="center"/>
-          </w:tcPr>
-          <w:p>
-            <w:pPr>
-              <w:spacing w:after="0" w:line="360" w:lineRule="auto"/>
-              <w:jc w:val="center"/>
-              <w:rPr>
-                <w:sz w:val="20"/>
-                <w:szCs w:val="20"/>
-              </w:rPr>
-            </w:pPr>
-            <w:r>
-              <w:rPr>
-                <w:rFonts w:ascii="Aptos" w:hAnsi="Aptos"/>
-                <w:b/>
-                <w:color w:val="101820"/>
-                <w:sz w:val="20"/>
-                <w:szCs w:val="20"/>
-              </w:rPr>
-              <w:t>TD</w:t>
-            </w:r>
-          </w:p>
-        </w:tc>
-        <w:tc>
-          <w:tcPr>
-            <w:tcW w:w="850" w:type="dxa"/>
-            <w:vAlign w:val="center"/>
-          </w:tcPr>
-          <w:p>
-            <w:pPr>
-              <w:spacing w:after="0" w:line="360" w:lineRule="auto"/>
-              <w:rPr>
-                <w:sz w:val="20"/>
-                <w:szCs w:val="20"/>
-              </w:rPr>
-            </w:pPr>
-            <w:r>
-              <w:rPr>
-                <w:rFonts w:ascii="Aptos" w:hAnsi="Aptos"/>
-                <w:color w:val="101820"/>
-                <w:sz w:val="20"/>
-                <w:szCs w:val="20"/>
-              </w:rPr>
-              <w:t>MPa</w:t>
-            </w:r>
-          </w:p>
-        </w:tc>
-        <w:tc>
-          <w:tcPr>
-            <w:tcW w:w="3969" w:type="dxa"/>
-            <w:gridSpan w:val="2"/>
-            <w:vAlign w:val="center"/>
-          </w:tcPr>
-          <w:p>
-            <w:pPr>
-              <w:spacing w:after="0" w:line="360" w:lineRule="auto"/>
-              <w:jc w:val="center"/>
-              <w:rPr>
-                <w:sz w:val="20"/>
-                <w:szCs w:val="20"/>
-              </w:rPr>
-            </w:pPr>
-            <w:r>
-              <w:rPr>
-                <w:rFonts w:ascii="Aptos" w:hAnsi="Aptos"/>
-                <w:color w:val="101820"/>
-                <w:sz w:val="20"/>
-                <w:szCs w:val="20"/>
-              </w:rPr>
-              <w:t>2000</w:t>
-            </w:r>
-          </w:p>
-        </w:tc>
-        <w:tc>
-          <w:tcPr>
-            <w:tcW w:w="1846" w:type="dxa"/>
-            <w:vAlign w:val="center"/>
-          </w:tcPr>
-          <w:p>
-            <w:pPr>
-              <w:spacing w:after="0" w:line="360" w:lineRule="auto"/>
-              <w:rPr>
-                <w:sz w:val="20"/>
-                <w:szCs w:val="20"/>
-              </w:rPr>
-            </w:pPr>
-            <w:r>
-              <w:rPr>
-                <w:rFonts w:ascii="Aptos" w:hAnsi="Aptos"/>
-                <w:color w:val="101820"/>
-                <w:sz w:val="20"/>
-                <w:szCs w:val="20"/>
-              </w:rPr>
-              <w:t>ASTM D882</w:t>
+                <w:rFonts w:ascii="Aptos" w:hAnsi="Aptos"/>
+                <w:color w:val="101820"/>
+                <w:sz w:val="20"/>
+                <w:szCs w:val="20"/>
+              </w:rPr>
+            </w:pPr>
+            <w:r>
+              <w:rPr>
+                <w:rFonts w:ascii="Aptos" w:hAnsi="Aptos"/>
+                <w:color w:val="101820"/>
+                <w:sz w:val="20"/>
+                <w:szCs w:val="20"/>
+              </w:rPr>
+              <w:t>105-140</w:t>
+            </w:r>
+          </w:p>
+        </w:tc>
+        <w:tc>
+          <w:tcPr>
+            <w:tcW w:w="1820" w:type="dxa"/>
+            <w:vAlign w:val="center"/>
+          </w:tcPr>
+          <w:p>
+            <w:pPr>
+              <w:spacing w:after="0" w:line="360" w:lineRule="auto"/>
+              <w:rPr>
+                <w:rFonts w:ascii="Aptos" w:hAnsi="Aptos"/>
+                <w:color w:val="101820"/>
+                <w:sz w:val="20"/>
+                <w:szCs w:val="20"/>
+              </w:rPr>
+            </w:pPr>
+            <w:r>
+              <w:rPr>
+                <w:rFonts w:ascii="Aptos" w:hAnsi="Aptos"/>
+                <w:color w:val="101820"/>
+                <w:sz w:val="20"/>
+                <w:szCs w:val="20"/>
+              </w:rPr>
+              <w:t>NODA PLAST Lab</w:t>
             </w:r>
           </w:p>
         </w:tc>
@@ -2564,6 +3036,7 @@
       <w:pPr>
         <w:spacing w:before="120" w:after="60"/>
         <w:rPr>
+          <w:color w:val="FC6B00"/>
           <w:sz w:val="20"/>
           <w:szCs w:val="20"/>
         </w:rPr>
@@ -2572,7 +3045,7 @@
         <w:rPr>
           <w:rFonts w:ascii="Aptos Display" w:hAnsi="Aptos Display"/>
           <w:b/>
-          <w:color w:val="F2A51A"/>
+          <w:color w:val="FC6B00"/>
           <w:sz w:val="20"/>
           <w:szCs w:val="20"/>
         </w:rPr>
@@ -2599,7 +3072,6 @@
         <w:t>The numerical values reported in this data sheet are obtained from the average of the values recorded in our laboratory tests. Before final use, we recommend technical tests to ensure the film's suitability for the intended use. NODA PLAST Film is not responsible for inappropriate use of the product, and its liability is limited to the exclusive replacement of the product, excluding any compensation or damages of any kind.</w:t>
       </w:r>
     </w:p>
-    <w:p/>
     <w:sectPr>
       <w:type w:val="continuous"/>
       <w:pgSz w:w="11906" w:h="16838"/>
@@ -2684,16 +3156,17 @@
       <w:tblLook w:val="04A0" w:firstRow="1" w:lastRow="0" w:firstColumn="1" w:lastColumn="0" w:noHBand="0" w:noVBand="1"/>
     </w:tblPr>
     <w:tblGrid>
-      <w:gridCol w:w="5342"/>
-      <w:gridCol w:w="5124"/>
+      <w:gridCol w:w="5564"/>
+      <w:gridCol w:w="4563"/>
     </w:tblGrid>
     <w:tr>
       <w:trPr>
+        <w:trHeight w:val="959"/>
         <w:jc w:val="center"/>
       </w:trPr>
       <w:tc>
         <w:tcPr>
-          <w:tcW w:w="5688" w:type="dxa"/>
+          <w:tcW w:w="5564" w:type="dxa"/>
           <w:tcBorders>
             <w:top w:val="single" w:sz="0" w:space="0" w:color="FFFFFF"/>
             <w:left w:val="single" w:sz="0" w:space="0" w:color="FFFFFF"/>
@@ -2711,10 +3184,10 @@
               <w:noProof/>
             </w:rPr>
             <w:drawing>
-              <wp:inline distT="0" distB="0" distL="0" distR="0" wp14:anchorId="19EACF97" wp14:editId="602AA0CE">
-                <wp:extent cx="1760220" cy="464820"/>
-                <wp:effectExtent l="0" t="0" r="0" b="0"/>
-                <wp:docPr id="123882878" name="Picture 1"/>
+              <wp:inline distT="0" distB="0" distL="0" distR="0" wp14:anchorId="6FD6B522" wp14:editId="06735160">
+                <wp:extent cx="1994724" cy="571500"/>
+                <wp:effectExtent l="0" t="0" r="5715" b="0"/>
+                <wp:docPr id="344260460" name="Picture 1"/>
                 <wp:cNvGraphicFramePr>
                   <a:graphicFrameLocks xmlns:a="http://schemas.openxmlformats.org/drawingml/2006/main" noChangeAspect="1"/>
                 </wp:cNvGraphicFramePr>
@@ -2743,7 +3216,7 @@
                       <pic:spPr bwMode="auto">
                         <a:xfrm>
                           <a:off x="0" y="0"/>
-                          <a:ext cx="1760220" cy="464820"/>
+                          <a:ext cx="2042534" cy="585198"/>
                         </a:xfrm>
                         <a:prstGeom prst="rect">
                           <a:avLst/>
@@ -2763,7 +3236,7 @@
       </w:tc>
       <w:tc>
         <w:tcPr>
-          <w:tcW w:w="5688" w:type="dxa"/>
+          <w:tcW w:w="4563" w:type="dxa"/>
           <w:tcBorders>
             <w:top w:val="single" w:sz="0" w:space="0" w:color="FFFFFF"/>
             <w:left w:val="single" w:sz="0" w:space="0" w:color="FFFFFF"/>
@@ -2775,12 +3248,15 @@
         <w:p>
           <w:pPr>
             <w:jc w:val="right"/>
+            <w:rPr>
+              <w:color w:val="FC6B00"/>
+            </w:rPr>
           </w:pPr>
           <w:r>
             <w:rPr>
               <w:rFonts w:ascii="Aptos" w:hAnsi="Aptos"/>
               <w:b/>
-              <w:color w:val="F2A51A"/>
+              <w:color w:val="FC6B00"/>
               <w:sz w:val="20"/>
             </w:rPr>
             <w:t>TECHNICAL DATA SHEET</w:t>
@@ -2803,6 +3279,795 @@
 <file path=word/numbering.xml><?xml version="1.0" encoding="utf-8"?>
 <w:numbering xmlns:wpc="http://schemas.microsoft.com/office/word/2010/wordprocessingCanvas" xmlns:cx="http://schemas.microsoft.com/office/drawing/2014/chartex" xmlns:cx1="http://schemas.microsoft.com/office/drawing/2015/9/8/chartex" xmlns:cx2="http://schemas.microsoft.com/office/drawing/2015/10/21/chartex" xmlns:cx3="http://schemas.microsoft.com/office/drawing/2016/5/9/chartex" xmlns:cx4="http://schemas.microsoft.com/office/drawing/2016/5/10/chartex" xmlns:cx5="http://schemas.microsoft.com/office/drawing/2016/5/11/chartex" xmlns:cx6="http://schemas.microsoft.com/office/drawing/2016/5/12/chartex" xmlns:cx7="http://schemas.microsoft.com/office/drawing/2016/5/13/chartex" xmlns:cx8="http://schemas.microsoft.com/office/drawing/2016/5/14/chartex" xmlns:mc="http://schemas.openxmlformats.org/markup-compatibility/2006" xmlns:aink="http://schemas.microsoft.com/office/drawing/2016/ink" xmlns:am3d="http://schemas.microsoft.com/office/drawing/2017/model3d" xmlns:o="urn:schemas-microsoft-com:office:office" xmlns:oel="http://schemas.microsoft.com/office/2019/extlst" xmlns:r="http://schemas.openxmlformats.org/officeDocument/2006/relationships" xmlns:m="http://schemas.openxmlformats.org/officeDocument/2006/math" xmlns:v="urn:schemas-microsoft-com:vml" xmlns:wp14="http://schemas.microsoft.com/office/word/2010/wordprocessingDrawing" xmlns:wp="http://schemas.openxmlformats.org/drawingml/2006/wordprocessingDrawing" xmlns:w10="urn:schemas-microsoft-com:office:word" xmlns:w="http://schemas.openxmlformats.org/wordprocessingml/2006/main" xmlns:w14="http://schemas.microsoft.com/office/word/2010/wordml" xmlns:w15="http://schemas.microsoft.com/office/word/2012/wordml" xmlns:w16cex="http://schemas.microsoft.com/office/word/2018/wordml/cex" xmlns:w16cid="http://schemas.microsoft.com/office/word/2016/wordml/cid" xmlns:w16="http://schemas.microsoft.com/office/word/2018/wordml" xmlns:w16du="http://schemas.microsoft.com/office/word/2023/wordml/word16du" xmlns:w16sdtdh="http://schemas.microsoft.com/office/word/2020/wordml/sdtdatahash" xmlns:w16sdtfl="http://schemas.microsoft.com/office/word/2024/wordml/sdtformatlock" xmlns:w16se="http://schemas.microsoft.com/office/word/2015/wordml/symex" xmlns:wpg="http://schemas.microsoft.com/office/word/2010/wordprocessingGroup" xmlns:wpi="http://schemas.microsoft.com/office/word/2010/wordprocessingInk" xmlns:wne="http://schemas.microsoft.com/office/word/2006/wordml" xmlns:wps="http://schemas.microsoft.com/office/word/2010/wordprocessingShape" mc:Ignorable="w14 w15 w16se w16cid w16 w16cex w16sdtdh w16sdtfl w16du wp14">
   <w:abstractNum w:abstractNumId="0" w15:restartNumberingAfterBreak="0">
+    <w:nsid w:val="109B2E43"/>
+    <w:multiLevelType w:val="hybridMultilevel"/>
+    <w:tmpl w:val="093A596C"/>
+    <w:lvl w:ilvl="0" w:tplc="10000001">
+      <w:start w:val="1"/>
+      <w:numFmt w:val="bullet"/>
+      <w:lvlText w:val=""/>
+      <w:lvlJc w:val="left"/>
+      <w:pPr>
+        <w:ind w:left="720" w:hanging="360"/>
+      </w:pPr>
+      <w:rPr>
+        <w:rFonts w:ascii="Symbol" w:hAnsi="Symbol" w:hint="default"/>
+      </w:rPr>
+    </w:lvl>
+    <w:lvl w:ilvl="1" w:tplc="10000003" w:tentative="1">
+      <w:start w:val="1"/>
+      <w:numFmt w:val="bullet"/>
+      <w:lvlText w:val="o"/>
+      <w:lvlJc w:val="left"/>
+      <w:pPr>
+        <w:ind w:left="1440" w:hanging="360"/>
+      </w:pPr>
+      <w:rPr>
+        <w:rFonts w:ascii="Courier New" w:hAnsi="Courier New" w:cs="Courier New" w:hint="default"/>
+      </w:rPr>
+    </w:lvl>
+    <w:lvl w:ilvl="2" w:tplc="10000005" w:tentative="1">
+      <w:start w:val="1"/>
+      <w:numFmt w:val="bullet"/>
+      <w:lvlText w:val=""/>
+      <w:lvlJc w:val="left"/>
+      <w:pPr>
+        <w:ind w:left="2160" w:hanging="360"/>
+      </w:pPr>
+      <w:rPr>
+        <w:rFonts w:ascii="Wingdings" w:hAnsi="Wingdings" w:hint="default"/>
+      </w:rPr>
+    </w:lvl>
+    <w:lvl w:ilvl="3" w:tplc="10000001" w:tentative="1">
+      <w:start w:val="1"/>
+      <w:numFmt w:val="bullet"/>
+      <w:lvlText w:val=""/>
+      <w:lvlJc w:val="left"/>
+      <w:pPr>
+        <w:ind w:left="2880" w:hanging="360"/>
+      </w:pPr>
+      <w:rPr>
+        <w:rFonts w:ascii="Symbol" w:hAnsi="Symbol" w:hint="default"/>
+      </w:rPr>
+    </w:lvl>
+    <w:lvl w:ilvl="4" w:tplc="10000003" w:tentative="1">
+      <w:start w:val="1"/>
+      <w:numFmt w:val="bullet"/>
+      <w:lvlText w:val="o"/>
+      <w:lvlJc w:val="left"/>
+      <w:pPr>
+        <w:ind w:left="3600" w:hanging="360"/>
+      </w:pPr>
+      <w:rPr>
+        <w:rFonts w:ascii="Courier New" w:hAnsi="Courier New" w:cs="Courier New" w:hint="default"/>
+      </w:rPr>
+    </w:lvl>
+    <w:lvl w:ilvl="5" w:tplc="10000005" w:tentative="1">
+      <w:start w:val="1"/>
+      <w:numFmt w:val="bullet"/>
+      <w:lvlText w:val=""/>
+      <w:lvlJc w:val="left"/>
+      <w:pPr>
+        <w:ind w:left="4320" w:hanging="360"/>
+      </w:pPr>
+      <w:rPr>
+        <w:rFonts w:ascii="Wingdings" w:hAnsi="Wingdings" w:hint="default"/>
+      </w:rPr>
+    </w:lvl>
+    <w:lvl w:ilvl="6" w:tplc="10000001" w:tentative="1">
+      <w:start w:val="1"/>
+      <w:numFmt w:val="bullet"/>
+      <w:lvlText w:val=""/>
+      <w:lvlJc w:val="left"/>
+      <w:pPr>
+        <w:ind w:left="5040" w:hanging="360"/>
+      </w:pPr>
+      <w:rPr>
+        <w:rFonts w:ascii="Symbol" w:hAnsi="Symbol" w:hint="default"/>
+      </w:rPr>
+    </w:lvl>
+    <w:lvl w:ilvl="7" w:tplc="10000003" w:tentative="1">
+      <w:start w:val="1"/>
+      <w:numFmt w:val="bullet"/>
+      <w:lvlText w:val="o"/>
+      <w:lvlJc w:val="left"/>
+      <w:pPr>
+        <w:ind w:left="5760" w:hanging="360"/>
+      </w:pPr>
+      <w:rPr>
+        <w:rFonts w:ascii="Courier New" w:hAnsi="Courier New" w:cs="Courier New" w:hint="default"/>
+      </w:rPr>
+    </w:lvl>
+    <w:lvl w:ilvl="8" w:tplc="10000005" w:tentative="1">
+      <w:start w:val="1"/>
+      <w:numFmt w:val="bullet"/>
+      <w:lvlText w:val=""/>
+      <w:lvlJc w:val="left"/>
+      <w:pPr>
+        <w:ind w:left="6480" w:hanging="360"/>
+      </w:pPr>
+      <w:rPr>
+        <w:rFonts w:ascii="Wingdings" w:hAnsi="Wingdings" w:hint="default"/>
+      </w:rPr>
+    </w:lvl>
+  </w:abstractNum>
+  <w:abstractNum w:abstractNumId="1" w15:restartNumberingAfterBreak="0">
+    <w:nsid w:val="1BFB1FF1"/>
+    <w:multiLevelType w:val="hybridMultilevel"/>
+    <w:tmpl w:val="22265CDC"/>
+    <w:lvl w:ilvl="0" w:tplc="10000001">
+      <w:start w:val="1"/>
+      <w:numFmt w:val="bullet"/>
+      <w:lvlText w:val=""/>
+      <w:lvlJc w:val="left"/>
+      <w:pPr>
+        <w:ind w:left="720" w:hanging="360"/>
+      </w:pPr>
+      <w:rPr>
+        <w:rFonts w:ascii="Symbol" w:hAnsi="Symbol" w:hint="default"/>
+      </w:rPr>
+    </w:lvl>
+    <w:lvl w:ilvl="1" w:tplc="10000003" w:tentative="1">
+      <w:start w:val="1"/>
+      <w:numFmt w:val="bullet"/>
+      <w:lvlText w:val="o"/>
+      <w:lvlJc w:val="left"/>
+      <w:pPr>
+        <w:ind w:left="1440" w:hanging="360"/>
+      </w:pPr>
+      <w:rPr>
+        <w:rFonts w:ascii="Courier New" w:hAnsi="Courier New" w:cs="Courier New" w:hint="default"/>
+      </w:rPr>
+    </w:lvl>
+    <w:lvl w:ilvl="2" w:tplc="10000005" w:tentative="1">
+      <w:start w:val="1"/>
+      <w:numFmt w:val="bullet"/>
+      <w:lvlText w:val=""/>
+      <w:lvlJc w:val="left"/>
+      <w:pPr>
+        <w:ind w:left="2160" w:hanging="360"/>
+      </w:pPr>
+      <w:rPr>
+        <w:rFonts w:ascii="Wingdings" w:hAnsi="Wingdings" w:hint="default"/>
+      </w:rPr>
+    </w:lvl>
+    <w:lvl w:ilvl="3" w:tplc="10000001" w:tentative="1">
+      <w:start w:val="1"/>
+      <w:numFmt w:val="bullet"/>
+      <w:lvlText w:val=""/>
+      <w:lvlJc w:val="left"/>
+      <w:pPr>
+        <w:ind w:left="2880" w:hanging="360"/>
+      </w:pPr>
+      <w:rPr>
+        <w:rFonts w:ascii="Symbol" w:hAnsi="Symbol" w:hint="default"/>
+      </w:rPr>
+    </w:lvl>
+    <w:lvl w:ilvl="4" w:tplc="10000003" w:tentative="1">
+      <w:start w:val="1"/>
+      <w:numFmt w:val="bullet"/>
+      <w:lvlText w:val="o"/>
+      <w:lvlJc w:val="left"/>
+      <w:pPr>
+        <w:ind w:left="3600" w:hanging="360"/>
+      </w:pPr>
+      <w:rPr>
+        <w:rFonts w:ascii="Courier New" w:hAnsi="Courier New" w:cs="Courier New" w:hint="default"/>
+      </w:rPr>
+    </w:lvl>
+    <w:lvl w:ilvl="5" w:tplc="10000005" w:tentative="1">
+      <w:start w:val="1"/>
+      <w:numFmt w:val="bullet"/>
+      <w:lvlText w:val=""/>
+      <w:lvlJc w:val="left"/>
+      <w:pPr>
+        <w:ind w:left="4320" w:hanging="360"/>
+      </w:pPr>
+      <w:rPr>
+        <w:rFonts w:ascii="Wingdings" w:hAnsi="Wingdings" w:hint="default"/>
+      </w:rPr>
+    </w:lvl>
+    <w:lvl w:ilvl="6" w:tplc="10000001" w:tentative="1">
+      <w:start w:val="1"/>
+      <w:numFmt w:val="bullet"/>
+      <w:lvlText w:val=""/>
+      <w:lvlJc w:val="left"/>
+      <w:pPr>
+        <w:ind w:left="5040" w:hanging="360"/>
+      </w:pPr>
+      <w:rPr>
+        <w:rFonts w:ascii="Symbol" w:hAnsi="Symbol" w:hint="default"/>
+      </w:rPr>
+    </w:lvl>
+    <w:lvl w:ilvl="7" w:tplc="10000003" w:tentative="1">
+      <w:start w:val="1"/>
+      <w:numFmt w:val="bullet"/>
+      <w:lvlText w:val="o"/>
+      <w:lvlJc w:val="left"/>
+      <w:pPr>
+        <w:ind w:left="5760" w:hanging="360"/>
+      </w:pPr>
+      <w:rPr>
+        <w:rFonts w:ascii="Courier New" w:hAnsi="Courier New" w:cs="Courier New" w:hint="default"/>
+      </w:rPr>
+    </w:lvl>
+    <w:lvl w:ilvl="8" w:tplc="10000005" w:tentative="1">
+      <w:start w:val="1"/>
+      <w:numFmt w:val="bullet"/>
+      <w:lvlText w:val=""/>
+      <w:lvlJc w:val="left"/>
+      <w:pPr>
+        <w:ind w:left="6480" w:hanging="360"/>
+      </w:pPr>
+      <w:rPr>
+        <w:rFonts w:ascii="Wingdings" w:hAnsi="Wingdings" w:hint="default"/>
+      </w:rPr>
+    </w:lvl>
+  </w:abstractNum>
+  <w:abstractNum w:abstractNumId="2" w15:restartNumberingAfterBreak="0">
+    <w:nsid w:val="1C040D72"/>
+    <w:multiLevelType w:val="hybridMultilevel"/>
+    <w:tmpl w:val="FABA3C32"/>
+    <w:lvl w:ilvl="0" w:tplc="63C01DE4">
+      <w:numFmt w:val="bullet"/>
+      <w:lvlText w:val=""/>
+      <w:lvlJc w:val="left"/>
+      <w:pPr>
+        <w:ind w:left="1080" w:hanging="360"/>
+      </w:pPr>
+      <w:rPr>
+        <w:rFonts w:ascii="Aptos" w:eastAsiaTheme="minorEastAsia" w:hAnsi="Aptos" w:cstheme="minorBidi" w:hint="default"/>
+      </w:rPr>
+    </w:lvl>
+    <w:lvl w:ilvl="1" w:tplc="10000003" w:tentative="1">
+      <w:start w:val="1"/>
+      <w:numFmt w:val="bullet"/>
+      <w:lvlText w:val="o"/>
+      <w:lvlJc w:val="left"/>
+      <w:pPr>
+        <w:ind w:left="1800" w:hanging="360"/>
+      </w:pPr>
+      <w:rPr>
+        <w:rFonts w:ascii="Courier New" w:hAnsi="Courier New" w:cs="Courier New" w:hint="default"/>
+      </w:rPr>
+    </w:lvl>
+    <w:lvl w:ilvl="2" w:tplc="10000005" w:tentative="1">
+      <w:start w:val="1"/>
+      <w:numFmt w:val="bullet"/>
+      <w:lvlText w:val=""/>
+      <w:lvlJc w:val="left"/>
+      <w:pPr>
+        <w:ind w:left="2520" w:hanging="360"/>
+      </w:pPr>
+      <w:rPr>
+        <w:rFonts w:ascii="Wingdings" w:hAnsi="Wingdings" w:hint="default"/>
+      </w:rPr>
+    </w:lvl>
+    <w:lvl w:ilvl="3" w:tplc="10000001" w:tentative="1">
+      <w:start w:val="1"/>
+      <w:numFmt w:val="bullet"/>
+      <w:lvlText w:val=""/>
+      <w:lvlJc w:val="left"/>
+      <w:pPr>
+        <w:ind w:left="3240" w:hanging="360"/>
+      </w:pPr>
+      <w:rPr>
+        <w:rFonts w:ascii="Symbol" w:hAnsi="Symbol" w:hint="default"/>
+      </w:rPr>
+    </w:lvl>
+    <w:lvl w:ilvl="4" w:tplc="10000003" w:tentative="1">
+      <w:start w:val="1"/>
+      <w:numFmt w:val="bullet"/>
+      <w:lvlText w:val="o"/>
+      <w:lvlJc w:val="left"/>
+      <w:pPr>
+        <w:ind w:left="3960" w:hanging="360"/>
+      </w:pPr>
+      <w:rPr>
+        <w:rFonts w:ascii="Courier New" w:hAnsi="Courier New" w:cs="Courier New" w:hint="default"/>
+      </w:rPr>
+    </w:lvl>
+    <w:lvl w:ilvl="5" w:tplc="10000005" w:tentative="1">
+      <w:start w:val="1"/>
+      <w:numFmt w:val="bullet"/>
+      <w:lvlText w:val=""/>
+      <w:lvlJc w:val="left"/>
+      <w:pPr>
+        <w:ind w:left="4680" w:hanging="360"/>
+      </w:pPr>
+      <w:rPr>
+        <w:rFonts w:ascii="Wingdings" w:hAnsi="Wingdings" w:hint="default"/>
+      </w:rPr>
+    </w:lvl>
+    <w:lvl w:ilvl="6" w:tplc="10000001" w:tentative="1">
+      <w:start w:val="1"/>
+      <w:numFmt w:val="bullet"/>
+      <w:lvlText w:val=""/>
+      <w:lvlJc w:val="left"/>
+      <w:pPr>
+        <w:ind w:left="5400" w:hanging="360"/>
+      </w:pPr>
+      <w:rPr>
+        <w:rFonts w:ascii="Symbol" w:hAnsi="Symbol" w:hint="default"/>
+      </w:rPr>
+    </w:lvl>
+    <w:lvl w:ilvl="7" w:tplc="10000003" w:tentative="1">
+      <w:start w:val="1"/>
+      <w:numFmt w:val="bullet"/>
+      <w:lvlText w:val="o"/>
+      <w:lvlJc w:val="left"/>
+      <w:pPr>
+        <w:ind w:left="6120" w:hanging="360"/>
+      </w:pPr>
+      <w:rPr>
+        <w:rFonts w:ascii="Courier New" w:hAnsi="Courier New" w:cs="Courier New" w:hint="default"/>
+      </w:rPr>
+    </w:lvl>
+    <w:lvl w:ilvl="8" w:tplc="10000005" w:tentative="1">
+      <w:start w:val="1"/>
+      <w:numFmt w:val="bullet"/>
+      <w:lvlText w:val=""/>
+      <w:lvlJc w:val="left"/>
+      <w:pPr>
+        <w:ind w:left="6840" w:hanging="360"/>
+      </w:pPr>
+      <w:rPr>
+        <w:rFonts w:ascii="Wingdings" w:hAnsi="Wingdings" w:hint="default"/>
+      </w:rPr>
+    </w:lvl>
+  </w:abstractNum>
+  <w:abstractNum w:abstractNumId="3" w15:restartNumberingAfterBreak="0">
+    <w:nsid w:val="1F762EDA"/>
+    <w:multiLevelType w:val="hybridMultilevel"/>
+    <w:tmpl w:val="471EC2F4"/>
+    <w:lvl w:ilvl="0" w:tplc="10000001">
+      <w:start w:val="1"/>
+      <w:numFmt w:val="bullet"/>
+      <w:lvlText w:val=""/>
+      <w:lvlJc w:val="left"/>
+      <w:pPr>
+        <w:ind w:left="720" w:hanging="360"/>
+      </w:pPr>
+      <w:rPr>
+        <w:rFonts w:ascii="Symbol" w:hAnsi="Symbol" w:hint="default"/>
+      </w:rPr>
+    </w:lvl>
+    <w:lvl w:ilvl="1" w:tplc="10000003" w:tentative="1">
+      <w:start w:val="1"/>
+      <w:numFmt w:val="bullet"/>
+      <w:lvlText w:val="o"/>
+      <w:lvlJc w:val="left"/>
+      <w:pPr>
+        <w:ind w:left="1440" w:hanging="360"/>
+      </w:pPr>
+      <w:rPr>
+        <w:rFonts w:ascii="Courier New" w:hAnsi="Courier New" w:cs="Courier New" w:hint="default"/>
+      </w:rPr>
+    </w:lvl>
+    <w:lvl w:ilvl="2" w:tplc="10000005" w:tentative="1">
+      <w:start w:val="1"/>
+      <w:numFmt w:val="bullet"/>
+      <w:lvlText w:val=""/>
+      <w:lvlJc w:val="left"/>
+      <w:pPr>
+        <w:ind w:left="2160" w:hanging="360"/>
+      </w:pPr>
+      <w:rPr>
+        <w:rFonts w:ascii="Wingdings" w:hAnsi="Wingdings" w:hint="default"/>
+      </w:rPr>
+    </w:lvl>
+    <w:lvl w:ilvl="3" w:tplc="10000001" w:tentative="1">
+      <w:start w:val="1"/>
+      <w:numFmt w:val="bullet"/>
+      <w:lvlText w:val=""/>
+      <w:lvlJc w:val="left"/>
+      <w:pPr>
+        <w:ind w:left="2880" w:hanging="360"/>
+      </w:pPr>
+      <w:rPr>
+        <w:rFonts w:ascii="Symbol" w:hAnsi="Symbol" w:hint="default"/>
+      </w:rPr>
+    </w:lvl>
+    <w:lvl w:ilvl="4" w:tplc="10000003" w:tentative="1">
+      <w:start w:val="1"/>
+      <w:numFmt w:val="bullet"/>
+      <w:lvlText w:val="o"/>
+      <w:lvlJc w:val="left"/>
+      <w:pPr>
+        <w:ind w:left="3600" w:hanging="360"/>
+      </w:pPr>
+      <w:rPr>
+        <w:rFonts w:ascii="Courier New" w:hAnsi="Courier New" w:cs="Courier New" w:hint="default"/>
+      </w:rPr>
+    </w:lvl>
+    <w:lvl w:ilvl="5" w:tplc="10000005" w:tentative="1">
+      <w:start w:val="1"/>
+      <w:numFmt w:val="bullet"/>
+      <w:lvlText w:val=""/>
+      <w:lvlJc w:val="left"/>
+      <w:pPr>
+        <w:ind w:left="4320" w:hanging="360"/>
+      </w:pPr>
+      <w:rPr>
+        <w:rFonts w:ascii="Wingdings" w:hAnsi="Wingdings" w:hint="default"/>
+      </w:rPr>
+    </w:lvl>
+    <w:lvl w:ilvl="6" w:tplc="10000001" w:tentative="1">
+      <w:start w:val="1"/>
+      <w:numFmt w:val="bullet"/>
+      <w:lvlText w:val=""/>
+      <w:lvlJc w:val="left"/>
+      <w:pPr>
+        <w:ind w:left="5040" w:hanging="360"/>
+      </w:pPr>
+      <w:rPr>
+        <w:rFonts w:ascii="Symbol" w:hAnsi="Symbol" w:hint="default"/>
+      </w:rPr>
+    </w:lvl>
+    <w:lvl w:ilvl="7" w:tplc="10000003" w:tentative="1">
+      <w:start w:val="1"/>
+      <w:numFmt w:val="bullet"/>
+      <w:lvlText w:val="o"/>
+      <w:lvlJc w:val="left"/>
+      <w:pPr>
+        <w:ind w:left="5760" w:hanging="360"/>
+      </w:pPr>
+      <w:rPr>
+        <w:rFonts w:ascii="Courier New" w:hAnsi="Courier New" w:cs="Courier New" w:hint="default"/>
+      </w:rPr>
+    </w:lvl>
+    <w:lvl w:ilvl="8" w:tplc="10000005" w:tentative="1">
+      <w:start w:val="1"/>
+      <w:numFmt w:val="bullet"/>
+      <w:lvlText w:val=""/>
+      <w:lvlJc w:val="left"/>
+      <w:pPr>
+        <w:ind w:left="6480" w:hanging="360"/>
+      </w:pPr>
+      <w:rPr>
+        <w:rFonts w:ascii="Wingdings" w:hAnsi="Wingdings" w:hint="default"/>
+      </w:rPr>
+    </w:lvl>
+  </w:abstractNum>
+  <w:abstractNum w:abstractNumId="4" w15:restartNumberingAfterBreak="0">
+    <w:nsid w:val="2C271E88"/>
+    <w:multiLevelType w:val="hybridMultilevel"/>
+    <w:tmpl w:val="E190013E"/>
+    <w:lvl w:ilvl="0" w:tplc="10000001">
+      <w:start w:val="1"/>
+      <w:numFmt w:val="bullet"/>
+      <w:lvlText w:val=""/>
+      <w:lvlJc w:val="left"/>
+      <w:pPr>
+        <w:ind w:left="720" w:hanging="360"/>
+      </w:pPr>
+      <w:rPr>
+        <w:rFonts w:ascii="Symbol" w:hAnsi="Symbol" w:hint="default"/>
+      </w:rPr>
+    </w:lvl>
+    <w:lvl w:ilvl="1" w:tplc="10000003" w:tentative="1">
+      <w:start w:val="1"/>
+      <w:numFmt w:val="bullet"/>
+      <w:lvlText w:val="o"/>
+      <w:lvlJc w:val="left"/>
+      <w:pPr>
+        <w:ind w:left="1440" w:hanging="360"/>
+      </w:pPr>
+      <w:rPr>
+        <w:rFonts w:ascii="Courier New" w:hAnsi="Courier New" w:cs="Courier New" w:hint="default"/>
+      </w:rPr>
+    </w:lvl>
+    <w:lvl w:ilvl="2" w:tplc="10000005" w:tentative="1">
+      <w:start w:val="1"/>
+      <w:numFmt w:val="bullet"/>
+      <w:lvlText w:val=""/>
+      <w:lvlJc w:val="left"/>
+      <w:pPr>
+        <w:ind w:left="2160" w:hanging="360"/>
+      </w:pPr>
+      <w:rPr>
+        <w:rFonts w:ascii="Wingdings" w:hAnsi="Wingdings" w:hint="default"/>
+      </w:rPr>
+    </w:lvl>
+    <w:lvl w:ilvl="3" w:tplc="10000001" w:tentative="1">
+      <w:start w:val="1"/>
+      <w:numFmt w:val="bullet"/>
+      <w:lvlText w:val=""/>
+      <w:lvlJc w:val="left"/>
+      <w:pPr>
+        <w:ind w:left="2880" w:hanging="360"/>
+      </w:pPr>
+      <w:rPr>
+        <w:rFonts w:ascii="Symbol" w:hAnsi="Symbol" w:hint="default"/>
+      </w:rPr>
+    </w:lvl>
+    <w:lvl w:ilvl="4" w:tplc="10000003" w:tentative="1">
+      <w:start w:val="1"/>
+      <w:numFmt w:val="bullet"/>
+      <w:lvlText w:val="o"/>
+      <w:lvlJc w:val="left"/>
+      <w:pPr>
+        <w:ind w:left="3600" w:hanging="360"/>
+      </w:pPr>
+      <w:rPr>
+        <w:rFonts w:ascii="Courier New" w:hAnsi="Courier New" w:cs="Courier New" w:hint="default"/>
+      </w:rPr>
+    </w:lvl>
+    <w:lvl w:ilvl="5" w:tplc="10000005" w:tentative="1">
+      <w:start w:val="1"/>
+      <w:numFmt w:val="bullet"/>
+      <w:lvlText w:val=""/>
+      <w:lvlJc w:val="left"/>
+      <w:pPr>
+        <w:ind w:left="4320" w:hanging="360"/>
+      </w:pPr>
+      <w:rPr>
+        <w:rFonts w:ascii="Wingdings" w:hAnsi="Wingdings" w:hint="default"/>
+      </w:rPr>
+    </w:lvl>
+    <w:lvl w:ilvl="6" w:tplc="10000001" w:tentative="1">
+      <w:start w:val="1"/>
+      <w:numFmt w:val="bullet"/>
+      <w:lvlText w:val=""/>
+      <w:lvlJc w:val="left"/>
+      <w:pPr>
+        <w:ind w:left="5040" w:hanging="360"/>
+      </w:pPr>
+      <w:rPr>
+        <w:rFonts w:ascii="Symbol" w:hAnsi="Symbol" w:hint="default"/>
+      </w:rPr>
+    </w:lvl>
+    <w:lvl w:ilvl="7" w:tplc="10000003" w:tentative="1">
+      <w:start w:val="1"/>
+      <w:numFmt w:val="bullet"/>
+      <w:lvlText w:val="o"/>
+      <w:lvlJc w:val="left"/>
+      <w:pPr>
+        <w:ind w:left="5760" w:hanging="360"/>
+      </w:pPr>
+      <w:rPr>
+        <w:rFonts w:ascii="Courier New" w:hAnsi="Courier New" w:cs="Courier New" w:hint="default"/>
+      </w:rPr>
+    </w:lvl>
+    <w:lvl w:ilvl="8" w:tplc="10000005" w:tentative="1">
+      <w:start w:val="1"/>
+      <w:numFmt w:val="bullet"/>
+      <w:lvlText w:val=""/>
+      <w:lvlJc w:val="left"/>
+      <w:pPr>
+        <w:ind w:left="6480" w:hanging="360"/>
+      </w:pPr>
+      <w:rPr>
+        <w:rFonts w:ascii="Wingdings" w:hAnsi="Wingdings" w:hint="default"/>
+      </w:rPr>
+    </w:lvl>
+  </w:abstractNum>
+  <w:abstractNum w:abstractNumId="5" w15:restartNumberingAfterBreak="0">
+    <w:nsid w:val="313F0591"/>
+    <w:multiLevelType w:val="hybridMultilevel"/>
+    <w:tmpl w:val="DD7EEFBA"/>
+    <w:lvl w:ilvl="0" w:tplc="6DB42E48">
+      <w:start w:val="37"/>
+      <w:numFmt w:val="bullet"/>
+      <w:lvlText w:val=""/>
+      <w:lvlJc w:val="left"/>
+      <w:pPr>
+        <w:ind w:left="720" w:hanging="360"/>
+      </w:pPr>
+      <w:rPr>
+        <w:rFonts w:ascii="Wingdings" w:eastAsiaTheme="minorEastAsia" w:hAnsi="Wingdings" w:cstheme="minorBidi" w:hint="default"/>
+      </w:rPr>
+    </w:lvl>
+    <w:lvl w:ilvl="1" w:tplc="10000003" w:tentative="1">
+      <w:start w:val="1"/>
+      <w:numFmt w:val="bullet"/>
+      <w:lvlText w:val="o"/>
+      <w:lvlJc w:val="left"/>
+      <w:pPr>
+        <w:ind w:left="1440" w:hanging="360"/>
+      </w:pPr>
+      <w:rPr>
+        <w:rFonts w:ascii="Courier New" w:hAnsi="Courier New" w:cs="Courier New" w:hint="default"/>
+      </w:rPr>
+    </w:lvl>
+    <w:lvl w:ilvl="2" w:tplc="10000005" w:tentative="1">
+      <w:start w:val="1"/>
+      <w:numFmt w:val="bullet"/>
+      <w:lvlText w:val=""/>
+      <w:lvlJc w:val="left"/>
+      <w:pPr>
+        <w:ind w:left="2160" w:hanging="360"/>
+      </w:pPr>
+      <w:rPr>
+        <w:rFonts w:ascii="Wingdings" w:hAnsi="Wingdings" w:hint="default"/>
+      </w:rPr>
+    </w:lvl>
+    <w:lvl w:ilvl="3" w:tplc="10000001" w:tentative="1">
+      <w:start w:val="1"/>
+      <w:numFmt w:val="bullet"/>
+      <w:lvlText w:val=""/>
+      <w:lvlJc w:val="left"/>
+      <w:pPr>
+        <w:ind w:left="2880" w:hanging="360"/>
+      </w:pPr>
+      <w:rPr>
+        <w:rFonts w:ascii="Symbol" w:hAnsi="Symbol" w:hint="default"/>
+      </w:rPr>
+    </w:lvl>
+    <w:lvl w:ilvl="4" w:tplc="10000003" w:tentative="1">
+      <w:start w:val="1"/>
+      <w:numFmt w:val="bullet"/>
+      <w:lvlText w:val="o"/>
+      <w:lvlJc w:val="left"/>
+      <w:pPr>
+        <w:ind w:left="3600" w:hanging="360"/>
+      </w:pPr>
+      <w:rPr>
+        <w:rFonts w:ascii="Courier New" w:hAnsi="Courier New" w:cs="Courier New" w:hint="default"/>
+      </w:rPr>
+    </w:lvl>
+    <w:lvl w:ilvl="5" w:tplc="10000005" w:tentative="1">
+      <w:start w:val="1"/>
+      <w:numFmt w:val="bullet"/>
+      <w:lvlText w:val=""/>
+      <w:lvlJc w:val="left"/>
+      <w:pPr>
+        <w:ind w:left="4320" w:hanging="360"/>
+      </w:pPr>
+      <w:rPr>
+        <w:rFonts w:ascii="Wingdings" w:hAnsi="Wingdings" w:hint="default"/>
+      </w:rPr>
+    </w:lvl>
+    <w:lvl w:ilvl="6" w:tplc="10000001" w:tentative="1">
+      <w:start w:val="1"/>
+      <w:numFmt w:val="bullet"/>
+      <w:lvlText w:val=""/>
+      <w:lvlJc w:val="left"/>
+      <w:pPr>
+        <w:ind w:left="5040" w:hanging="360"/>
+      </w:pPr>
+      <w:rPr>
+        <w:rFonts w:ascii="Symbol" w:hAnsi="Symbol" w:hint="default"/>
+      </w:rPr>
+    </w:lvl>
+    <w:lvl w:ilvl="7" w:tplc="10000003" w:tentative="1">
+      <w:start w:val="1"/>
+      <w:numFmt w:val="bullet"/>
+      <w:lvlText w:val="o"/>
+      <w:lvlJc w:val="left"/>
+      <w:pPr>
+        <w:ind w:left="5760" w:hanging="360"/>
+      </w:pPr>
+      <w:rPr>
+        <w:rFonts w:ascii="Courier New" w:hAnsi="Courier New" w:cs="Courier New" w:hint="default"/>
+      </w:rPr>
+    </w:lvl>
+    <w:lvl w:ilvl="8" w:tplc="10000005" w:tentative="1">
+      <w:start w:val="1"/>
+      <w:numFmt w:val="bullet"/>
+      <w:lvlText w:val=""/>
+      <w:lvlJc w:val="left"/>
+      <w:pPr>
+        <w:ind w:left="6480" w:hanging="360"/>
+      </w:pPr>
+      <w:rPr>
+        <w:rFonts w:ascii="Wingdings" w:hAnsi="Wingdings" w:hint="default"/>
+      </w:rPr>
+    </w:lvl>
+  </w:abstractNum>
+  <w:abstractNum w:abstractNumId="6" w15:restartNumberingAfterBreak="0">
+    <w:nsid w:val="3536148C"/>
+    <w:multiLevelType w:val="hybridMultilevel"/>
+    <w:tmpl w:val="37BC922E"/>
+    <w:lvl w:ilvl="0" w:tplc="BA4C9E44">
+      <w:numFmt w:val="bullet"/>
+      <w:lvlText w:val=""/>
+      <w:lvlJc w:val="left"/>
+      <w:pPr>
+        <w:ind w:left="720" w:hanging="360"/>
+      </w:pPr>
+      <w:rPr>
+        <w:rFonts w:ascii="Aptos" w:eastAsiaTheme="minorEastAsia" w:hAnsi="Aptos" w:cstheme="minorBidi" w:hint="default"/>
+      </w:rPr>
+    </w:lvl>
+    <w:lvl w:ilvl="1" w:tplc="10000003" w:tentative="1">
+      <w:start w:val="1"/>
+      <w:numFmt w:val="bullet"/>
+      <w:lvlText w:val="o"/>
+      <w:lvlJc w:val="left"/>
+      <w:pPr>
+        <w:ind w:left="1440" w:hanging="360"/>
+      </w:pPr>
+      <w:rPr>
+        <w:rFonts w:ascii="Courier New" w:hAnsi="Courier New" w:cs="Courier New" w:hint="default"/>
+      </w:rPr>
+    </w:lvl>
+    <w:lvl w:ilvl="2" w:tplc="10000005" w:tentative="1">
+      <w:start w:val="1"/>
+      <w:numFmt w:val="bullet"/>
+      <w:lvlText w:val=""/>
+      <w:lvlJc w:val="left"/>
+      <w:pPr>
+        <w:ind w:left="2160" w:hanging="360"/>
+      </w:pPr>
+      <w:rPr>
+        <w:rFonts w:ascii="Wingdings" w:hAnsi="Wingdings" w:hint="default"/>
+      </w:rPr>
+    </w:lvl>
+    <w:lvl w:ilvl="3" w:tplc="10000001" w:tentative="1">
+      <w:start w:val="1"/>
+      <w:numFmt w:val="bullet"/>
+      <w:lvlText w:val=""/>
+      <w:lvlJc w:val="left"/>
+      <w:pPr>
+        <w:ind w:left="2880" w:hanging="360"/>
+      </w:pPr>
+      <w:rPr>
+        <w:rFonts w:ascii="Symbol" w:hAnsi="Symbol" w:hint="default"/>
+      </w:rPr>
+    </w:lvl>
+    <w:lvl w:ilvl="4" w:tplc="10000003" w:tentative="1">
+      <w:start w:val="1"/>
+      <w:numFmt w:val="bullet"/>
+      <w:lvlText w:val="o"/>
+      <w:lvlJc w:val="left"/>
+      <w:pPr>
+        <w:ind w:left="3600" w:hanging="360"/>
+      </w:pPr>
+      <w:rPr>
+        <w:rFonts w:ascii="Courier New" w:hAnsi="Courier New" w:cs="Courier New" w:hint="default"/>
+      </w:rPr>
+    </w:lvl>
+    <w:lvl w:ilvl="5" w:tplc="10000005" w:tentative="1">
+      <w:start w:val="1"/>
+      <w:numFmt w:val="bullet"/>
+      <w:lvlText w:val=""/>
+      <w:lvlJc w:val="left"/>
+      <w:pPr>
+        <w:ind w:left="4320" w:hanging="360"/>
+      </w:pPr>
+      <w:rPr>
+        <w:rFonts w:ascii="Wingdings" w:hAnsi="Wingdings" w:hint="default"/>
+      </w:rPr>
+    </w:lvl>
+    <w:lvl w:ilvl="6" w:tplc="10000001" w:tentative="1">
+      <w:start w:val="1"/>
+      <w:numFmt w:val="bullet"/>
+      <w:lvlText w:val=""/>
+      <w:lvlJc w:val="left"/>
+      <w:pPr>
+        <w:ind w:left="5040" w:hanging="360"/>
+      </w:pPr>
+      <w:rPr>
+        <w:rFonts w:ascii="Symbol" w:hAnsi="Symbol" w:hint="default"/>
+      </w:rPr>
+    </w:lvl>
+    <w:lvl w:ilvl="7" w:tplc="10000003" w:tentative="1">
+      <w:start w:val="1"/>
+      <w:numFmt w:val="bullet"/>
+      <w:lvlText w:val="o"/>
+      <w:lvlJc w:val="left"/>
+      <w:pPr>
+        <w:ind w:left="5760" w:hanging="360"/>
+      </w:pPr>
+      <w:rPr>
+        <w:rFonts w:ascii="Courier New" w:hAnsi="Courier New" w:cs="Courier New" w:hint="default"/>
+      </w:rPr>
+    </w:lvl>
+    <w:lvl w:ilvl="8" w:tplc="10000005" w:tentative="1">
+      <w:start w:val="1"/>
+      <w:numFmt w:val="bullet"/>
+      <w:lvlText w:val=""/>
+      <w:lvlJc w:val="left"/>
+      <w:pPr>
+        <w:ind w:left="6480" w:hanging="360"/>
+      </w:pPr>
+      <w:rPr>
+        <w:rFonts w:ascii="Wingdings" w:hAnsi="Wingdings" w:hint="default"/>
+      </w:rPr>
+    </w:lvl>
+  </w:abstractNum>
+  <w:abstractNum w:abstractNumId="7" w15:restartNumberingAfterBreak="0">
     <w:nsid w:val="3BD518A2"/>
     <w:multiLevelType w:val="hybridMultilevel"/>
     <w:tmpl w:val="723CED92"/>
@@ -2915,7 +4180,231 @@
       </w:rPr>
     </w:lvl>
   </w:abstractNum>
-  <w:abstractNum w:abstractNumId="1" w15:restartNumberingAfterBreak="0">
+  <w:abstractNum w:abstractNumId="8" w15:restartNumberingAfterBreak="0">
+    <w:nsid w:val="4108168A"/>
+    <w:multiLevelType w:val="hybridMultilevel"/>
+    <w:tmpl w:val="763AF57C"/>
+    <w:lvl w:ilvl="0" w:tplc="5DD67644">
+      <w:numFmt w:val="bullet"/>
+      <w:lvlText w:val=""/>
+      <w:lvlJc w:val="left"/>
+      <w:pPr>
+        <w:ind w:left="1080" w:hanging="360"/>
+      </w:pPr>
+      <w:rPr>
+        <w:rFonts w:ascii="Aptos" w:eastAsiaTheme="minorEastAsia" w:hAnsi="Aptos" w:cstheme="minorBidi" w:hint="default"/>
+      </w:rPr>
+    </w:lvl>
+    <w:lvl w:ilvl="1" w:tplc="10000003" w:tentative="1">
+      <w:start w:val="1"/>
+      <w:numFmt w:val="bullet"/>
+      <w:lvlText w:val="o"/>
+      <w:lvlJc w:val="left"/>
+      <w:pPr>
+        <w:ind w:left="1800" w:hanging="360"/>
+      </w:pPr>
+      <w:rPr>
+        <w:rFonts w:ascii="Courier New" w:hAnsi="Courier New" w:cs="Courier New" w:hint="default"/>
+      </w:rPr>
+    </w:lvl>
+    <w:lvl w:ilvl="2" w:tplc="10000005" w:tentative="1">
+      <w:start w:val="1"/>
+      <w:numFmt w:val="bullet"/>
+      <w:lvlText w:val=""/>
+      <w:lvlJc w:val="left"/>
+      <w:pPr>
+        <w:ind w:left="2520" w:hanging="360"/>
+      </w:pPr>
+      <w:rPr>
+        <w:rFonts w:ascii="Wingdings" w:hAnsi="Wingdings" w:hint="default"/>
+      </w:rPr>
+    </w:lvl>
+    <w:lvl w:ilvl="3" w:tplc="10000001" w:tentative="1">
+      <w:start w:val="1"/>
+      <w:numFmt w:val="bullet"/>
+      <w:lvlText w:val=""/>
+      <w:lvlJc w:val="left"/>
+      <w:pPr>
+        <w:ind w:left="3240" w:hanging="360"/>
+      </w:pPr>
+      <w:rPr>
+        <w:rFonts w:ascii="Symbol" w:hAnsi="Symbol" w:hint="default"/>
+      </w:rPr>
+    </w:lvl>
+    <w:lvl w:ilvl="4" w:tplc="10000003" w:tentative="1">
+      <w:start w:val="1"/>
+      <w:numFmt w:val="bullet"/>
+      <w:lvlText w:val="o"/>
+      <w:lvlJc w:val="left"/>
+      <w:pPr>
+        <w:ind w:left="3960" w:hanging="360"/>
+      </w:pPr>
+      <w:rPr>
+        <w:rFonts w:ascii="Courier New" w:hAnsi="Courier New" w:cs="Courier New" w:hint="default"/>
+      </w:rPr>
+    </w:lvl>
+    <w:lvl w:ilvl="5" w:tplc="10000005" w:tentative="1">
+      <w:start w:val="1"/>
+      <w:numFmt w:val="bullet"/>
+      <w:lvlText w:val=""/>
+      <w:lvlJc w:val="left"/>
+      <w:pPr>
+        <w:ind w:left="4680" w:hanging="360"/>
+      </w:pPr>
+      <w:rPr>
+        <w:rFonts w:ascii="Wingdings" w:hAnsi="Wingdings" w:hint="default"/>
+      </w:rPr>
+    </w:lvl>
+    <w:lvl w:ilvl="6" w:tplc="10000001" w:tentative="1">
+      <w:start w:val="1"/>
+      <w:numFmt w:val="bullet"/>
+      <w:lvlText w:val=""/>
+      <w:lvlJc w:val="left"/>
+      <w:pPr>
+        <w:ind w:left="5400" w:hanging="360"/>
+      </w:pPr>
+      <w:rPr>
+        <w:rFonts w:ascii="Symbol" w:hAnsi="Symbol" w:hint="default"/>
+      </w:rPr>
+    </w:lvl>
+    <w:lvl w:ilvl="7" w:tplc="10000003" w:tentative="1">
+      <w:start w:val="1"/>
+      <w:numFmt w:val="bullet"/>
+      <w:lvlText w:val="o"/>
+      <w:lvlJc w:val="left"/>
+      <w:pPr>
+        <w:ind w:left="6120" w:hanging="360"/>
+      </w:pPr>
+      <w:rPr>
+        <w:rFonts w:ascii="Courier New" w:hAnsi="Courier New" w:cs="Courier New" w:hint="default"/>
+      </w:rPr>
+    </w:lvl>
+    <w:lvl w:ilvl="8" w:tplc="10000005" w:tentative="1">
+      <w:start w:val="1"/>
+      <w:numFmt w:val="bullet"/>
+      <w:lvlText w:val=""/>
+      <w:lvlJc w:val="left"/>
+      <w:pPr>
+        <w:ind w:left="6840" w:hanging="360"/>
+      </w:pPr>
+      <w:rPr>
+        <w:rFonts w:ascii="Wingdings" w:hAnsi="Wingdings" w:hint="default"/>
+      </w:rPr>
+    </w:lvl>
+  </w:abstractNum>
+  <w:abstractNum w:abstractNumId="9" w15:restartNumberingAfterBreak="0">
+    <w:nsid w:val="458B27F5"/>
+    <w:multiLevelType w:val="hybridMultilevel"/>
+    <w:tmpl w:val="86109318"/>
+    <w:lvl w:ilvl="0" w:tplc="FC76DA3A">
+      <w:numFmt w:val="bullet"/>
+      <w:lvlText w:val=""/>
+      <w:lvlJc w:val="left"/>
+      <w:pPr>
+        <w:ind w:left="720" w:hanging="360"/>
+      </w:pPr>
+      <w:rPr>
+        <w:rFonts w:ascii="Aptos" w:eastAsiaTheme="minorEastAsia" w:hAnsi="Aptos" w:cstheme="minorBidi" w:hint="default"/>
+      </w:rPr>
+    </w:lvl>
+    <w:lvl w:ilvl="1" w:tplc="10000003" w:tentative="1">
+      <w:start w:val="1"/>
+      <w:numFmt w:val="bullet"/>
+      <w:lvlText w:val="o"/>
+      <w:lvlJc w:val="left"/>
+      <w:pPr>
+        <w:ind w:left="1440" w:hanging="360"/>
+      </w:pPr>
+      <w:rPr>
+        <w:rFonts w:ascii="Courier New" w:hAnsi="Courier New" w:cs="Courier New" w:hint="default"/>
+      </w:rPr>
+    </w:lvl>
+    <w:lvl w:ilvl="2" w:tplc="10000005" w:tentative="1">
+      <w:start w:val="1"/>
+      <w:numFmt w:val="bullet"/>
+      <w:lvlText w:val=""/>
+      <w:lvlJc w:val="left"/>
+      <w:pPr>
+        <w:ind w:left="2160" w:hanging="360"/>
+      </w:pPr>
+      <w:rPr>
+        <w:rFonts w:ascii="Wingdings" w:hAnsi="Wingdings" w:hint="default"/>
+      </w:rPr>
+    </w:lvl>
+    <w:lvl w:ilvl="3" w:tplc="10000001" w:tentative="1">
+      <w:start w:val="1"/>
+      <w:numFmt w:val="bullet"/>
+      <w:lvlText w:val=""/>
+      <w:lvlJc w:val="left"/>
+      <w:pPr>
+        <w:ind w:left="2880" w:hanging="360"/>
+      </w:pPr>
+      <w:rPr>
+        <w:rFonts w:ascii="Symbol" w:hAnsi="Symbol" w:hint="default"/>
+      </w:rPr>
+    </w:lvl>
+    <w:lvl w:ilvl="4" w:tplc="10000003" w:tentative="1">
+      <w:start w:val="1"/>
+      <w:numFmt w:val="bullet"/>
+      <w:lvlText w:val="o"/>
+      <w:lvlJc w:val="left"/>
+      <w:pPr>
+        <w:ind w:left="3600" w:hanging="360"/>
+      </w:pPr>
+      <w:rPr>
+        <w:rFonts w:ascii="Courier New" w:hAnsi="Courier New" w:cs="Courier New" w:hint="default"/>
+      </w:rPr>
+    </w:lvl>
+    <w:lvl w:ilvl="5" w:tplc="10000005" w:tentative="1">
+      <w:start w:val="1"/>
+      <w:numFmt w:val="bullet"/>
+      <w:lvlText w:val=""/>
+      <w:lvlJc w:val="left"/>
+      <w:pPr>
+        <w:ind w:left="4320" w:hanging="360"/>
+      </w:pPr>
+      <w:rPr>
+        <w:rFonts w:ascii="Wingdings" w:hAnsi="Wingdings" w:hint="default"/>
+      </w:rPr>
+    </w:lvl>
+    <w:lvl w:ilvl="6" w:tplc="10000001" w:tentative="1">
+      <w:start w:val="1"/>
+      <w:numFmt w:val="bullet"/>
+      <w:lvlText w:val=""/>
+      <w:lvlJc w:val="left"/>
+      <w:pPr>
+        <w:ind w:left="5040" w:hanging="360"/>
+      </w:pPr>
+      <w:rPr>
+        <w:rFonts w:ascii="Symbol" w:hAnsi="Symbol" w:hint="default"/>
+      </w:rPr>
+    </w:lvl>
+    <w:lvl w:ilvl="7" w:tplc="10000003" w:tentative="1">
+      <w:start w:val="1"/>
+      <w:numFmt w:val="bullet"/>
+      <w:lvlText w:val="o"/>
+      <w:lvlJc w:val="left"/>
+      <w:pPr>
+        <w:ind w:left="5760" w:hanging="360"/>
+      </w:pPr>
+      <w:rPr>
+        <w:rFonts w:ascii="Courier New" w:hAnsi="Courier New" w:cs="Courier New" w:hint="default"/>
+      </w:rPr>
+    </w:lvl>
+    <w:lvl w:ilvl="8" w:tplc="10000005" w:tentative="1">
+      <w:start w:val="1"/>
+      <w:numFmt w:val="bullet"/>
+      <w:lvlText w:val=""/>
+      <w:lvlJc w:val="left"/>
+      <w:pPr>
+        <w:ind w:left="6480" w:hanging="360"/>
+      </w:pPr>
+      <w:rPr>
+        <w:rFonts w:ascii="Wingdings" w:hAnsi="Wingdings" w:hint="default"/>
+      </w:rPr>
+    </w:lvl>
+  </w:abstractNum>
+  <w:abstractNum w:abstractNumId="10" w15:restartNumberingAfterBreak="0">
     <w:nsid w:val="49173AC4"/>
     <w:multiLevelType w:val="hybridMultilevel"/>
     <w:tmpl w:val="704EDBCC"/>
@@ -3028,11 +4517,850 @@
       </w:rPr>
     </w:lvl>
   </w:abstractNum>
+  <w:abstractNum w:abstractNumId="11" w15:restartNumberingAfterBreak="0">
+    <w:nsid w:val="4D0035EC"/>
+    <w:multiLevelType w:val="hybridMultilevel"/>
+    <w:tmpl w:val="D1D695A4"/>
+    <w:lvl w:ilvl="0" w:tplc="10000001">
+      <w:start w:val="1"/>
+      <w:numFmt w:val="bullet"/>
+      <w:lvlText w:val=""/>
+      <w:lvlJc w:val="left"/>
+      <w:pPr>
+        <w:ind w:left="720" w:hanging="360"/>
+      </w:pPr>
+      <w:rPr>
+        <w:rFonts w:ascii="Symbol" w:hAnsi="Symbol" w:hint="default"/>
+      </w:rPr>
+    </w:lvl>
+    <w:lvl w:ilvl="1" w:tplc="10000003" w:tentative="1">
+      <w:start w:val="1"/>
+      <w:numFmt w:val="bullet"/>
+      <w:lvlText w:val="o"/>
+      <w:lvlJc w:val="left"/>
+      <w:pPr>
+        <w:ind w:left="1440" w:hanging="360"/>
+      </w:pPr>
+      <w:rPr>
+        <w:rFonts w:ascii="Courier New" w:hAnsi="Courier New" w:cs="Courier New" w:hint="default"/>
+      </w:rPr>
+    </w:lvl>
+    <w:lvl w:ilvl="2" w:tplc="10000005" w:tentative="1">
+      <w:start w:val="1"/>
+      <w:numFmt w:val="bullet"/>
+      <w:lvlText w:val=""/>
+      <w:lvlJc w:val="left"/>
+      <w:pPr>
+        <w:ind w:left="2160" w:hanging="360"/>
+      </w:pPr>
+      <w:rPr>
+        <w:rFonts w:ascii="Wingdings" w:hAnsi="Wingdings" w:hint="default"/>
+      </w:rPr>
+    </w:lvl>
+    <w:lvl w:ilvl="3" w:tplc="10000001" w:tentative="1">
+      <w:start w:val="1"/>
+      <w:numFmt w:val="bullet"/>
+      <w:lvlText w:val=""/>
+      <w:lvlJc w:val="left"/>
+      <w:pPr>
+        <w:ind w:left="2880" w:hanging="360"/>
+      </w:pPr>
+      <w:rPr>
+        <w:rFonts w:ascii="Symbol" w:hAnsi="Symbol" w:hint="default"/>
+      </w:rPr>
+    </w:lvl>
+    <w:lvl w:ilvl="4" w:tplc="10000003" w:tentative="1">
+      <w:start w:val="1"/>
+      <w:numFmt w:val="bullet"/>
+      <w:lvlText w:val="o"/>
+      <w:lvlJc w:val="left"/>
+      <w:pPr>
+        <w:ind w:left="3600" w:hanging="360"/>
+      </w:pPr>
+      <w:rPr>
+        <w:rFonts w:ascii="Courier New" w:hAnsi="Courier New" w:cs="Courier New" w:hint="default"/>
+      </w:rPr>
+    </w:lvl>
+    <w:lvl w:ilvl="5" w:tplc="10000005" w:tentative="1">
+      <w:start w:val="1"/>
+      <w:numFmt w:val="bullet"/>
+      <w:lvlText w:val=""/>
+      <w:lvlJc w:val="left"/>
+      <w:pPr>
+        <w:ind w:left="4320" w:hanging="360"/>
+      </w:pPr>
+      <w:rPr>
+        <w:rFonts w:ascii="Wingdings" w:hAnsi="Wingdings" w:hint="default"/>
+      </w:rPr>
+    </w:lvl>
+    <w:lvl w:ilvl="6" w:tplc="10000001" w:tentative="1">
+      <w:start w:val="1"/>
+      <w:numFmt w:val="bullet"/>
+      <w:lvlText w:val=""/>
+      <w:lvlJc w:val="left"/>
+      <w:pPr>
+        <w:ind w:left="5040" w:hanging="360"/>
+      </w:pPr>
+      <w:rPr>
+        <w:rFonts w:ascii="Symbol" w:hAnsi="Symbol" w:hint="default"/>
+      </w:rPr>
+    </w:lvl>
+    <w:lvl w:ilvl="7" w:tplc="10000003" w:tentative="1">
+      <w:start w:val="1"/>
+      <w:numFmt w:val="bullet"/>
+      <w:lvlText w:val="o"/>
+      <w:lvlJc w:val="left"/>
+      <w:pPr>
+        <w:ind w:left="5760" w:hanging="360"/>
+      </w:pPr>
+      <w:rPr>
+        <w:rFonts w:ascii="Courier New" w:hAnsi="Courier New" w:cs="Courier New" w:hint="default"/>
+      </w:rPr>
+    </w:lvl>
+    <w:lvl w:ilvl="8" w:tplc="10000005" w:tentative="1">
+      <w:start w:val="1"/>
+      <w:numFmt w:val="bullet"/>
+      <w:lvlText w:val=""/>
+      <w:lvlJc w:val="left"/>
+      <w:pPr>
+        <w:ind w:left="6480" w:hanging="360"/>
+      </w:pPr>
+      <w:rPr>
+        <w:rFonts w:ascii="Wingdings" w:hAnsi="Wingdings" w:hint="default"/>
+      </w:rPr>
+    </w:lvl>
+  </w:abstractNum>
+  <w:abstractNum w:abstractNumId="12" w15:restartNumberingAfterBreak="0">
+    <w:nsid w:val="4E4C04F2"/>
+    <w:multiLevelType w:val="hybridMultilevel"/>
+    <w:tmpl w:val="E36678B8"/>
+    <w:lvl w:ilvl="0" w:tplc="10000001">
+      <w:start w:val="1"/>
+      <w:numFmt w:val="bullet"/>
+      <w:lvlText w:val=""/>
+      <w:lvlJc w:val="left"/>
+      <w:pPr>
+        <w:ind w:left="720" w:hanging="360"/>
+      </w:pPr>
+      <w:rPr>
+        <w:rFonts w:ascii="Symbol" w:hAnsi="Symbol" w:hint="default"/>
+      </w:rPr>
+    </w:lvl>
+    <w:lvl w:ilvl="1" w:tplc="10000003" w:tentative="1">
+      <w:start w:val="1"/>
+      <w:numFmt w:val="bullet"/>
+      <w:lvlText w:val="o"/>
+      <w:lvlJc w:val="left"/>
+      <w:pPr>
+        <w:ind w:left="1440" w:hanging="360"/>
+      </w:pPr>
+      <w:rPr>
+        <w:rFonts w:ascii="Courier New" w:hAnsi="Courier New" w:cs="Courier New" w:hint="default"/>
+      </w:rPr>
+    </w:lvl>
+    <w:lvl w:ilvl="2" w:tplc="10000005" w:tentative="1">
+      <w:start w:val="1"/>
+      <w:numFmt w:val="bullet"/>
+      <w:lvlText w:val=""/>
+      <w:lvlJc w:val="left"/>
+      <w:pPr>
+        <w:ind w:left="2160" w:hanging="360"/>
+      </w:pPr>
+      <w:rPr>
+        <w:rFonts w:ascii="Wingdings" w:hAnsi="Wingdings" w:hint="default"/>
+      </w:rPr>
+    </w:lvl>
+    <w:lvl w:ilvl="3" w:tplc="10000001" w:tentative="1">
+      <w:start w:val="1"/>
+      <w:numFmt w:val="bullet"/>
+      <w:lvlText w:val=""/>
+      <w:lvlJc w:val="left"/>
+      <w:pPr>
+        <w:ind w:left="2880" w:hanging="360"/>
+      </w:pPr>
+      <w:rPr>
+        <w:rFonts w:ascii="Symbol" w:hAnsi="Symbol" w:hint="default"/>
+      </w:rPr>
+    </w:lvl>
+    <w:lvl w:ilvl="4" w:tplc="10000003" w:tentative="1">
+      <w:start w:val="1"/>
+      <w:numFmt w:val="bullet"/>
+      <w:lvlText w:val="o"/>
+      <w:lvlJc w:val="left"/>
+      <w:pPr>
+        <w:ind w:left="3600" w:hanging="360"/>
+      </w:pPr>
+      <w:rPr>
+        <w:rFonts w:ascii="Courier New" w:hAnsi="Courier New" w:cs="Courier New" w:hint="default"/>
+      </w:rPr>
+    </w:lvl>
+    <w:lvl w:ilvl="5" w:tplc="10000005" w:tentative="1">
+      <w:start w:val="1"/>
+      <w:numFmt w:val="bullet"/>
+      <w:lvlText w:val=""/>
+      <w:lvlJc w:val="left"/>
+      <w:pPr>
+        <w:ind w:left="4320" w:hanging="360"/>
+      </w:pPr>
+      <w:rPr>
+        <w:rFonts w:ascii="Wingdings" w:hAnsi="Wingdings" w:hint="default"/>
+      </w:rPr>
+    </w:lvl>
+    <w:lvl w:ilvl="6" w:tplc="10000001" w:tentative="1">
+      <w:start w:val="1"/>
+      <w:numFmt w:val="bullet"/>
+      <w:lvlText w:val=""/>
+      <w:lvlJc w:val="left"/>
+      <w:pPr>
+        <w:ind w:left="5040" w:hanging="360"/>
+      </w:pPr>
+      <w:rPr>
+        <w:rFonts w:ascii="Symbol" w:hAnsi="Symbol" w:hint="default"/>
+      </w:rPr>
+    </w:lvl>
+    <w:lvl w:ilvl="7" w:tplc="10000003" w:tentative="1">
+      <w:start w:val="1"/>
+      <w:numFmt w:val="bullet"/>
+      <w:lvlText w:val="o"/>
+      <w:lvlJc w:val="left"/>
+      <w:pPr>
+        <w:ind w:left="5760" w:hanging="360"/>
+      </w:pPr>
+      <w:rPr>
+        <w:rFonts w:ascii="Courier New" w:hAnsi="Courier New" w:cs="Courier New" w:hint="default"/>
+      </w:rPr>
+    </w:lvl>
+    <w:lvl w:ilvl="8" w:tplc="10000005" w:tentative="1">
+      <w:start w:val="1"/>
+      <w:numFmt w:val="bullet"/>
+      <w:lvlText w:val=""/>
+      <w:lvlJc w:val="left"/>
+      <w:pPr>
+        <w:ind w:left="6480" w:hanging="360"/>
+      </w:pPr>
+      <w:rPr>
+        <w:rFonts w:ascii="Wingdings" w:hAnsi="Wingdings" w:hint="default"/>
+      </w:rPr>
+    </w:lvl>
+  </w:abstractNum>
+  <w:abstractNum w:abstractNumId="13" w15:restartNumberingAfterBreak="0">
+    <w:nsid w:val="51626A06"/>
+    <w:multiLevelType w:val="hybridMultilevel"/>
+    <w:tmpl w:val="25FCAD38"/>
+    <w:lvl w:ilvl="0" w:tplc="10000001">
+      <w:start w:val="1"/>
+      <w:numFmt w:val="bullet"/>
+      <w:lvlText w:val=""/>
+      <w:lvlJc w:val="left"/>
+      <w:pPr>
+        <w:ind w:left="720" w:hanging="360"/>
+      </w:pPr>
+      <w:rPr>
+        <w:rFonts w:ascii="Symbol" w:hAnsi="Symbol" w:hint="default"/>
+      </w:rPr>
+    </w:lvl>
+    <w:lvl w:ilvl="1" w:tplc="FFFFFFFF" w:tentative="1">
+      <w:start w:val="1"/>
+      <w:numFmt w:val="bullet"/>
+      <w:lvlText w:val="o"/>
+      <w:lvlJc w:val="left"/>
+      <w:pPr>
+        <w:ind w:left="1440" w:hanging="360"/>
+      </w:pPr>
+      <w:rPr>
+        <w:rFonts w:ascii="Courier New" w:hAnsi="Courier New" w:cs="Courier New" w:hint="default"/>
+      </w:rPr>
+    </w:lvl>
+    <w:lvl w:ilvl="2" w:tplc="FFFFFFFF" w:tentative="1">
+      <w:start w:val="1"/>
+      <w:numFmt w:val="bullet"/>
+      <w:lvlText w:val=""/>
+      <w:lvlJc w:val="left"/>
+      <w:pPr>
+        <w:ind w:left="2160" w:hanging="360"/>
+      </w:pPr>
+      <w:rPr>
+        <w:rFonts w:ascii="Wingdings" w:hAnsi="Wingdings" w:hint="default"/>
+      </w:rPr>
+    </w:lvl>
+    <w:lvl w:ilvl="3" w:tplc="FFFFFFFF" w:tentative="1">
+      <w:start w:val="1"/>
+      <w:numFmt w:val="bullet"/>
+      <w:lvlText w:val=""/>
+      <w:lvlJc w:val="left"/>
+      <w:pPr>
+        <w:ind w:left="2880" w:hanging="360"/>
+      </w:pPr>
+      <w:rPr>
+        <w:rFonts w:ascii="Symbol" w:hAnsi="Symbol" w:hint="default"/>
+      </w:rPr>
+    </w:lvl>
+    <w:lvl w:ilvl="4" w:tplc="FFFFFFFF" w:tentative="1">
+      <w:start w:val="1"/>
+      <w:numFmt w:val="bullet"/>
+      <w:lvlText w:val="o"/>
+      <w:lvlJc w:val="left"/>
+      <w:pPr>
+        <w:ind w:left="3600" w:hanging="360"/>
+      </w:pPr>
+      <w:rPr>
+        <w:rFonts w:ascii="Courier New" w:hAnsi="Courier New" w:cs="Courier New" w:hint="default"/>
+      </w:rPr>
+    </w:lvl>
+    <w:lvl w:ilvl="5" w:tplc="FFFFFFFF" w:tentative="1">
+      <w:start w:val="1"/>
+      <w:numFmt w:val="bullet"/>
+      <w:lvlText w:val=""/>
+      <w:lvlJc w:val="left"/>
+      <w:pPr>
+        <w:ind w:left="4320" w:hanging="360"/>
+      </w:pPr>
+      <w:rPr>
+        <w:rFonts w:ascii="Wingdings" w:hAnsi="Wingdings" w:hint="default"/>
+      </w:rPr>
+    </w:lvl>
+    <w:lvl w:ilvl="6" w:tplc="FFFFFFFF" w:tentative="1">
+      <w:start w:val="1"/>
+      <w:numFmt w:val="bullet"/>
+      <w:lvlText w:val=""/>
+      <w:lvlJc w:val="left"/>
+      <w:pPr>
+        <w:ind w:left="5040" w:hanging="360"/>
+      </w:pPr>
+      <w:rPr>
+        <w:rFonts w:ascii="Symbol" w:hAnsi="Symbol" w:hint="default"/>
+      </w:rPr>
+    </w:lvl>
+    <w:lvl w:ilvl="7" w:tplc="FFFFFFFF" w:tentative="1">
+      <w:start w:val="1"/>
+      <w:numFmt w:val="bullet"/>
+      <w:lvlText w:val="o"/>
+      <w:lvlJc w:val="left"/>
+      <w:pPr>
+        <w:ind w:left="5760" w:hanging="360"/>
+      </w:pPr>
+      <w:rPr>
+        <w:rFonts w:ascii="Courier New" w:hAnsi="Courier New" w:cs="Courier New" w:hint="default"/>
+      </w:rPr>
+    </w:lvl>
+    <w:lvl w:ilvl="8" w:tplc="FFFFFFFF" w:tentative="1">
+      <w:start w:val="1"/>
+      <w:numFmt w:val="bullet"/>
+      <w:lvlText w:val=""/>
+      <w:lvlJc w:val="left"/>
+      <w:pPr>
+        <w:ind w:left="6480" w:hanging="360"/>
+      </w:pPr>
+      <w:rPr>
+        <w:rFonts w:ascii="Wingdings" w:hAnsi="Wingdings" w:hint="default"/>
+      </w:rPr>
+    </w:lvl>
+  </w:abstractNum>
+  <w:abstractNum w:abstractNumId="14" w15:restartNumberingAfterBreak="0">
+    <w:nsid w:val="64281AA5"/>
+    <w:multiLevelType w:val="hybridMultilevel"/>
+    <w:tmpl w:val="A4A60B9C"/>
+    <w:lvl w:ilvl="0" w:tplc="10000001">
+      <w:start w:val="1"/>
+      <w:numFmt w:val="bullet"/>
+      <w:lvlText w:val=""/>
+      <w:lvlJc w:val="left"/>
+      <w:pPr>
+        <w:ind w:left="720" w:hanging="360"/>
+      </w:pPr>
+      <w:rPr>
+        <w:rFonts w:ascii="Symbol" w:hAnsi="Symbol" w:hint="default"/>
+      </w:rPr>
+    </w:lvl>
+    <w:lvl w:ilvl="1" w:tplc="FFFFFFFF" w:tentative="1">
+      <w:start w:val="1"/>
+      <w:numFmt w:val="bullet"/>
+      <w:lvlText w:val="o"/>
+      <w:lvlJc w:val="left"/>
+      <w:pPr>
+        <w:ind w:left="1440" w:hanging="360"/>
+      </w:pPr>
+      <w:rPr>
+        <w:rFonts w:ascii="Courier New" w:hAnsi="Courier New" w:cs="Courier New" w:hint="default"/>
+      </w:rPr>
+    </w:lvl>
+    <w:lvl w:ilvl="2" w:tplc="FFFFFFFF" w:tentative="1">
+      <w:start w:val="1"/>
+      <w:numFmt w:val="bullet"/>
+      <w:lvlText w:val=""/>
+      <w:lvlJc w:val="left"/>
+      <w:pPr>
+        <w:ind w:left="2160" w:hanging="360"/>
+      </w:pPr>
+      <w:rPr>
+        <w:rFonts w:ascii="Wingdings" w:hAnsi="Wingdings" w:hint="default"/>
+      </w:rPr>
+    </w:lvl>
+    <w:lvl w:ilvl="3" w:tplc="FFFFFFFF" w:tentative="1">
+      <w:start w:val="1"/>
+      <w:numFmt w:val="bullet"/>
+      <w:lvlText w:val=""/>
+      <w:lvlJc w:val="left"/>
+      <w:pPr>
+        <w:ind w:left="2880" w:hanging="360"/>
+      </w:pPr>
+      <w:rPr>
+        <w:rFonts w:ascii="Symbol" w:hAnsi="Symbol" w:hint="default"/>
+      </w:rPr>
+    </w:lvl>
+    <w:lvl w:ilvl="4" w:tplc="FFFFFFFF" w:tentative="1">
+      <w:start w:val="1"/>
+      <w:numFmt w:val="bullet"/>
+      <w:lvlText w:val="o"/>
+      <w:lvlJc w:val="left"/>
+      <w:pPr>
+        <w:ind w:left="3600" w:hanging="360"/>
+      </w:pPr>
+      <w:rPr>
+        <w:rFonts w:ascii="Courier New" w:hAnsi="Courier New" w:cs="Courier New" w:hint="default"/>
+      </w:rPr>
+    </w:lvl>
+    <w:lvl w:ilvl="5" w:tplc="FFFFFFFF" w:tentative="1">
+      <w:start w:val="1"/>
+      <w:numFmt w:val="bullet"/>
+      <w:lvlText w:val=""/>
+      <w:lvlJc w:val="left"/>
+      <w:pPr>
+        <w:ind w:left="4320" w:hanging="360"/>
+      </w:pPr>
+      <w:rPr>
+        <w:rFonts w:ascii="Wingdings" w:hAnsi="Wingdings" w:hint="default"/>
+      </w:rPr>
+    </w:lvl>
+    <w:lvl w:ilvl="6" w:tplc="FFFFFFFF" w:tentative="1">
+      <w:start w:val="1"/>
+      <w:numFmt w:val="bullet"/>
+      <w:lvlText w:val=""/>
+      <w:lvlJc w:val="left"/>
+      <w:pPr>
+        <w:ind w:left="5040" w:hanging="360"/>
+      </w:pPr>
+      <w:rPr>
+        <w:rFonts w:ascii="Symbol" w:hAnsi="Symbol" w:hint="default"/>
+      </w:rPr>
+    </w:lvl>
+    <w:lvl w:ilvl="7" w:tplc="FFFFFFFF" w:tentative="1">
+      <w:start w:val="1"/>
+      <w:numFmt w:val="bullet"/>
+      <w:lvlText w:val="o"/>
+      <w:lvlJc w:val="left"/>
+      <w:pPr>
+        <w:ind w:left="5760" w:hanging="360"/>
+      </w:pPr>
+      <w:rPr>
+        <w:rFonts w:ascii="Courier New" w:hAnsi="Courier New" w:cs="Courier New" w:hint="default"/>
+      </w:rPr>
+    </w:lvl>
+    <w:lvl w:ilvl="8" w:tplc="FFFFFFFF" w:tentative="1">
+      <w:start w:val="1"/>
+      <w:numFmt w:val="bullet"/>
+      <w:lvlText w:val=""/>
+      <w:lvlJc w:val="left"/>
+      <w:pPr>
+        <w:ind w:left="6480" w:hanging="360"/>
+      </w:pPr>
+      <w:rPr>
+        <w:rFonts w:ascii="Wingdings" w:hAnsi="Wingdings" w:hint="default"/>
+      </w:rPr>
+    </w:lvl>
+  </w:abstractNum>
+  <w:abstractNum w:abstractNumId="15" w15:restartNumberingAfterBreak="0">
+    <w:nsid w:val="6D116A99"/>
+    <w:multiLevelType w:val="hybridMultilevel"/>
+    <w:tmpl w:val="83749F64"/>
+    <w:lvl w:ilvl="0" w:tplc="10000001">
+      <w:start w:val="1"/>
+      <w:numFmt w:val="bullet"/>
+      <w:lvlText w:val=""/>
+      <w:lvlJc w:val="left"/>
+      <w:pPr>
+        <w:ind w:left="720" w:hanging="360"/>
+      </w:pPr>
+      <w:rPr>
+        <w:rFonts w:ascii="Symbol" w:hAnsi="Symbol" w:hint="default"/>
+      </w:rPr>
+    </w:lvl>
+    <w:lvl w:ilvl="1" w:tplc="FFFFFFFF" w:tentative="1">
+      <w:start w:val="1"/>
+      <w:numFmt w:val="bullet"/>
+      <w:lvlText w:val="o"/>
+      <w:lvlJc w:val="left"/>
+      <w:pPr>
+        <w:ind w:left="1440" w:hanging="360"/>
+      </w:pPr>
+      <w:rPr>
+        <w:rFonts w:ascii="Courier New" w:hAnsi="Courier New" w:cs="Courier New" w:hint="default"/>
+      </w:rPr>
+    </w:lvl>
+    <w:lvl w:ilvl="2" w:tplc="FFFFFFFF" w:tentative="1">
+      <w:start w:val="1"/>
+      <w:numFmt w:val="bullet"/>
+      <w:lvlText w:val=""/>
+      <w:lvlJc w:val="left"/>
+      <w:pPr>
+        <w:ind w:left="2160" w:hanging="360"/>
+      </w:pPr>
+      <w:rPr>
+        <w:rFonts w:ascii="Wingdings" w:hAnsi="Wingdings" w:hint="default"/>
+      </w:rPr>
+    </w:lvl>
+    <w:lvl w:ilvl="3" w:tplc="FFFFFFFF" w:tentative="1">
+      <w:start w:val="1"/>
+      <w:numFmt w:val="bullet"/>
+      <w:lvlText w:val=""/>
+      <w:lvlJc w:val="left"/>
+      <w:pPr>
+        <w:ind w:left="2880" w:hanging="360"/>
+      </w:pPr>
+      <w:rPr>
+        <w:rFonts w:ascii="Symbol" w:hAnsi="Symbol" w:hint="default"/>
+      </w:rPr>
+    </w:lvl>
+    <w:lvl w:ilvl="4" w:tplc="FFFFFFFF" w:tentative="1">
+      <w:start w:val="1"/>
+      <w:numFmt w:val="bullet"/>
+      <w:lvlText w:val="o"/>
+      <w:lvlJc w:val="left"/>
+      <w:pPr>
+        <w:ind w:left="3600" w:hanging="360"/>
+      </w:pPr>
+      <w:rPr>
+        <w:rFonts w:ascii="Courier New" w:hAnsi="Courier New" w:cs="Courier New" w:hint="default"/>
+      </w:rPr>
+    </w:lvl>
+    <w:lvl w:ilvl="5" w:tplc="FFFFFFFF" w:tentative="1">
+      <w:start w:val="1"/>
+      <w:numFmt w:val="bullet"/>
+      <w:lvlText w:val=""/>
+      <w:lvlJc w:val="left"/>
+      <w:pPr>
+        <w:ind w:left="4320" w:hanging="360"/>
+      </w:pPr>
+      <w:rPr>
+        <w:rFonts w:ascii="Wingdings" w:hAnsi="Wingdings" w:hint="default"/>
+      </w:rPr>
+    </w:lvl>
+    <w:lvl w:ilvl="6" w:tplc="FFFFFFFF" w:tentative="1">
+      <w:start w:val="1"/>
+      <w:numFmt w:val="bullet"/>
+      <w:lvlText w:val=""/>
+      <w:lvlJc w:val="left"/>
+      <w:pPr>
+        <w:ind w:left="5040" w:hanging="360"/>
+      </w:pPr>
+      <w:rPr>
+        <w:rFonts w:ascii="Symbol" w:hAnsi="Symbol" w:hint="default"/>
+      </w:rPr>
+    </w:lvl>
+    <w:lvl w:ilvl="7" w:tplc="FFFFFFFF" w:tentative="1">
+      <w:start w:val="1"/>
+      <w:numFmt w:val="bullet"/>
+      <w:lvlText w:val="o"/>
+      <w:lvlJc w:val="left"/>
+      <w:pPr>
+        <w:ind w:left="5760" w:hanging="360"/>
+      </w:pPr>
+      <w:rPr>
+        <w:rFonts w:ascii="Courier New" w:hAnsi="Courier New" w:cs="Courier New" w:hint="default"/>
+      </w:rPr>
+    </w:lvl>
+    <w:lvl w:ilvl="8" w:tplc="FFFFFFFF" w:tentative="1">
+      <w:start w:val="1"/>
+      <w:numFmt w:val="bullet"/>
+      <w:lvlText w:val=""/>
+      <w:lvlJc w:val="left"/>
+      <w:pPr>
+        <w:ind w:left="6480" w:hanging="360"/>
+      </w:pPr>
+      <w:rPr>
+        <w:rFonts w:ascii="Wingdings" w:hAnsi="Wingdings" w:hint="default"/>
+      </w:rPr>
+    </w:lvl>
+  </w:abstractNum>
+  <w:abstractNum w:abstractNumId="16" w15:restartNumberingAfterBreak="0">
+    <w:nsid w:val="726E24C0"/>
+    <w:multiLevelType w:val="hybridMultilevel"/>
+    <w:tmpl w:val="0100B60C"/>
+    <w:lvl w:ilvl="0" w:tplc="10000001">
+      <w:start w:val="1"/>
+      <w:numFmt w:val="bullet"/>
+      <w:lvlText w:val=""/>
+      <w:lvlJc w:val="left"/>
+      <w:pPr>
+        <w:ind w:left="1440" w:hanging="360"/>
+      </w:pPr>
+      <w:rPr>
+        <w:rFonts w:ascii="Symbol" w:hAnsi="Symbol" w:hint="default"/>
+      </w:rPr>
+    </w:lvl>
+    <w:lvl w:ilvl="1" w:tplc="10000003" w:tentative="1">
+      <w:start w:val="1"/>
+      <w:numFmt w:val="bullet"/>
+      <w:lvlText w:val="o"/>
+      <w:lvlJc w:val="left"/>
+      <w:pPr>
+        <w:ind w:left="2160" w:hanging="360"/>
+      </w:pPr>
+      <w:rPr>
+        <w:rFonts w:ascii="Courier New" w:hAnsi="Courier New" w:cs="Courier New" w:hint="default"/>
+      </w:rPr>
+    </w:lvl>
+    <w:lvl w:ilvl="2" w:tplc="10000005" w:tentative="1">
+      <w:start w:val="1"/>
+      <w:numFmt w:val="bullet"/>
+      <w:lvlText w:val=""/>
+      <w:lvlJc w:val="left"/>
+      <w:pPr>
+        <w:ind w:left="2880" w:hanging="360"/>
+      </w:pPr>
+      <w:rPr>
+        <w:rFonts w:ascii="Wingdings" w:hAnsi="Wingdings" w:hint="default"/>
+      </w:rPr>
+    </w:lvl>
+    <w:lvl w:ilvl="3" w:tplc="10000001" w:tentative="1">
+      <w:start w:val="1"/>
+      <w:numFmt w:val="bullet"/>
+      <w:lvlText w:val=""/>
+      <w:lvlJc w:val="left"/>
+      <w:pPr>
+        <w:ind w:left="3600" w:hanging="360"/>
+      </w:pPr>
+      <w:rPr>
+        <w:rFonts w:ascii="Symbol" w:hAnsi="Symbol" w:hint="default"/>
+      </w:rPr>
+    </w:lvl>
+    <w:lvl w:ilvl="4" w:tplc="10000003" w:tentative="1">
+      <w:start w:val="1"/>
+      <w:numFmt w:val="bullet"/>
+      <w:lvlText w:val="o"/>
+      <w:lvlJc w:val="left"/>
+      <w:pPr>
+        <w:ind w:left="4320" w:hanging="360"/>
+      </w:pPr>
+      <w:rPr>
+        <w:rFonts w:ascii="Courier New" w:hAnsi="Courier New" w:cs="Courier New" w:hint="default"/>
+      </w:rPr>
+    </w:lvl>
+    <w:lvl w:ilvl="5" w:tplc="10000005" w:tentative="1">
+      <w:start w:val="1"/>
+      <w:numFmt w:val="bullet"/>
+      <w:lvlText w:val=""/>
+      <w:lvlJc w:val="left"/>
+      <w:pPr>
+        <w:ind w:left="5040" w:hanging="360"/>
+      </w:pPr>
+      <w:rPr>
+        <w:rFonts w:ascii="Wingdings" w:hAnsi="Wingdings" w:hint="default"/>
+      </w:rPr>
+    </w:lvl>
+    <w:lvl w:ilvl="6" w:tplc="10000001" w:tentative="1">
+      <w:start w:val="1"/>
+      <w:numFmt w:val="bullet"/>
+      <w:lvlText w:val=""/>
+      <w:lvlJc w:val="left"/>
+      <w:pPr>
+        <w:ind w:left="5760" w:hanging="360"/>
+      </w:pPr>
+      <w:rPr>
+        <w:rFonts w:ascii="Symbol" w:hAnsi="Symbol" w:hint="default"/>
+      </w:rPr>
+    </w:lvl>
+    <w:lvl w:ilvl="7" w:tplc="10000003" w:tentative="1">
+      <w:start w:val="1"/>
+      <w:numFmt w:val="bullet"/>
+      <w:lvlText w:val="o"/>
+      <w:lvlJc w:val="left"/>
+      <w:pPr>
+        <w:ind w:left="6480" w:hanging="360"/>
+      </w:pPr>
+      <w:rPr>
+        <w:rFonts w:ascii="Courier New" w:hAnsi="Courier New" w:cs="Courier New" w:hint="default"/>
+      </w:rPr>
+    </w:lvl>
+    <w:lvl w:ilvl="8" w:tplc="10000005" w:tentative="1">
+      <w:start w:val="1"/>
+      <w:numFmt w:val="bullet"/>
+      <w:lvlText w:val=""/>
+      <w:lvlJc w:val="left"/>
+      <w:pPr>
+        <w:ind w:left="7200" w:hanging="360"/>
+      </w:pPr>
+      <w:rPr>
+        <w:rFonts w:ascii="Wingdings" w:hAnsi="Wingdings" w:hint="default"/>
+      </w:rPr>
+    </w:lvl>
+  </w:abstractNum>
+  <w:abstractNum w:abstractNumId="17" w15:restartNumberingAfterBreak="0">
+    <w:nsid w:val="74CE62EC"/>
+    <w:multiLevelType w:val="hybridMultilevel"/>
+    <w:tmpl w:val="97900C0E"/>
+    <w:lvl w:ilvl="0" w:tplc="10000001">
+      <w:start w:val="1"/>
+      <w:numFmt w:val="bullet"/>
+      <w:lvlText w:val=""/>
+      <w:lvlJc w:val="left"/>
+      <w:pPr>
+        <w:ind w:left="720" w:hanging="360"/>
+      </w:pPr>
+      <w:rPr>
+        <w:rFonts w:ascii="Symbol" w:hAnsi="Symbol" w:hint="default"/>
+      </w:rPr>
+    </w:lvl>
+    <w:lvl w:ilvl="1" w:tplc="FFFFFFFF" w:tentative="1">
+      <w:start w:val="1"/>
+      <w:numFmt w:val="bullet"/>
+      <w:lvlText w:val="o"/>
+      <w:lvlJc w:val="left"/>
+      <w:pPr>
+        <w:ind w:left="1440" w:hanging="360"/>
+      </w:pPr>
+      <w:rPr>
+        <w:rFonts w:ascii="Courier New" w:hAnsi="Courier New" w:cs="Courier New" w:hint="default"/>
+      </w:rPr>
+    </w:lvl>
+    <w:lvl w:ilvl="2" w:tplc="FFFFFFFF" w:tentative="1">
+      <w:start w:val="1"/>
+      <w:numFmt w:val="bullet"/>
+      <w:lvlText w:val=""/>
+      <w:lvlJc w:val="left"/>
+      <w:pPr>
+        <w:ind w:left="2160" w:hanging="360"/>
+      </w:pPr>
+      <w:rPr>
+        <w:rFonts w:ascii="Wingdings" w:hAnsi="Wingdings" w:hint="default"/>
+      </w:rPr>
+    </w:lvl>
+    <w:lvl w:ilvl="3" w:tplc="FFFFFFFF" w:tentative="1">
+      <w:start w:val="1"/>
+      <w:numFmt w:val="bullet"/>
+      <w:lvlText w:val=""/>
+      <w:lvlJc w:val="left"/>
+      <w:pPr>
+        <w:ind w:left="2880" w:hanging="360"/>
+      </w:pPr>
+      <w:rPr>
+        <w:rFonts w:ascii="Symbol" w:hAnsi="Symbol" w:hint="default"/>
+      </w:rPr>
+    </w:lvl>
+    <w:lvl w:ilvl="4" w:tplc="FFFFFFFF" w:tentative="1">
+      <w:start w:val="1"/>
+      <w:numFmt w:val="bullet"/>
+      <w:lvlText w:val="o"/>
+      <w:lvlJc w:val="left"/>
+      <w:pPr>
+        <w:ind w:left="3600" w:hanging="360"/>
+      </w:pPr>
+      <w:rPr>
+        <w:rFonts w:ascii="Courier New" w:hAnsi="Courier New" w:cs="Courier New" w:hint="default"/>
+      </w:rPr>
+    </w:lvl>
+    <w:lvl w:ilvl="5" w:tplc="FFFFFFFF" w:tentative="1">
+      <w:start w:val="1"/>
+      <w:numFmt w:val="bullet"/>
+      <w:lvlText w:val=""/>
+      <w:lvlJc w:val="left"/>
+      <w:pPr>
+        <w:ind w:left="4320" w:hanging="360"/>
+      </w:pPr>
+      <w:rPr>
+        <w:rFonts w:ascii="Wingdings" w:hAnsi="Wingdings" w:hint="default"/>
+      </w:rPr>
+    </w:lvl>
+    <w:lvl w:ilvl="6" w:tplc="FFFFFFFF" w:tentative="1">
+      <w:start w:val="1"/>
+      <w:numFmt w:val="bullet"/>
+      <w:lvlText w:val=""/>
+      <w:lvlJc w:val="left"/>
+      <w:pPr>
+        <w:ind w:left="5040" w:hanging="360"/>
+      </w:pPr>
+      <w:rPr>
+        <w:rFonts w:ascii="Symbol" w:hAnsi="Symbol" w:hint="default"/>
+      </w:rPr>
+    </w:lvl>
+    <w:lvl w:ilvl="7" w:tplc="FFFFFFFF" w:tentative="1">
+      <w:start w:val="1"/>
+      <w:numFmt w:val="bullet"/>
+      <w:lvlText w:val="o"/>
+      <w:lvlJc w:val="left"/>
+      <w:pPr>
+        <w:ind w:left="5760" w:hanging="360"/>
+      </w:pPr>
+      <w:rPr>
+        <w:rFonts w:ascii="Courier New" w:hAnsi="Courier New" w:cs="Courier New" w:hint="default"/>
+      </w:rPr>
+    </w:lvl>
+    <w:lvl w:ilvl="8" w:tplc="FFFFFFFF" w:tentative="1">
+      <w:start w:val="1"/>
+      <w:numFmt w:val="bullet"/>
+      <w:lvlText w:val=""/>
+      <w:lvlJc w:val="left"/>
+      <w:pPr>
+        <w:ind w:left="6480" w:hanging="360"/>
+      </w:pPr>
+      <w:rPr>
+        <w:rFonts w:ascii="Wingdings" w:hAnsi="Wingdings" w:hint="default"/>
+      </w:rPr>
+    </w:lvl>
+  </w:abstractNum>
   <w:num w:numId="1" w16cid:durableId="887060979">
-    <w:abstractNumId w:val="0"/>
+    <w:abstractNumId w:val="7"/>
   </w:num>
   <w:num w:numId="2" w16cid:durableId="456801545">
+    <w:abstractNumId w:val="10"/>
+  </w:num>
+  <w:num w:numId="3" w16cid:durableId="633559250">
+    <w:abstractNumId w:val="4"/>
+  </w:num>
+  <w:num w:numId="4" w16cid:durableId="1502768727">
+    <w:abstractNumId w:val="6"/>
+  </w:num>
+  <w:num w:numId="5" w16cid:durableId="861944108">
+    <w:abstractNumId w:val="13"/>
+  </w:num>
+  <w:num w:numId="6" w16cid:durableId="447743136">
     <w:abstractNumId w:val="1"/>
+  </w:num>
+  <w:num w:numId="7" w16cid:durableId="1924028316">
+    <w:abstractNumId w:val="5"/>
+  </w:num>
+  <w:num w:numId="8" w16cid:durableId="962006123">
+    <w:abstractNumId w:val="3"/>
+  </w:num>
+  <w:num w:numId="9" w16cid:durableId="1726444209">
+    <w:abstractNumId w:val="8"/>
+  </w:num>
+  <w:num w:numId="10" w16cid:durableId="1830780257">
+    <w:abstractNumId w:val="14"/>
+  </w:num>
+  <w:num w:numId="11" w16cid:durableId="1514569025">
+    <w:abstractNumId w:val="16"/>
+  </w:num>
+  <w:num w:numId="12" w16cid:durableId="845485218">
+    <w:abstractNumId w:val="2"/>
+  </w:num>
+  <w:num w:numId="13" w16cid:durableId="847601995">
+    <w:abstractNumId w:val="15"/>
+  </w:num>
+  <w:num w:numId="14" w16cid:durableId="881287566">
+    <w:abstractNumId w:val="12"/>
+  </w:num>
+  <w:num w:numId="15" w16cid:durableId="1681925787">
+    <w:abstractNumId w:val="11"/>
+  </w:num>
+  <w:num w:numId="16" w16cid:durableId="861211084">
+    <w:abstractNumId w:val="9"/>
+  </w:num>
+  <w:num w:numId="17" w16cid:durableId="1136604101">
+    <w:abstractNumId w:val="17"/>
+  </w:num>
+  <w:num w:numId="18" w16cid:durableId="1608853833">
+    <w:abstractNumId w:val="0"/>
   </w:num>
 </w:numbering>
 </file>

--- a/public/assets/tds/NSC.docx
+++ b/public/assets/tds/NSC.docx
@@ -8,6 +8,7 @@
       </w:pPr>
       <w:r>
         <w:rPr>
+          <w:noProof/>
           <w:sz w:val="20"/>
           <w:szCs w:val="20"/>
         </w:rPr>
@@ -212,7 +213,6 @@
           <w:color w:val="101820"/>
           <w:sz w:val="20"/>
           <w:szCs w:val="20"/>
-          <w:lang/>
         </w:rPr>
       </w:pPr>
       <w:r>
@@ -222,125 +222,8 @@
           <w:color w:val="101820"/>
           <w:sz w:val="20"/>
           <w:szCs w:val="20"/>
-          <w:lang/>
         </w:rPr>
         <w:t xml:space="preserve">Excellent transparency &amp; gloss </w:t>
-      </w:r>
-    </w:p>
-    <w:p>
-      <w:pPr>
-        <w:pStyle w:val="ListParagraph"/>
-        <w:numPr>
-          <w:ilvl w:val="0"/>
-          <w:numId w:val="17"/>
-        </w:numPr>
-        <w:spacing w:before="120" w:after="60"/>
-        <w:rPr>
-          <w:rFonts w:ascii="Aptos" w:hAnsi="Aptos"/>
-          <w:bCs/>
-          <w:color w:val="101820"/>
-          <w:sz w:val="20"/>
-          <w:szCs w:val="20"/>
-          <w:lang/>
-        </w:rPr>
-      </w:pPr>
-      <w:r>
-        <w:rPr>
-          <w:rFonts w:ascii="Aptos" w:hAnsi="Aptos"/>
-          <w:bCs/>
-          <w:color w:val="101820"/>
-          <w:sz w:val="20"/>
-          <w:szCs w:val="20"/>
-          <w:lang/>
-        </w:rPr>
-        <w:t xml:space="preserve">Wide sealing range </w:t>
-      </w:r>
-    </w:p>
-    <w:p>
-      <w:pPr>
-        <w:pStyle w:val="ListParagraph"/>
-        <w:numPr>
-          <w:ilvl w:val="0"/>
-          <w:numId w:val="17"/>
-        </w:numPr>
-        <w:spacing w:before="120" w:after="60"/>
-        <w:rPr>
-          <w:rFonts w:ascii="Aptos" w:hAnsi="Aptos"/>
-          <w:bCs/>
-          <w:color w:val="101820"/>
-          <w:sz w:val="20"/>
-          <w:szCs w:val="20"/>
-          <w:lang/>
-        </w:rPr>
-      </w:pPr>
-      <w:r>
-        <w:rPr>
-          <w:rFonts w:ascii="Aptos" w:hAnsi="Aptos"/>
-          <w:bCs/>
-          <w:color w:val="101820"/>
-          <w:sz w:val="20"/>
-          <w:szCs w:val="20"/>
-          <w:lang/>
-        </w:rPr>
-        <w:t xml:space="preserve">Good seal strength </w:t>
-      </w:r>
-    </w:p>
-    <w:p>
-      <w:pPr>
-        <w:pStyle w:val="ListParagraph"/>
-        <w:numPr>
-          <w:ilvl w:val="0"/>
-          <w:numId w:val="17"/>
-        </w:numPr>
-        <w:spacing w:before="120" w:after="60"/>
-        <w:rPr>
-          <w:rFonts w:ascii="Aptos" w:hAnsi="Aptos"/>
-          <w:bCs/>
-          <w:color w:val="101820"/>
-          <w:sz w:val="20"/>
-          <w:szCs w:val="20"/>
-          <w:lang/>
-        </w:rPr>
-      </w:pPr>
-      <w:r>
-        <w:rPr>
-          <w:rFonts w:ascii="Aptos" w:hAnsi="Aptos"/>
-          <w:bCs/>
-          <w:color w:val="101820"/>
-          <w:sz w:val="20"/>
-          <w:szCs w:val="20"/>
-          <w:lang/>
-        </w:rPr>
-        <w:t xml:space="preserve">Excellent hot tack </w:t>
-      </w:r>
-    </w:p>
-    <w:p>
-      <w:pPr>
-        <w:pStyle w:val="ListParagraph"/>
-        <w:numPr>
-          <w:ilvl w:val="0"/>
-          <w:numId w:val="17"/>
-        </w:numPr>
-        <w:spacing w:before="120" w:after="60"/>
-        <w:rPr>
-          <w:rFonts w:ascii="Aptos" w:hAnsi="Aptos"/>
-          <w:bCs/>
-          <w:color w:val="101820"/>
-          <w:sz w:val="20"/>
-          <w:szCs w:val="20"/>
-          <w:lang/>
-        </w:rPr>
-      </w:pPr>
-      <w:r>
-        <w:rPr>
-          <w:rFonts w:ascii="Aptos" w:hAnsi="Aptos"/>
-          <w:bCs/>
-          <w:color w:val="101820"/>
-          <w:sz w:val="20"/>
-          <w:szCs w:val="20"/>
-          <w:lang/>
-        </w:rPr>
-        <w:t xml:space="preserve">High mechanical properties &amp; stiffness </w:t>
       </w:r>
     </w:p>
     <w:p>
@@ -366,7 +249,114 @@
           <w:color w:val="101820"/>
           <w:sz w:val="20"/>
           <w:szCs w:val="20"/>
-          <w:lang/>
+        </w:rPr>
+        <w:t xml:space="preserve">Wide sealing range </w:t>
+      </w:r>
+    </w:p>
+    <w:p>
+      <w:pPr>
+        <w:pStyle w:val="ListParagraph"/>
+        <w:numPr>
+          <w:ilvl w:val="0"/>
+          <w:numId w:val="17"/>
+        </w:numPr>
+        <w:spacing w:before="120" w:after="60"/>
+        <w:rPr>
+          <w:rFonts w:ascii="Aptos" w:hAnsi="Aptos"/>
+          <w:bCs/>
+          <w:color w:val="101820"/>
+          <w:sz w:val="20"/>
+          <w:szCs w:val="20"/>
+        </w:rPr>
+      </w:pPr>
+      <w:r>
+        <w:rPr>
+          <w:rFonts w:ascii="Aptos" w:hAnsi="Aptos"/>
+          <w:bCs/>
+          <w:color w:val="101820"/>
+          <w:sz w:val="20"/>
+          <w:szCs w:val="20"/>
+        </w:rPr>
+        <w:t xml:space="preserve">Good seal strength </w:t>
+      </w:r>
+    </w:p>
+    <w:p>
+      <w:pPr>
+        <w:pStyle w:val="ListParagraph"/>
+        <w:numPr>
+          <w:ilvl w:val="0"/>
+          <w:numId w:val="17"/>
+        </w:numPr>
+        <w:spacing w:before="120" w:after="60"/>
+        <w:rPr>
+          <w:rFonts w:ascii="Aptos" w:hAnsi="Aptos"/>
+          <w:bCs/>
+          <w:color w:val="101820"/>
+          <w:sz w:val="20"/>
+          <w:szCs w:val="20"/>
+        </w:rPr>
+      </w:pPr>
+      <w:r>
+        <w:rPr>
+          <w:rFonts w:ascii="Aptos" w:hAnsi="Aptos"/>
+          <w:bCs/>
+          <w:color w:val="101820"/>
+          <w:sz w:val="20"/>
+          <w:szCs w:val="20"/>
+        </w:rPr>
+        <w:t xml:space="preserve">Excellent hot tack </w:t>
+      </w:r>
+    </w:p>
+    <w:p>
+      <w:pPr>
+        <w:pStyle w:val="ListParagraph"/>
+        <w:numPr>
+          <w:ilvl w:val="0"/>
+          <w:numId w:val="17"/>
+        </w:numPr>
+        <w:spacing w:before="120" w:after="60"/>
+        <w:rPr>
+          <w:rFonts w:ascii="Aptos" w:hAnsi="Aptos"/>
+          <w:bCs/>
+          <w:color w:val="101820"/>
+          <w:sz w:val="20"/>
+          <w:szCs w:val="20"/>
+        </w:rPr>
+      </w:pPr>
+      <w:r>
+        <w:rPr>
+          <w:rFonts w:ascii="Aptos" w:hAnsi="Aptos"/>
+          <w:bCs/>
+          <w:color w:val="101820"/>
+          <w:sz w:val="20"/>
+          <w:szCs w:val="20"/>
+        </w:rPr>
+        <w:t xml:space="preserve">High mechanical properties &amp; stiffness </w:t>
+      </w:r>
+    </w:p>
+    <w:p>
+      <w:pPr>
+        <w:pStyle w:val="ListParagraph"/>
+        <w:numPr>
+          <w:ilvl w:val="0"/>
+          <w:numId w:val="17"/>
+        </w:numPr>
+        <w:spacing w:before="120" w:after="60"/>
+        <w:rPr>
+          <w:rFonts w:ascii="Aptos" w:hAnsi="Aptos"/>
+          <w:bCs/>
+          <w:color w:val="101820"/>
+          <w:sz w:val="20"/>
+          <w:szCs w:val="20"/>
+        </w:rPr>
+      </w:pPr>
+      <w:r>
+        <w:rPr>
+          <w:rFonts w:ascii="Aptos" w:hAnsi="Aptos"/>
+          <w:bCs/>
+          <w:color w:val="101820"/>
+          <w:sz w:val="20"/>
+          <w:szCs w:val="20"/>
         </w:rPr>
         <w:t>Excellent web flatness</w:t>
       </w:r>
@@ -420,7 +410,6 @@
           <w:bCs/>
           <w:sz w:val="20"/>
           <w:szCs w:val="20"/>
-          <w:lang/>
         </w:rPr>
       </w:pPr>
       <w:r>
@@ -429,7 +418,6 @@
           <w:bCs/>
           <w:sz w:val="20"/>
           <w:szCs w:val="20"/>
-          <w:lang/>
         </w:rPr>
         <w:t xml:space="preserve">Food &amp; general packaging </w:t>
       </w:r>
@@ -447,7 +435,6 @@
           <w:bCs/>
           <w:sz w:val="20"/>
           <w:szCs w:val="20"/>
-          <w:lang/>
         </w:rPr>
       </w:pPr>
       <w:r>
@@ -456,7 +443,6 @@
           <w:bCs/>
           <w:sz w:val="20"/>
           <w:szCs w:val="20"/>
-          <w:lang/>
         </w:rPr>
         <w:t xml:space="preserve">Lamination </w:t>
       </w:r>
@@ -474,7 +460,6 @@
           <w:bCs/>
           <w:sz w:val="20"/>
           <w:szCs w:val="20"/>
-          <w:lang/>
         </w:rPr>
       </w:pPr>
       <w:r>
@@ -483,7 +468,6 @@
           <w:bCs/>
           <w:sz w:val="20"/>
           <w:szCs w:val="20"/>
-          <w:lang/>
         </w:rPr>
         <w:t xml:space="preserve">Rotogravure printing </w:t>
       </w:r>
@@ -510,7 +494,6 @@
           <w:bCs/>
           <w:sz w:val="20"/>
           <w:szCs w:val="20"/>
-          <w:lang/>
         </w:rPr>
         <w:t>Flexographic printing</w:t>
       </w:r>
@@ -1986,25 +1969,7 @@
                 <w:sz w:val="20"/>
                 <w:szCs w:val="20"/>
               </w:rPr>
-              <w:t>1</w:t>
-            </w:r>
-            <w:r>
-              <w:rPr>
-                <w:rFonts w:ascii="Aptos" w:hAnsi="Aptos"/>
-                <w:color w:val="101820"/>
-                <w:sz w:val="20"/>
-                <w:szCs w:val="20"/>
-              </w:rPr>
-              <w:t>4</w:t>
-            </w:r>
-            <w:r>
-              <w:rPr>
-                <w:rFonts w:ascii="Aptos" w:hAnsi="Aptos"/>
-                <w:color w:val="101820"/>
-                <w:sz w:val="20"/>
-                <w:szCs w:val="20"/>
-              </w:rPr>
-              <w:t>0</w:t>
+              <w:t>140</w:t>
             </w:r>
           </w:p>
         </w:tc>
@@ -2030,25 +1995,7 @@
                 <w:sz w:val="20"/>
                 <w:szCs w:val="20"/>
               </w:rPr>
-              <w:t>1</w:t>
-            </w:r>
-            <w:r>
-              <w:rPr>
-                <w:rFonts w:ascii="Aptos" w:hAnsi="Aptos"/>
-                <w:color w:val="101820"/>
-                <w:sz w:val="20"/>
-                <w:szCs w:val="20"/>
-              </w:rPr>
-              <w:t>4</w:t>
-            </w:r>
-            <w:r>
-              <w:rPr>
-                <w:rFonts w:ascii="Aptos" w:hAnsi="Aptos"/>
-                <w:color w:val="101820"/>
-                <w:sz w:val="20"/>
-                <w:szCs w:val="20"/>
-              </w:rPr>
-              <w:t>0</w:t>
+              <w:t>140</w:t>
             </w:r>
           </w:p>
         </w:tc>
@@ -2074,25 +2021,7 @@
                 <w:sz w:val="20"/>
                 <w:szCs w:val="20"/>
               </w:rPr>
-              <w:t>1</w:t>
-            </w:r>
-            <w:r>
-              <w:rPr>
-                <w:rFonts w:ascii="Aptos" w:hAnsi="Aptos"/>
-                <w:color w:val="101820"/>
-                <w:sz w:val="20"/>
-                <w:szCs w:val="20"/>
-              </w:rPr>
-              <w:t>4</w:t>
-            </w:r>
-            <w:r>
-              <w:rPr>
-                <w:rFonts w:ascii="Aptos" w:hAnsi="Aptos"/>
-                <w:color w:val="101820"/>
-                <w:sz w:val="20"/>
-                <w:szCs w:val="20"/>
-              </w:rPr>
-              <w:t>0</w:t>
+              <w:t>140</w:t>
             </w:r>
           </w:p>
         </w:tc>
@@ -3116,7 +3045,10 @@
       <w:jc w:val="center"/>
     </w:pPr>
     <w:r>
-      <w:t>NODA PLAST FILM • Technical Data Sheet • NLV</w:t>
+      <w:t>NODA PLAST FILM • Technical Data Sheet • N</w:t>
+    </w:r>
+    <w:r>
+      <w:t>SC</w:t>
     </w:r>
   </w:p>
 </w:ftr>
@@ -5980,6 +5912,7 @@
   <w:style w:type="character" w:default="1" w:styleId="DefaultParagraphFont">
     <w:name w:val="Default Paragraph Font"/>
     <w:uiPriority w:val="1"/>
+    <w:semiHidden/>
     <w:unhideWhenUsed/>
   </w:style>
   <w:style w:type="table" w:default="1" w:styleId="TableNormal">
